--- a/app/docx_templates/menora_photos.docx
+++ b/app/docx_templates/menora_photos.docx
@@ -4,7 +4,6 @@
   <w:body>
     <w:p>
       <w:pPr>
-        <w:bidi/>
         <w:spacing w:line="360" w:lineRule="auto"/>
         <w:ind w:left="5040" w:firstLine="720"/>
         <w:rPr>
@@ -15,7 +14,7 @@
           <w:sz w:val="26"/>
           <w:szCs w:val="26"/>
           <w:rtl/>
-          <w:lang w:val="en-US" w:eastAsia="he-IL" w:bidi="he-IL"/>
+          <w:lang w:eastAsia="he-IL" w:bidi="he-IL"/>
           <w14:ligatures w14:val="none"/>
         </w:rPr>
       </w:pPr>
@@ -28,85 +27,43 @@
           <w:sz w:val="26"/>
           <w:szCs w:val="26"/>
           <w:rtl/>
-          <w:lang w:val="en-US" w:eastAsia="he-IL" w:bidi="he-IL"/>
-          <w14:ligatures w14:val="none"/>
-        </w:rPr>
-        <w:t xml:space="preserve">                 </w:t>
-      </w:r>
-      <w:r>
-        <w:rPr>
-          <w:rFonts w:ascii="Arial" w:eastAsia="Times New Roman" w:hAnsi="Arial" w:cs="Arial" w:hint="cs"/>
-          <w:b/>
-          <w:bCs/>
-          <w:kern w:val="0"/>
-          <w:sz w:val="26"/>
-          <w:szCs w:val="26"/>
-          <w:rtl/>
-          <w:lang w:val="en-US" w:eastAsia="he-IL" w:bidi="he-IL"/>
-          <w14:ligatures w14:val="none"/>
-        </w:rPr>
-        <w:t xml:space="preserve"> </w:t>
-      </w:r>
-      <w:r>
-        <w:rPr>
-          <w:rFonts w:ascii="Arial" w:eastAsia="Times New Roman" w:hAnsi="Arial" w:cs="Arial" w:hint="cs"/>
-          <w:b/>
-          <w:bCs/>
-          <w:kern w:val="0"/>
-          <w:sz w:val="26"/>
-          <w:szCs w:val="26"/>
-          <w:rtl/>
-          <w:lang w:val="en-US" w:eastAsia="he-IL" w:bidi="he-IL"/>
-          <w14:ligatures w14:val="none"/>
-        </w:rPr>
-        <w:t>____________</w:t>
-      </w:r>
-      <w:r>
-        <w:rPr>
-          <w:rFonts w:ascii="Arial" w:eastAsia="Times New Roman" w:hAnsi="Arial" w:cs="Arial" w:hint="cs"/>
-          <w:b/>
-          <w:bCs/>
-          <w:kern w:val="0"/>
-          <w:sz w:val="26"/>
-          <w:szCs w:val="26"/>
-          <w:rtl/>
-          <w:lang w:val="en-US" w:eastAsia="he-IL" w:bidi="he-IL"/>
-          <w14:ligatures w14:val="none"/>
-        </w:rPr>
-        <w:t xml:space="preserve"> </w:t>
-      </w:r>
-      <w:r>
-        <w:rPr>
-          <w:rFonts w:ascii="Arial" w:eastAsia="Times New Roman" w:hAnsi="Arial" w:cs="Arial" w:hint="cs"/>
-          <w:b/>
-          <w:bCs/>
-          <w:kern w:val="0"/>
-          <w:sz w:val="26"/>
-          <w:szCs w:val="26"/>
-          <w:rtl/>
-          <w:lang w:val="en-US" w:eastAsia="he-IL" w:bidi="he-IL"/>
-          <w14:ligatures w14:val="none"/>
-        </w:rPr>
-        <w:t xml:space="preserve">2025 </w:t>
-      </w:r>
-      <w:r>
-        <w:rPr>
-          <w:rFonts w:ascii="Arial" w:eastAsia="Times New Roman" w:hAnsi="Arial" w:cs="Arial" w:hint="cs"/>
-          <w:b/>
-          <w:bCs/>
-          <w:kern w:val="0"/>
-          <w:sz w:val="26"/>
-          <w:szCs w:val="26"/>
-          <w:rtl/>
-          <w:lang w:val="en-US" w:eastAsia="he-IL" w:bidi="he-IL"/>
-          <w14:ligatures w14:val="none"/>
-        </w:rPr>
-        <w:t xml:space="preserve"> </w:t>
+          <w:lang w:eastAsia="he-IL" w:bidi="he-IL"/>
+          <w14:ligatures w14:val="none"/>
+        </w:rPr>
+        <w:t xml:space="preserve">                  </w:t>
+      </w:r>
+      <w:bookmarkStart w:id="0" w:name="_Hlk214468209"/>
+      <w:proofErr w:type="gramStart"/>
+      <w:r>
+        <w:rPr>
+          <w:rFonts w:ascii="Arial" w:eastAsia="Times New Roman" w:hAnsi="Arial" w:cs="Arial"/>
+          <w:b/>
+          <w:bCs/>
+          <w:kern w:val="0"/>
+          <w:sz w:val="26"/>
+          <w:szCs w:val="26"/>
+          <w:lang w:eastAsia="he-IL" w:bidi="he-IL"/>
+          <w14:ligatures w14:val="none"/>
+        </w:rPr>
+        <w:t>{{ now</w:t>
+      </w:r>
+      <w:proofErr w:type="gramEnd"/>
+      <w:r>
+        <w:rPr>
+          <w:rFonts w:ascii="Arial" w:eastAsia="Times New Roman" w:hAnsi="Arial" w:cs="Arial"/>
+          <w:b/>
+          <w:bCs/>
+          <w:kern w:val="0"/>
+          <w:sz w:val="26"/>
+          <w:szCs w:val="26"/>
+          <w:lang w:eastAsia="he-IL" w:bidi="he-IL"/>
+          <w14:ligatures w14:val="none"/>
+        </w:rPr>
+        <w:t xml:space="preserve"> }}</w:t>
       </w:r>
     </w:p>
     <w:p>
       <w:pPr>
-        <w:bidi/>
         <w:spacing w:line="360" w:lineRule="auto"/>
         <w:ind w:left="5040" w:firstLine="720"/>
         <w:rPr>
@@ -116,20 +73,20 @@
           <w:kern w:val="0"/>
           <w:sz w:val="26"/>
           <w:szCs w:val="26"/>
-          <w:lang w:val="en-US" w:eastAsia="he-IL" w:bidi="he-IL"/>
-          <w14:ligatures w14:val="none"/>
-        </w:rPr>
-      </w:pPr>
-      <w:r>
-        <w:rPr>
-          <w:rFonts w:ascii="Arial" w:eastAsia="Times New Roman" w:hAnsi="Arial" w:cs="Arial"/>
-          <w:b/>
-          <w:bCs/>
-          <w:kern w:val="0"/>
-          <w:sz w:val="26"/>
-          <w:szCs w:val="26"/>
-          <w:rtl/>
-          <w:lang w:val="en-US" w:eastAsia="he-IL" w:bidi="he-IL"/>
+          <w:lang w:eastAsia="he-IL" w:bidi="he-IL"/>
+          <w14:ligatures w14:val="none"/>
+        </w:rPr>
+      </w:pPr>
+      <w:r>
+        <w:rPr>
+          <w:rFonts w:ascii="Arial" w:eastAsia="Times New Roman" w:hAnsi="Arial" w:cs="Arial"/>
+          <w:b/>
+          <w:bCs/>
+          <w:kern w:val="0"/>
+          <w:sz w:val="26"/>
+          <w:szCs w:val="26"/>
+          <w:rtl/>
+          <w:lang w:eastAsia="he-IL" w:bidi="he-IL"/>
           <w14:ligatures w14:val="none"/>
         </w:rPr>
         <w:tab/>
@@ -143,7 +100,7 @@
           <w:sz w:val="26"/>
           <w:szCs w:val="26"/>
           <w:rtl/>
-          <w:lang w:val="en-US" w:eastAsia="he-IL" w:bidi="he-IL"/>
+          <w:lang w:eastAsia="he-IL" w:bidi="he-IL"/>
           <w14:ligatures w14:val="none"/>
         </w:rPr>
         <w:tab/>
@@ -157,7 +114,7 @@
           <w:kern w:val="0"/>
           <w:sz w:val="26"/>
           <w:szCs w:val="26"/>
-          <w:lang w:val="en-US" w:eastAsia="he-IL" w:bidi="he-IL"/>
+          <w:lang w:eastAsia="he-IL" w:bidi="he-IL"/>
           <w14:ligatures w14:val="none"/>
         </w:rPr>
         <w:t xml:space="preserve"> </w:t>
@@ -171,7 +128,7 @@
           <w:sz w:val="26"/>
           <w:szCs w:val="26"/>
           <w:rtl/>
-          <w:lang w:val="en-US" w:eastAsia="he-IL" w:bidi="he-IL"/>
+          <w:lang w:eastAsia="he-IL" w:bidi="he-IL"/>
           <w14:ligatures w14:val="none"/>
         </w:rPr>
         <w:t xml:space="preserve"> </w:t>
@@ -185,11 +142,97 @@
           <w:sz w:val="26"/>
           <w:szCs w:val="26"/>
           <w:rtl/>
-          <w:lang w:val="en-US" w:eastAsia="he-IL" w:bidi="he-IL"/>
-          <w14:ligatures w14:val="none"/>
-        </w:rPr>
-        <w:t xml:space="preserve"> </w:t>
-      </w:r>
+          <w:lang w:eastAsia="he-IL" w:bidi="he-IL"/>
+          <w14:ligatures w14:val="none"/>
+        </w:rPr>
+        <w:t xml:space="preserve">  </w:t>
+      </w:r>
+      <w:r>
+        <w:rPr>
+          <w:rFonts w:ascii="Arial" w:eastAsia="Times New Roman" w:hAnsi="Arial" w:cs="Arial"/>
+          <w:b/>
+          <w:bCs/>
+          <w:kern w:val="0"/>
+          <w:sz w:val="26"/>
+          <w:szCs w:val="26"/>
+          <w:lang w:eastAsia="he-IL" w:bidi="he-IL"/>
+          <w14:ligatures w14:val="none"/>
+        </w:rPr>
+        <w:t xml:space="preserve">{{ </w:t>
+      </w:r>
+      <w:proofErr w:type="spellStart"/>
+      <w:r>
+        <w:rPr>
+          <w:rFonts w:ascii="Arial" w:eastAsia="Times New Roman" w:hAnsi="Arial" w:cs="Arial"/>
+          <w:b/>
+          <w:bCs/>
+          <w:kern w:val="0"/>
+          <w:sz w:val="26"/>
+          <w:szCs w:val="26"/>
+          <w:lang w:eastAsia="he-IL" w:bidi="he-IL"/>
+          <w14:ligatures w14:val="none"/>
+        </w:rPr>
+        <w:t>reference_no</w:t>
+      </w:r>
+      <w:proofErr w:type="spellEnd"/>
+      <w:r>
+        <w:rPr>
+          <w:rFonts w:ascii="Arial" w:eastAsia="Times New Roman" w:hAnsi="Arial" w:cs="Arial"/>
+          <w:b/>
+          <w:bCs/>
+          <w:kern w:val="0"/>
+          <w:sz w:val="26"/>
+          <w:szCs w:val="26"/>
+          <w:lang w:eastAsia="he-IL" w:bidi="he-IL"/>
+          <w14:ligatures w14:val="none"/>
+        </w:rPr>
+        <w:t xml:space="preserve"> or </w:t>
+      </w:r>
+      <w:proofErr w:type="spellStart"/>
+      <w:r>
+        <w:rPr>
+          <w:rFonts w:ascii="Arial" w:eastAsia="Times New Roman" w:hAnsi="Arial" w:cs="Arial"/>
+          <w:b/>
+          <w:bCs/>
+          <w:kern w:val="0"/>
+          <w:sz w:val="26"/>
+          <w:szCs w:val="26"/>
+          <w:lang w:eastAsia="he-IL" w:bidi="he-IL"/>
+          <w14:ligatures w14:val="none"/>
+        </w:rPr>
+        <w:t>db.ref_number</w:t>
+      </w:r>
+      <w:proofErr w:type="spellEnd"/>
+      <w:r>
+        <w:rPr>
+          <w:rFonts w:ascii="Arial" w:eastAsia="Times New Roman" w:hAnsi="Arial" w:cs="Arial"/>
+          <w:b/>
+          <w:bCs/>
+          <w:kern w:val="0"/>
+          <w:sz w:val="26"/>
+          <w:szCs w:val="26"/>
+          <w:lang w:eastAsia="he-IL" w:bidi="he-IL"/>
+          <w14:ligatures w14:val="none"/>
+        </w:rPr>
+        <w:t>}}</w:t>
+      </w:r>
+    </w:p>
+    <w:bookmarkEnd w:id="0"/>
+    <w:p>
+      <w:pPr>
+        <w:spacing w:line="360" w:lineRule="auto"/>
+        <w:rPr>
+          <w:rFonts w:ascii="Arial" w:eastAsia="Times New Roman" w:hAnsi="Arial" w:cs="Arial"/>
+          <w:b/>
+          <w:bCs/>
+          <w:kern w:val="0"/>
+          <w:sz w:val="26"/>
+          <w:szCs w:val="26"/>
+          <w:rtl/>
+          <w:lang w:eastAsia="he-IL" w:bidi="he-IL"/>
+          <w14:ligatures w14:val="none"/>
+        </w:rPr>
+      </w:pPr>
       <w:r>
         <w:rPr>
           <w:rFonts w:ascii="Arial" w:eastAsia="Times New Roman" w:hAnsi="Arial" w:cs="Arial" w:hint="cs"/>
@@ -199,15 +242,14 @@
           <w:sz w:val="26"/>
           <w:szCs w:val="26"/>
           <w:rtl/>
-          <w:lang w:val="en-US" w:eastAsia="he-IL" w:bidi="he-IL"/>
-          <w14:ligatures w14:val="none"/>
-        </w:rPr>
-        <w:t>_________</w:t>
+          <w:lang w:eastAsia="he-IL" w:bidi="he-IL"/>
+          <w14:ligatures w14:val="none"/>
+        </w:rPr>
+        <w:t>לכבוד</w:t>
       </w:r>
     </w:p>
     <w:p>
       <w:pPr>
-        <w:bidi/>
         <w:spacing w:line="360" w:lineRule="auto"/>
         <w:rPr>
           <w:rFonts w:ascii="Arial" w:eastAsia="Times New Roman" w:hAnsi="Arial" w:cs="Arial"/>
@@ -217,7 +259,7 @@
           <w:sz w:val="26"/>
           <w:szCs w:val="26"/>
           <w:rtl/>
-          <w:lang w:val="en-US" w:eastAsia="he-IL" w:bidi="he-IL"/>
+          <w:lang w:eastAsia="he-IL" w:bidi="he-IL"/>
           <w14:ligatures w14:val="none"/>
         </w:rPr>
       </w:pPr>
@@ -230,15 +272,14 @@
           <w:sz w:val="26"/>
           <w:szCs w:val="26"/>
           <w:rtl/>
-          <w:lang w:val="en-US" w:eastAsia="he-IL" w:bidi="he-IL"/>
-          <w14:ligatures w14:val="none"/>
-        </w:rPr>
-        <w:t>לכבוד</w:t>
+          <w:lang w:eastAsia="he-IL" w:bidi="he-IL"/>
+          <w14:ligatures w14:val="none"/>
+        </w:rPr>
+        <w:t xml:space="preserve">מנורה חברה לביטוח </w:t>
       </w:r>
     </w:p>
     <w:p>
       <w:pPr>
-        <w:bidi/>
         <w:spacing w:line="360" w:lineRule="auto"/>
         <w:rPr>
           <w:rFonts w:ascii="Arial" w:eastAsia="Times New Roman" w:hAnsi="Arial" w:cs="Arial"/>
@@ -248,7 +289,7 @@
           <w:sz w:val="26"/>
           <w:szCs w:val="26"/>
           <w:rtl/>
-          <w:lang w:val="en-US" w:eastAsia="he-IL" w:bidi="he-IL"/>
+          <w:lang w:eastAsia="he-IL" w:bidi="he-IL"/>
           <w14:ligatures w14:val="none"/>
         </w:rPr>
       </w:pPr>
@@ -261,26 +302,23 @@
           <w:sz w:val="26"/>
           <w:szCs w:val="26"/>
           <w:rtl/>
-          <w:lang w:val="en-US" w:eastAsia="he-IL" w:bidi="he-IL"/>
-          <w14:ligatures w14:val="none"/>
-        </w:rPr>
-        <w:t xml:space="preserve">מנורה חברה לביטוח </w:t>
+          <w:lang w:eastAsia="he-IL" w:bidi="he-IL"/>
+          <w14:ligatures w14:val="none"/>
+        </w:rPr>
+        <w:t>מחלקת תביעות ביטוח חיים.</w:t>
       </w:r>
     </w:p>
     <w:p>
       <w:pPr>
-        <w:bidi/>
         <w:spacing w:line="360" w:lineRule="auto"/>
         <w:rPr>
-          <w:rFonts w:ascii="Arial" w:eastAsia="Times New Roman" w:hAnsi="Arial" w:cs="Arial"/>
-          <w:b/>
-          <w:bCs/>
-          <w:kern w:val="0"/>
-          <w:sz w:val="26"/>
-          <w:szCs w:val="26"/>
-          <w:rtl/>
-          <w:lang w:val="en-US" w:eastAsia="he-IL" w:bidi="he-IL"/>
-          <w14:ligatures w14:val="none"/>
+          <w:rFonts w:ascii="Arial" w:hAnsi="Arial" w:cs="Arial"/>
+          <w:b/>
+          <w:bCs/>
+          <w:sz w:val="26"/>
+          <w:szCs w:val="26"/>
+          <w:rtl/>
+          <w:lang w:bidi="he-IL"/>
         </w:rPr>
       </w:pPr>
       <w:r>
@@ -292,56 +330,37 @@
           <w:sz w:val="26"/>
           <w:szCs w:val="26"/>
           <w:rtl/>
-          <w:lang w:val="en-US" w:eastAsia="he-IL" w:bidi="he-IL"/>
-          <w14:ligatures w14:val="none"/>
-        </w:rPr>
-        <w:t>מחלקת תביעות ביטוח חיים.</w:t>
+          <w:lang w:eastAsia="he-IL" w:bidi="he-IL"/>
+          <w14:ligatures w14:val="none"/>
+        </w:rPr>
+        <w:t>א.ג.נ.,</w:t>
+      </w:r>
+      <w:r>
+        <w:rPr>
+          <w:rFonts w:ascii="Arial" w:hAnsi="Arial" w:cs="Arial" w:hint="cs"/>
+          <w:b/>
+          <w:bCs/>
+          <w:sz w:val="26"/>
+          <w:szCs w:val="26"/>
+          <w:rtl/>
+          <w:lang w:bidi="he-IL"/>
+        </w:rPr>
+        <w:t xml:space="preserve"> </w:t>
       </w:r>
     </w:p>
     <w:p>
       <w:pPr>
-        <w:bidi/>
-        <w:spacing w:line="360" w:lineRule="auto"/>
+        <w:jc w:val="center"/>
         <w:rPr>
           <w:rFonts w:ascii="Arial" w:hAnsi="Arial" w:cs="Arial"/>
           <w:b/>
           <w:bCs/>
           <w:sz w:val="26"/>
           <w:szCs w:val="26"/>
-          <w:rtl/>
-          <w:lang w:bidi="he-IL"/>
-        </w:rPr>
-      </w:pPr>
-      <w:proofErr w:type="spellStart"/>
-      <w:r>
-        <w:rPr>
-          <w:rFonts w:ascii="Arial" w:eastAsia="Times New Roman" w:hAnsi="Arial" w:cs="Arial" w:hint="cs"/>
-          <w:b/>
-          <w:bCs/>
-          <w:kern w:val="0"/>
-          <w:sz w:val="26"/>
-          <w:szCs w:val="26"/>
-          <w:rtl/>
-          <w:lang w:val="en-US" w:eastAsia="he-IL" w:bidi="he-IL"/>
-          <w14:ligatures w14:val="none"/>
-        </w:rPr>
-        <w:t>א.ג.נ</w:t>
-      </w:r>
-      <w:proofErr w:type="spellEnd"/>
-      <w:r>
-        <w:rPr>
-          <w:rFonts w:ascii="Arial" w:eastAsia="Times New Roman" w:hAnsi="Arial" w:cs="Arial" w:hint="cs"/>
-          <w:b/>
-          <w:bCs/>
-          <w:kern w:val="0"/>
-          <w:sz w:val="26"/>
-          <w:szCs w:val="26"/>
-          <w:rtl/>
-          <w:lang w:val="en-US" w:eastAsia="he-IL" w:bidi="he-IL"/>
-          <w14:ligatures w14:val="none"/>
-        </w:rPr>
-        <w:t>.,</w:t>
-      </w:r>
+          <w:u w:val="single"/>
+          <w:rtl/>
+        </w:rPr>
+      </w:pPr>
       <w:r>
         <w:rPr>
           <w:rFonts w:ascii="Arial" w:hAnsi="Arial" w:cs="Arial" w:hint="cs"/>
@@ -349,78 +368,11 @@
           <w:bCs/>
           <w:sz w:val="26"/>
           <w:szCs w:val="26"/>
-          <w:rtl/>
-          <w:lang w:bidi="he-IL"/>
-        </w:rPr>
-        <w:t xml:space="preserve"> </w:t>
-      </w:r>
-    </w:p>
-    <w:p>
-      <w:pPr>
-        <w:jc w:val="center"/>
-        <w:rPr>
-          <w:rFonts w:ascii="Arial" w:hAnsi="Arial" w:cs="Arial"/>
-          <w:b/>
-          <w:bCs/>
-          <w:sz w:val="26"/>
-          <w:szCs w:val="26"/>
           <w:u w:val="single"/>
           <w:rtl/>
         </w:rPr>
-      </w:pPr>
-      <w:proofErr w:type="spellStart"/>
-      <w:r>
-        <w:rPr>
-          <w:rFonts w:ascii="Arial" w:hAnsi="Arial" w:cs="Arial" w:hint="cs"/>
-          <w:b/>
-          <w:bCs/>
-          <w:sz w:val="26"/>
-          <w:szCs w:val="26"/>
-          <w:u w:val="single"/>
-          <w:rtl/>
-        </w:rPr>
-        <w:t>הנדון</w:t>
-      </w:r>
-      <w:proofErr w:type="spellEnd"/>
-      <w:r>
-        <w:rPr>
-          <w:rFonts w:ascii="Arial" w:hAnsi="Arial" w:cs="Arial" w:hint="cs"/>
-          <w:b/>
-          <w:bCs/>
-          <w:sz w:val="26"/>
-          <w:szCs w:val="26"/>
-          <w:u w:val="single"/>
-          <w:rtl/>
-        </w:rPr>
-        <w:t xml:space="preserve">: </w:t>
-      </w:r>
-      <w:proofErr w:type="spellStart"/>
-      <w:r>
-        <w:rPr>
-          <w:rFonts w:ascii="Arial" w:hAnsi="Arial" w:cs="Arial" w:hint="cs"/>
-          <w:b/>
-          <w:bCs/>
-          <w:sz w:val="26"/>
-          <w:szCs w:val="26"/>
-          <w:u w:val="single"/>
-          <w:rtl/>
-        </w:rPr>
-        <w:t>דו"ח</w:t>
-      </w:r>
-      <w:proofErr w:type="spellEnd"/>
-      <w:r>
-        <w:rPr>
-          <w:rFonts w:ascii="Arial" w:hAnsi="Arial" w:cs="Arial" w:hint="cs"/>
-          <w:b/>
-          <w:bCs/>
-          <w:sz w:val="26"/>
-          <w:szCs w:val="26"/>
-          <w:u w:val="single"/>
-          <w:rtl/>
-        </w:rPr>
-        <w:t xml:space="preserve"> </w:t>
-      </w:r>
-      <w:proofErr w:type="spellStart"/>
+        <w:t xml:space="preserve">הנדון: דו"ח </w:t>
+      </w:r>
       <w:r>
         <w:rPr>
           <w:rFonts w:ascii="Arial" w:hAnsi="Arial" w:cs="Arial" w:hint="cs"/>
@@ -433,7 +385,6 @@
         </w:rPr>
         <w:t>מעקב</w:t>
       </w:r>
-      <w:proofErr w:type="spellEnd"/>
       <w:r>
         <w:rPr>
           <w:rFonts w:ascii="Arial" w:hAnsi="Arial" w:cs="Arial" w:hint="cs"/>
@@ -512,7 +463,6 @@
     </w:p>
     <w:p>
       <w:pPr>
-        <w:bidi/>
         <w:spacing w:line="360" w:lineRule="auto"/>
         <w:ind w:left="2160" w:firstLine="720"/>
         <w:jc w:val="both"/>
@@ -522,10 +472,21 @@
           <w:sz w:val="26"/>
           <w:szCs w:val="26"/>
           <w:rtl/>
-          <w:lang w:val="en-US" w:eastAsia="he-IL" w:bidi="he-IL"/>
-          <w14:ligatures w14:val="none"/>
-        </w:rPr>
-      </w:pPr>
+          <w:lang w:eastAsia="he-IL" w:bidi="he-IL"/>
+          <w14:ligatures w14:val="none"/>
+        </w:rPr>
+      </w:pPr>
+      <w:r>
+        <w:rPr>
+          <w:rFonts w:ascii="Arial" w:eastAsia="Times New Roman" w:hAnsi="Arial" w:cs="Arial"/>
+          <w:kern w:val="0"/>
+          <w:sz w:val="26"/>
+          <w:szCs w:val="26"/>
+          <w:lang w:eastAsia="he-IL" w:bidi="he-IL"/>
+          <w14:ligatures w14:val="none"/>
+        </w:rPr>
+        <w:t xml:space="preserve"> </w:t>
+      </w:r>
       <w:r>
         <w:rPr>
           <w:rFonts w:ascii="Arial" w:eastAsia="Times New Roman" w:hAnsi="Arial" w:cs="Arial" w:hint="cs"/>
@@ -533,7 +494,7 @@
           <w:sz w:val="26"/>
           <w:szCs w:val="26"/>
           <w:rtl/>
-          <w:lang w:val="en-US" w:eastAsia="he-IL" w:bidi="he-IL"/>
+          <w:lang w:eastAsia="he-IL" w:bidi="he-IL"/>
           <w14:ligatures w14:val="none"/>
         </w:rPr>
         <w:t xml:space="preserve">הנפגע  </w:t>
@@ -545,7 +506,7 @@
           <w:sz w:val="26"/>
           <w:szCs w:val="26"/>
           <w:rtl/>
-          <w:lang w:val="en-US" w:eastAsia="he-IL" w:bidi="he-IL"/>
+          <w:lang w:eastAsia="he-IL" w:bidi="he-IL"/>
           <w14:ligatures w14:val="none"/>
         </w:rPr>
         <w:tab/>
@@ -557,15 +518,61 @@
           <w:sz w:val="26"/>
           <w:szCs w:val="26"/>
           <w:rtl/>
-          <w:lang w:val="en-US" w:eastAsia="he-IL" w:bidi="he-IL"/>
+          <w:lang w:eastAsia="he-IL" w:bidi="he-IL"/>
           <w14:ligatures w14:val="none"/>
         </w:rPr>
         <w:t xml:space="preserve">  :  </w:t>
+      </w:r>
+      <w:r>
+        <w:rPr>
+          <w:rFonts w:ascii="Arial" w:eastAsia="Times New Roman" w:hAnsi="Arial" w:cs="Arial" w:hint="cs"/>
+          <w:kern w:val="0"/>
+          <w:sz w:val="26"/>
+          <w:szCs w:val="26"/>
+          <w:rtl/>
+          <w:lang w:eastAsia="he-IL" w:bidi="he-IL"/>
+          <w14:ligatures w14:val="none"/>
+        </w:rPr>
+        <w:t xml:space="preserve"> </w:t>
+      </w:r>
+      <w:r>
+        <w:rPr>
+          <w:rFonts w:ascii="Arial" w:eastAsia="Times New Roman" w:hAnsi="Arial" w:cs="Arial"/>
+          <w:kern w:val="0"/>
+          <w:sz w:val="26"/>
+          <w:szCs w:val="26"/>
+          <w:lang w:eastAsia="he-IL" w:bidi="he-IL"/>
+          <w14:ligatures w14:val="none"/>
+        </w:rPr>
+        <w:t>{{</w:t>
+      </w:r>
+      <w:proofErr w:type="spellStart"/>
+      <w:r>
+        <w:rPr>
+          <w:rFonts w:ascii="Arial" w:eastAsia="Times New Roman" w:hAnsi="Arial" w:cs="Arial"/>
+          <w:kern w:val="0"/>
+          <w:sz w:val="26"/>
+          <w:szCs w:val="26"/>
+          <w:lang w:eastAsia="he-IL" w:bidi="he-IL"/>
+          <w14:ligatures w14:val="none"/>
+        </w:rPr>
+        <w:t>db.full_name</w:t>
+      </w:r>
+      <w:proofErr w:type="spellEnd"/>
+      <w:r>
+        <w:rPr>
+          <w:rFonts w:ascii="Arial" w:eastAsia="Times New Roman" w:hAnsi="Arial" w:cs="Arial"/>
+          <w:kern w:val="0"/>
+          <w:sz w:val="26"/>
+          <w:szCs w:val="26"/>
+          <w:lang w:eastAsia="he-IL" w:bidi="he-IL"/>
+          <w14:ligatures w14:val="none"/>
+        </w:rPr>
+        <w:t>}}</w:t>
       </w:r>
     </w:p>
     <w:p>
       <w:pPr>
-        <w:bidi/>
         <w:spacing w:line="360" w:lineRule="auto"/>
         <w:jc w:val="both"/>
         <w:rPr>
@@ -574,18 +581,18 @@
           <w:sz w:val="26"/>
           <w:szCs w:val="26"/>
           <w:rtl/>
-          <w:lang w:val="en-US" w:eastAsia="he-IL" w:bidi="he-IL"/>
-          <w14:ligatures w14:val="none"/>
-        </w:rPr>
-      </w:pPr>
-      <w:r>
-        <w:rPr>
-          <w:rFonts w:ascii="Arial" w:eastAsia="Times New Roman" w:hAnsi="Arial" w:cs="Arial"/>
-          <w:kern w:val="0"/>
-          <w:sz w:val="26"/>
-          <w:szCs w:val="26"/>
-          <w:rtl/>
-          <w:lang w:val="en-US" w:eastAsia="he-IL" w:bidi="he-IL"/>
+          <w:lang w:eastAsia="he-IL" w:bidi="he-IL"/>
+          <w14:ligatures w14:val="none"/>
+        </w:rPr>
+      </w:pPr>
+      <w:r>
+        <w:rPr>
+          <w:rFonts w:ascii="Arial" w:eastAsia="Times New Roman" w:hAnsi="Arial" w:cs="Arial"/>
+          <w:kern w:val="0"/>
+          <w:sz w:val="26"/>
+          <w:szCs w:val="26"/>
+          <w:rtl/>
+          <w:lang w:eastAsia="he-IL" w:bidi="he-IL"/>
           <w14:ligatures w14:val="none"/>
         </w:rPr>
         <w:tab/>
@@ -597,7 +604,7 @@
           <w:sz w:val="26"/>
           <w:szCs w:val="26"/>
           <w:rtl/>
-          <w:lang w:val="en-US" w:eastAsia="he-IL" w:bidi="he-IL"/>
+          <w:lang w:eastAsia="he-IL" w:bidi="he-IL"/>
           <w14:ligatures w14:val="none"/>
         </w:rPr>
         <w:tab/>
@@ -609,7 +616,7 @@
           <w:sz w:val="26"/>
           <w:szCs w:val="26"/>
           <w:rtl/>
-          <w:lang w:val="en-US" w:eastAsia="he-IL" w:bidi="he-IL"/>
+          <w:lang w:eastAsia="he-IL" w:bidi="he-IL"/>
           <w14:ligatures w14:val="none"/>
         </w:rPr>
         <w:tab/>
@@ -621,7 +628,7 @@
           <w:sz w:val="26"/>
           <w:szCs w:val="26"/>
           <w:rtl/>
-          <w:lang w:val="en-US" w:eastAsia="he-IL" w:bidi="he-IL"/>
+          <w:lang w:eastAsia="he-IL" w:bidi="he-IL"/>
           <w14:ligatures w14:val="none"/>
         </w:rPr>
         <w:tab/>
@@ -633,15 +640,61 @@
           <w:sz w:val="26"/>
           <w:szCs w:val="26"/>
           <w:rtl/>
-          <w:lang w:val="en-US" w:eastAsia="he-IL" w:bidi="he-IL"/>
+          <w:lang w:eastAsia="he-IL" w:bidi="he-IL"/>
           <w14:ligatures w14:val="none"/>
         </w:rPr>
         <w:t xml:space="preserve"> תעודת זהות    :  </w:t>
+      </w:r>
+      <w:r>
+        <w:rPr>
+          <w:rFonts w:ascii="Arial" w:eastAsia="Times New Roman" w:hAnsi="Arial" w:cs="Arial" w:hint="cs"/>
+          <w:kern w:val="0"/>
+          <w:sz w:val="26"/>
+          <w:szCs w:val="26"/>
+          <w:rtl/>
+          <w:lang w:eastAsia="he-IL" w:bidi="he-IL"/>
+          <w14:ligatures w14:val="none"/>
+        </w:rPr>
+        <w:t xml:space="preserve"> </w:t>
+      </w:r>
+      <w:r>
+        <w:rPr>
+          <w:rFonts w:ascii="Arial" w:eastAsia="Times New Roman" w:hAnsi="Arial" w:cs="Arial"/>
+          <w:kern w:val="0"/>
+          <w:sz w:val="26"/>
+          <w:szCs w:val="26"/>
+          <w:lang w:eastAsia="he-IL" w:bidi="he-IL"/>
+          <w14:ligatures w14:val="none"/>
+        </w:rPr>
+        <w:t>{{</w:t>
+      </w:r>
+      <w:proofErr w:type="spellStart"/>
+      <w:r>
+        <w:rPr>
+          <w:rFonts w:ascii="Arial" w:eastAsia="Times New Roman" w:hAnsi="Arial" w:cs="Arial"/>
+          <w:kern w:val="0"/>
+          <w:sz w:val="26"/>
+          <w:szCs w:val="26"/>
+          <w:lang w:eastAsia="he-IL" w:bidi="he-IL"/>
+          <w14:ligatures w14:val="none"/>
+        </w:rPr>
+        <w:t>db.id_number</w:t>
+      </w:r>
+      <w:proofErr w:type="spellEnd"/>
+      <w:r>
+        <w:rPr>
+          <w:rFonts w:ascii="Arial" w:eastAsia="Times New Roman" w:hAnsi="Arial" w:cs="Arial"/>
+          <w:kern w:val="0"/>
+          <w:sz w:val="26"/>
+          <w:szCs w:val="26"/>
+          <w:lang w:eastAsia="he-IL" w:bidi="he-IL"/>
+          <w14:ligatures w14:val="none"/>
+        </w:rPr>
+        <w:t>}}</w:t>
       </w:r>
     </w:p>
     <w:p>
       <w:pPr>
-        <w:bidi/>
         <w:spacing w:line="360" w:lineRule="auto"/>
         <w:jc w:val="both"/>
         <w:rPr>
@@ -650,18 +703,18 @@
           <w:sz w:val="26"/>
           <w:szCs w:val="26"/>
           <w:rtl/>
-          <w:lang w:val="en-US" w:eastAsia="he-IL" w:bidi="he-IL"/>
-          <w14:ligatures w14:val="none"/>
-        </w:rPr>
-      </w:pPr>
-      <w:r>
-        <w:rPr>
-          <w:rFonts w:ascii="Arial" w:eastAsia="Times New Roman" w:hAnsi="Arial" w:cs="Arial"/>
-          <w:kern w:val="0"/>
-          <w:sz w:val="26"/>
-          <w:szCs w:val="26"/>
-          <w:rtl/>
-          <w:lang w:val="en-US" w:eastAsia="he-IL" w:bidi="he-IL"/>
+          <w:lang w:eastAsia="he-IL" w:bidi="he-IL"/>
+          <w14:ligatures w14:val="none"/>
+        </w:rPr>
+      </w:pPr>
+      <w:r>
+        <w:rPr>
+          <w:rFonts w:ascii="Arial" w:eastAsia="Times New Roman" w:hAnsi="Arial" w:cs="Arial"/>
+          <w:kern w:val="0"/>
+          <w:sz w:val="26"/>
+          <w:szCs w:val="26"/>
+          <w:rtl/>
+          <w:lang w:eastAsia="he-IL" w:bidi="he-IL"/>
           <w14:ligatures w14:val="none"/>
         </w:rPr>
         <w:tab/>
@@ -673,7 +726,7 @@
           <w:sz w:val="26"/>
           <w:szCs w:val="26"/>
           <w:rtl/>
-          <w:lang w:val="en-US" w:eastAsia="he-IL" w:bidi="he-IL"/>
+          <w:lang w:eastAsia="he-IL" w:bidi="he-IL"/>
           <w14:ligatures w14:val="none"/>
         </w:rPr>
         <w:tab/>
@@ -685,7 +738,7 @@
           <w:sz w:val="26"/>
           <w:szCs w:val="26"/>
           <w:rtl/>
-          <w:lang w:val="en-US" w:eastAsia="he-IL" w:bidi="he-IL"/>
+          <w:lang w:eastAsia="he-IL" w:bidi="he-IL"/>
           <w14:ligatures w14:val="none"/>
         </w:rPr>
         <w:tab/>
@@ -697,7 +750,7 @@
           <w:sz w:val="26"/>
           <w:szCs w:val="26"/>
           <w:rtl/>
-          <w:lang w:val="en-US" w:eastAsia="he-IL" w:bidi="he-IL"/>
+          <w:lang w:eastAsia="he-IL" w:bidi="he-IL"/>
           <w14:ligatures w14:val="none"/>
         </w:rPr>
         <w:tab/>
@@ -709,15 +762,73 @@
           <w:sz w:val="26"/>
           <w:szCs w:val="26"/>
           <w:rtl/>
-          <w:lang w:val="en-US" w:eastAsia="he-IL" w:bidi="he-IL"/>
+          <w:lang w:eastAsia="he-IL" w:bidi="he-IL"/>
           <w14:ligatures w14:val="none"/>
         </w:rPr>
         <w:t xml:space="preserve"> מס' תביעה      :  </w:t>
+      </w:r>
+      <w:r>
+        <w:rPr>
+          <w:rFonts w:ascii="Arial" w:eastAsia="Times New Roman" w:hAnsi="Arial" w:cs="Arial" w:hint="cs"/>
+          <w:kern w:val="0"/>
+          <w:sz w:val="26"/>
+          <w:szCs w:val="26"/>
+          <w:rtl/>
+          <w:lang w:eastAsia="he-IL" w:bidi="he-IL"/>
+          <w14:ligatures w14:val="none"/>
+        </w:rPr>
+        <w:t xml:space="preserve"> </w:t>
+      </w:r>
+      <w:r>
+        <w:rPr>
+          <w:rFonts w:ascii="Arial" w:eastAsia="Times New Roman" w:hAnsi="Arial" w:cs="Arial"/>
+          <w:kern w:val="0"/>
+          <w:sz w:val="26"/>
+          <w:szCs w:val="26"/>
+          <w:lang w:eastAsia="he-IL" w:bidi="he-IL"/>
+          <w14:ligatures w14:val="none"/>
+        </w:rPr>
+        <w:t>{{</w:t>
+      </w:r>
+      <w:proofErr w:type="spellStart"/>
+      <w:r>
+        <w:rPr>
+          <w:rFonts w:ascii="Arial" w:eastAsia="Times New Roman" w:hAnsi="Arial" w:cs="Arial"/>
+          <w:kern w:val="0"/>
+          <w:sz w:val="26"/>
+          <w:szCs w:val="26"/>
+          <w:lang w:eastAsia="he-IL" w:bidi="he-IL"/>
+          <w14:ligatures w14:val="none"/>
+        </w:rPr>
+        <w:t>db.claim_number</w:t>
+      </w:r>
+      <w:proofErr w:type="spellEnd"/>
+      <w:r>
+        <w:rPr>
+          <w:rFonts w:ascii="Arial" w:eastAsia="Times New Roman" w:hAnsi="Arial" w:cs="Arial"/>
+          <w:kern w:val="0"/>
+          <w:sz w:val="26"/>
+          <w:szCs w:val="26"/>
+          <w:lang w:eastAsia="he-IL" w:bidi="he-IL"/>
+          <w14:ligatures w14:val="none"/>
+        </w:rPr>
+        <w:t>}}</w:t>
+      </w:r>
+      <w:r>
+        <w:rPr>
+          <w:rFonts w:ascii="Arial" w:eastAsia="Times New Roman" w:hAnsi="Arial" w:cs="Arial" w:hint="cs"/>
+          <w:kern w:val="0"/>
+          <w:sz w:val="26"/>
+          <w:szCs w:val="26"/>
+          <w:rtl/>
+          <w:lang w:eastAsia="he-IL" w:bidi="he-IL"/>
+          <w14:ligatures w14:val="none"/>
+        </w:rPr>
+        <w:t xml:space="preserve"> </w:t>
       </w:r>
     </w:p>
     <w:p>
       <w:pPr>
-        <w:bidi/>
         <w:spacing w:line="360" w:lineRule="auto"/>
         <w:jc w:val="both"/>
         <w:rPr>
@@ -726,18 +837,18 @@
           <w:sz w:val="26"/>
           <w:szCs w:val="26"/>
           <w:rtl/>
-          <w:lang w:val="en-US" w:eastAsia="he-IL" w:bidi="he-IL"/>
-          <w14:ligatures w14:val="none"/>
-        </w:rPr>
-      </w:pPr>
-      <w:r>
-        <w:rPr>
-          <w:rFonts w:ascii="Arial" w:eastAsia="Times New Roman" w:hAnsi="Arial" w:cs="Arial"/>
-          <w:kern w:val="0"/>
-          <w:sz w:val="26"/>
-          <w:szCs w:val="26"/>
-          <w:rtl/>
-          <w:lang w:val="en-US" w:eastAsia="he-IL" w:bidi="he-IL"/>
+          <w:lang w:eastAsia="he-IL" w:bidi="he-IL"/>
+          <w14:ligatures w14:val="none"/>
+        </w:rPr>
+      </w:pPr>
+      <w:r>
+        <w:rPr>
+          <w:rFonts w:ascii="Arial" w:eastAsia="Times New Roman" w:hAnsi="Arial" w:cs="Arial"/>
+          <w:kern w:val="0"/>
+          <w:sz w:val="26"/>
+          <w:szCs w:val="26"/>
+          <w:rtl/>
+          <w:lang w:eastAsia="he-IL" w:bidi="he-IL"/>
           <w14:ligatures w14:val="none"/>
         </w:rPr>
         <w:tab/>
@@ -749,7 +860,7 @@
           <w:sz w:val="26"/>
           <w:szCs w:val="26"/>
           <w:rtl/>
-          <w:lang w:val="en-US" w:eastAsia="he-IL" w:bidi="he-IL"/>
+          <w:lang w:eastAsia="he-IL" w:bidi="he-IL"/>
           <w14:ligatures w14:val="none"/>
         </w:rPr>
         <w:tab/>
@@ -761,7 +872,7 @@
           <w:sz w:val="26"/>
           <w:szCs w:val="26"/>
           <w:rtl/>
-          <w:lang w:val="en-US" w:eastAsia="he-IL" w:bidi="he-IL"/>
+          <w:lang w:eastAsia="he-IL" w:bidi="he-IL"/>
           <w14:ligatures w14:val="none"/>
         </w:rPr>
         <w:tab/>
@@ -773,7 +884,7 @@
           <w:sz w:val="26"/>
           <w:szCs w:val="26"/>
           <w:rtl/>
-          <w:lang w:val="en-US" w:eastAsia="he-IL" w:bidi="he-IL"/>
+          <w:lang w:eastAsia="he-IL" w:bidi="he-IL"/>
           <w14:ligatures w14:val="none"/>
         </w:rPr>
         <w:tab/>
@@ -785,58 +896,130 @@
           <w:sz w:val="26"/>
           <w:szCs w:val="26"/>
           <w:rtl/>
-          <w:lang w:val="en-US" w:eastAsia="he-IL" w:bidi="he-IL"/>
-          <w14:ligatures w14:val="none"/>
-        </w:rPr>
-        <w:t xml:space="preserve"> סוג פגיעה </w:t>
-      </w:r>
-      <w:r>
-        <w:rPr>
-          <w:rFonts w:ascii="Arial" w:eastAsia="Times New Roman" w:hAnsi="Arial" w:cs="Arial"/>
-          <w:kern w:val="0"/>
-          <w:sz w:val="26"/>
-          <w:szCs w:val="26"/>
-          <w:rtl/>
-          <w:lang w:val="en-US" w:eastAsia="he-IL" w:bidi="he-IL"/>
+          <w:lang w:eastAsia="he-IL" w:bidi="he-IL"/>
+          <w14:ligatures w14:val="none"/>
+        </w:rPr>
+        <w:t xml:space="preserve"> </w:t>
+      </w:r>
+      <w:r>
+        <w:rPr>
+          <w:rFonts w:ascii="Arial" w:eastAsia="Times New Roman" w:hAnsi="Arial" w:cs="Arial" w:hint="cs"/>
+          <w:kern w:val="0"/>
+          <w:sz w:val="26"/>
+          <w:szCs w:val="26"/>
+          <w:rtl/>
+          <w:lang w:eastAsia="he-IL" w:bidi="he-IL"/>
+          <w14:ligatures w14:val="none"/>
+        </w:rPr>
+        <w:t>סוג</w:t>
+      </w:r>
+      <w:r>
+        <w:rPr>
+          <w:rFonts w:ascii="Arial" w:eastAsia="Times New Roman" w:hAnsi="Arial" w:cs="Arial"/>
+          <w:kern w:val="0"/>
+          <w:sz w:val="26"/>
+          <w:szCs w:val="26"/>
+          <w:rtl/>
+          <w:lang w:eastAsia="he-IL" w:bidi="he-IL"/>
+          <w14:ligatures w14:val="none"/>
+        </w:rPr>
+        <w:t xml:space="preserve"> </w:t>
+      </w:r>
+      <w:r>
+        <w:rPr>
+          <w:rFonts w:ascii="Arial" w:eastAsia="Times New Roman" w:hAnsi="Arial" w:cs="Arial" w:hint="cs"/>
+          <w:kern w:val="0"/>
+          <w:sz w:val="26"/>
+          <w:szCs w:val="26"/>
+          <w:rtl/>
+          <w:lang w:eastAsia="he-IL" w:bidi="he-IL"/>
+          <w14:ligatures w14:val="none"/>
+        </w:rPr>
+        <w:t>פגיעה</w:t>
+      </w:r>
+      <w:r>
+        <w:rPr>
+          <w:rFonts w:ascii="Arial" w:eastAsia="Times New Roman" w:hAnsi="Arial" w:cs="Arial"/>
+          <w:kern w:val="0"/>
+          <w:sz w:val="26"/>
+          <w:szCs w:val="26"/>
+          <w:rtl/>
+          <w:lang w:eastAsia="he-IL" w:bidi="he-IL"/>
+          <w14:ligatures w14:val="none"/>
+        </w:rPr>
+        <w:t xml:space="preserve"> </w:t>
+      </w:r>
+      <w:r>
+        <w:rPr>
+          <w:rFonts w:ascii="Arial" w:eastAsia="Times New Roman" w:hAnsi="Arial" w:cs="Arial"/>
+          <w:kern w:val="0"/>
+          <w:sz w:val="26"/>
+          <w:szCs w:val="26"/>
+          <w:rtl/>
+          <w:lang w:eastAsia="he-IL" w:bidi="he-IL"/>
           <w14:ligatures w14:val="none"/>
         </w:rPr>
         <w:tab/>
-      </w:r>
-      <w:r>
-        <w:rPr>
-          <w:rFonts w:ascii="Arial" w:eastAsia="Times New Roman" w:hAnsi="Arial" w:cs="Arial" w:hint="cs"/>
-          <w:kern w:val="0"/>
-          <w:sz w:val="26"/>
-          <w:szCs w:val="26"/>
-          <w:rtl/>
-          <w:lang w:val="en-US" w:eastAsia="he-IL" w:bidi="he-IL"/>
-          <w14:ligatures w14:val="none"/>
-        </w:rPr>
-        <w:t xml:space="preserve">  : </w:t>
-      </w:r>
-      <w:r>
-        <w:rPr>
-          <w:rFonts w:ascii="Arial" w:eastAsia="Times New Roman" w:hAnsi="Arial" w:cs="Arial" w:hint="cs"/>
-          <w:kern w:val="0"/>
-          <w:sz w:val="26"/>
-          <w:szCs w:val="26"/>
-          <w:rtl/>
-          <w:lang w:val="en-US" w:eastAsia="he-IL" w:bidi="he-IL"/>
-          <w14:ligatures w14:val="none"/>
-        </w:rPr>
-        <w:t xml:space="preserve"> </w:t>
+        <w:t xml:space="preserve">  :  {{ </w:t>
+      </w:r>
+      <w:proofErr w:type="spellStart"/>
+      <w:r>
+        <w:rPr>
+          <w:rFonts w:ascii="Arial" w:eastAsia="Times New Roman" w:hAnsi="Arial" w:cs="Arial"/>
+          <w:kern w:val="0"/>
+          <w:sz w:val="26"/>
+          <w:szCs w:val="26"/>
+          <w:lang w:eastAsia="he-IL"/>
+          <w14:ligatures w14:val="none"/>
+        </w:rPr>
+        <w:t>ctx.injury_type</w:t>
+      </w:r>
+      <w:proofErr w:type="spellEnd"/>
+      <w:r>
+        <w:rPr>
+          <w:rFonts w:ascii="Arial" w:eastAsia="Times New Roman" w:hAnsi="Arial" w:cs="Arial"/>
+          <w:kern w:val="0"/>
+          <w:sz w:val="26"/>
+          <w:szCs w:val="26"/>
+          <w:lang w:eastAsia="he-IL"/>
+          <w14:ligatures w14:val="none"/>
+        </w:rPr>
+        <w:t xml:space="preserve"> or </w:t>
+      </w:r>
+      <w:proofErr w:type="spellStart"/>
+      <w:r>
+        <w:rPr>
+          <w:rFonts w:ascii="Arial" w:eastAsia="Times New Roman" w:hAnsi="Arial" w:cs="Arial"/>
+          <w:kern w:val="0"/>
+          <w:sz w:val="26"/>
+          <w:szCs w:val="26"/>
+          <w:lang w:eastAsia="he-IL"/>
+          <w14:ligatures w14:val="none"/>
+        </w:rPr>
+        <w:t>db.injury_type</w:t>
+      </w:r>
+      <w:proofErr w:type="spellEnd"/>
+      <w:r>
+        <w:rPr>
+          <w:rFonts w:ascii="Arial" w:eastAsia="Times New Roman" w:hAnsi="Arial" w:cs="Arial"/>
+          <w:kern w:val="0"/>
+          <w:sz w:val="26"/>
+          <w:szCs w:val="26"/>
+          <w:rtl/>
+          <w:lang w:eastAsia="he-IL" w:bidi="he-IL"/>
+          <w14:ligatures w14:val="none"/>
+        </w:rPr>
+        <w:t xml:space="preserve"> }}</w:t>
       </w:r>
     </w:p>
     <w:p>
       <w:pPr>
-        <w:bidi/>
         <w:spacing w:line="360" w:lineRule="auto"/>
         <w:jc w:val="both"/>
         <w:rPr>
           <w:rFonts w:ascii="Arial" w:hAnsi="Arial" w:cs="Arial"/>
           <w:sz w:val="26"/>
           <w:szCs w:val="26"/>
-          <w:rtl/>
           <w:lang w:bidi="he-IL"/>
         </w:rPr>
       </w:pPr>
@@ -847,7 +1030,7 @@
           <w:sz w:val="26"/>
           <w:szCs w:val="26"/>
           <w:rtl/>
-          <w:lang w:val="en-US" w:eastAsia="he-IL" w:bidi="he-IL"/>
+          <w:lang w:eastAsia="he-IL" w:bidi="he-IL"/>
           <w14:ligatures w14:val="none"/>
         </w:rPr>
         <w:tab/>
@@ -859,7 +1042,7 @@
           <w:sz w:val="26"/>
           <w:szCs w:val="26"/>
           <w:rtl/>
-          <w:lang w:val="en-US" w:eastAsia="he-IL" w:bidi="he-IL"/>
+          <w:lang w:eastAsia="he-IL" w:bidi="he-IL"/>
           <w14:ligatures w14:val="none"/>
         </w:rPr>
         <w:tab/>
@@ -871,7 +1054,7 @@
           <w:sz w:val="26"/>
           <w:szCs w:val="26"/>
           <w:rtl/>
-          <w:lang w:val="en-US" w:eastAsia="he-IL" w:bidi="he-IL"/>
+          <w:lang w:eastAsia="he-IL" w:bidi="he-IL"/>
           <w14:ligatures w14:val="none"/>
         </w:rPr>
         <w:tab/>
@@ -883,7 +1066,7 @@
           <w:sz w:val="26"/>
           <w:szCs w:val="26"/>
           <w:rtl/>
-          <w:lang w:val="en-US" w:eastAsia="he-IL" w:bidi="he-IL"/>
+          <w:lang w:eastAsia="he-IL" w:bidi="he-IL"/>
           <w14:ligatures w14:val="none"/>
         </w:rPr>
         <w:tab/>
@@ -895,34 +1078,10 @@
           <w:sz w:val="26"/>
           <w:szCs w:val="26"/>
           <w:rtl/>
-          <w:lang w:val="en-US" w:eastAsia="he-IL" w:bidi="he-IL"/>
-          <w14:ligatures w14:val="none"/>
-        </w:rPr>
-        <w:t xml:space="preserve"> טלפון </w:t>
-      </w:r>
-      <w:r>
-        <w:rPr>
-          <w:rFonts w:ascii="Arial" w:eastAsia="Times New Roman" w:hAnsi="Arial" w:cs="Arial"/>
-          <w:kern w:val="0"/>
-          <w:sz w:val="26"/>
-          <w:szCs w:val="26"/>
-          <w:rtl/>
-          <w:lang w:val="en-US" w:eastAsia="he-IL" w:bidi="he-IL"/>
-          <w14:ligatures w14:val="none"/>
-        </w:rPr>
-        <w:tab/>
-      </w:r>
-      <w:r>
-        <w:rPr>
-          <w:rFonts w:ascii="Arial" w:eastAsia="Times New Roman" w:hAnsi="Arial" w:cs="Arial"/>
-          <w:kern w:val="0"/>
-          <w:sz w:val="26"/>
-          <w:szCs w:val="26"/>
-          <w:rtl/>
-          <w:lang w:val="en-US" w:eastAsia="he-IL" w:bidi="he-IL"/>
-          <w14:ligatures w14:val="none"/>
-        </w:rPr>
-        <w:tab/>
+          <w:lang w:eastAsia="he-IL" w:bidi="he-IL"/>
+          <w14:ligatures w14:val="none"/>
+        </w:rPr>
+        <w:t xml:space="preserve"> </w:t>
       </w:r>
       <w:r>
         <w:rPr>
@@ -931,27 +1090,85 @@
           <w:sz w:val="26"/>
           <w:szCs w:val="26"/>
           <w:rtl/>
-          <w:lang w:val="en-US" w:eastAsia="he-IL" w:bidi="he-IL"/>
-          <w14:ligatures w14:val="none"/>
-        </w:rPr>
-        <w:t xml:space="preserve">  : </w:t>
-      </w:r>
-      <w:r>
-        <w:rPr>
-          <w:rFonts w:ascii="Arial" w:eastAsia="Times New Roman" w:hAnsi="Arial" w:cs="Arial" w:hint="cs"/>
-          <w:kern w:val="0"/>
-          <w:sz w:val="26"/>
-          <w:szCs w:val="26"/>
-          <w:rtl/>
-          <w:lang w:val="en-US" w:eastAsia="he-IL" w:bidi="he-IL"/>
+          <w:lang w:eastAsia="he-IL" w:bidi="he-IL"/>
+          <w14:ligatures w14:val="none"/>
+        </w:rPr>
+        <w:t>טלפון</w:t>
+      </w:r>
+      <w:r>
+        <w:rPr>
+          <w:rFonts w:ascii="Arial" w:eastAsia="Times New Roman" w:hAnsi="Arial" w:cs="Arial"/>
+          <w:kern w:val="0"/>
+          <w:sz w:val="26"/>
+          <w:szCs w:val="26"/>
+          <w:lang w:eastAsia="he-IL" w:bidi="he-IL"/>
+          <w14:ligatures w14:val="none"/>
+        </w:rPr>
+        <w:t xml:space="preserve">             </w:t>
+      </w:r>
+      <w:r>
+        <w:rPr>
+          <w:rFonts w:ascii="Arial" w:eastAsia="Times New Roman" w:hAnsi="Arial" w:cs="Arial"/>
+          <w:kern w:val="0"/>
+          <w:sz w:val="26"/>
+          <w:szCs w:val="26"/>
+          <w:rtl/>
+          <w:lang w:eastAsia="he-IL" w:bidi="he-IL"/>
+          <w14:ligatures w14:val="none"/>
+        </w:rPr>
+        <w:t>:</w:t>
+      </w:r>
+      <w:r>
+        <w:rPr>
+          <w:rFonts w:ascii="Arial" w:eastAsia="Times New Roman" w:hAnsi="Arial" w:cs="Arial"/>
+          <w:kern w:val="0"/>
+          <w:sz w:val="26"/>
+          <w:szCs w:val="26"/>
+          <w:lang w:eastAsia="he-IL" w:bidi="he-IL"/>
           <w14:ligatures w14:val="none"/>
         </w:rPr>
         <w:t xml:space="preserve"> </w:t>
+      </w:r>
+      <w:r>
+        <w:rPr>
+          <w:rFonts w:ascii="Arial" w:eastAsia="Times New Roman" w:hAnsi="Arial" w:cs="Arial"/>
+          <w:kern w:val="0"/>
+          <w:sz w:val="26"/>
+          <w:szCs w:val="26"/>
+          <w:rtl/>
+          <w:lang w:eastAsia="he-IL" w:bidi="he-IL"/>
+          <w14:ligatures w14:val="none"/>
+        </w:rPr>
+        <w:t xml:space="preserve">{{ </w:t>
+      </w:r>
+      <w:proofErr w:type="spellStart"/>
+      <w:r>
+        <w:rPr>
+          <w:rFonts w:ascii="Arial" w:eastAsia="Times New Roman" w:hAnsi="Arial" w:cs="Arial"/>
+          <w:kern w:val="0"/>
+          <w:sz w:val="26"/>
+          <w:szCs w:val="26"/>
+          <w:lang w:eastAsia="he-IL"/>
+          <w14:ligatures w14:val="none"/>
+        </w:rPr>
+        <w:t>db.phone</w:t>
+      </w:r>
+      <w:proofErr w:type="spellEnd"/>
+      <w:r>
+        <w:rPr>
+          <w:rFonts w:ascii="Arial" w:eastAsia="Times New Roman" w:hAnsi="Arial" w:cs="Arial"/>
+          <w:kern w:val="0"/>
+          <w:sz w:val="26"/>
+          <w:szCs w:val="26"/>
+          <w:rtl/>
+          <w:lang w:eastAsia="he-IL" w:bidi="he-IL"/>
+          <w14:ligatures w14:val="none"/>
+        </w:rPr>
+        <w:t xml:space="preserve"> }}</w:t>
       </w:r>
     </w:p>
     <w:p>
       <w:pPr>
-        <w:bidi/>
         <w:rPr>
           <w:rFonts w:ascii="Arial" w:hAnsi="Arial" w:cs="Arial"/>
           <w:b/>
@@ -965,7 +1182,7 @@
       </w:pPr>
       <w:r>
         <w:rPr>
-          <w:rFonts w:ascii="Arial" w:hAnsi="Arial" w:cs="Arial" w:hint="cs"/>
+          <w:rFonts w:ascii="Arial" w:hAnsi="Arial" w:cs="Arial"/>
           <w:b/>
           <w:bCs/>
           <w:sz w:val="26"/>
@@ -974,25 +1191,40 @@
           <w:rtl/>
           <w:lang w:bidi="he-IL"/>
         </w:rPr>
-        <w:t xml:space="preserve">תמונות מיום </w:t>
-      </w:r>
-      <w:r>
-        <w:rPr>
-          <w:rFonts w:ascii="Arial" w:hAnsi="Arial" w:cs="Arial" w:hint="cs"/>
-          <w:b/>
-          <w:bCs/>
-          <w:sz w:val="26"/>
-          <w:szCs w:val="26"/>
-          <w:u w:val="single"/>
-          <w:rtl/>
-          <w:lang w:bidi="he-IL"/>
-        </w:rPr>
-        <w:t>______________</w:t>
+        <w:br/>
       </w:r>
     </w:p>
     <w:p>
       <w:pPr>
-        <w:bidi/>
+        <w:jc w:val="right"/>
+      </w:pPr>
+      <w:r>
+        <w:rPr>
+          <w:rFonts w:ascii="Arial" w:hAnsi="Arial" w:cs="Arial" w:hint="cs"/>
+          <w:b/>
+          <w:bCs/>
+          <w:sz w:val="26"/>
+          <w:szCs w:val="26"/>
+          <w:u w:val="single"/>
+          <w:rtl/>
+          <w:lang w:bidi="he-IL"/>
+        </w:rPr>
+        <w:t>תמונות מיום</w:t>
+      </w:r>
+      <w:r>
+        <w:rPr>
+          <w:rFonts w:ascii="Arial" w:hAnsi="Arial" w:cs="Arial" w:hint="cs"/>
+          <w:b/>
+          <w:bCs/>
+          <w:sz w:val="26"/>
+          <w:szCs w:val="26"/>
+          <w:u w:val="single"/>
+          <w:rtl/>
+          <w:lang w:bidi="he-IL"/>
+        </w:rPr>
+        <w:t xml:space="preserve"> </w:t>
+      </w:r>
+      <w:r>
         <w:rPr>
           <w:rFonts w:ascii="Arial" w:hAnsi="Arial" w:cs="Arial"/>
           <w:b/>
@@ -1000,95 +1232,198 @@
           <w:sz w:val="26"/>
           <w:szCs w:val="26"/>
           <w:u w:val="single"/>
-          <w:rtl/>
           <w:lang w:bidi="he-IL"/>
         </w:rPr>
-      </w:pPr>
+        <w:t>{{</w:t>
+      </w:r>
+      <w:proofErr w:type="spellStart"/>
+      <w:r>
+        <w:rPr>
+          <w:rFonts w:ascii="Arial" w:hAnsi="Arial" w:cs="Arial"/>
+          <w:b/>
+          <w:bCs/>
+          <w:sz w:val="26"/>
+          <w:szCs w:val="26"/>
+          <w:u w:val="single"/>
+          <w:lang w:bidi="he-IL"/>
+        </w:rPr>
+        <w:t>db.tracking_date</w:t>
+      </w:r>
+      <w:proofErr w:type="spellEnd"/>
+      <w:r>
+        <w:rPr>
+          <w:rFonts w:ascii="Arial" w:hAnsi="Arial" w:cs="Arial"/>
+          <w:b/>
+          <w:bCs/>
+          <w:sz w:val="26"/>
+          <w:szCs w:val="26"/>
+          <w:u w:val="single"/>
+          <w:lang w:bidi="he-IL"/>
+        </w:rPr>
+        <w:t>}}</w:t>
+      </w:r>
+      <w:r>
+        <w:rPr>
+          <w:rFonts w:ascii="Arial" w:hAnsi="Arial" w:cs="Arial" w:hint="cs"/>
+          <w:b/>
+          <w:bCs/>
+          <w:sz w:val="26"/>
+          <w:szCs w:val="26"/>
+          <w:u w:val="single"/>
+          <w:rtl/>
+          <w:lang w:bidi="he-IL"/>
+        </w:rPr>
+        <w:t xml:space="preserve"> </w:t>
+      </w:r>
+      <w:r>
+        <w:rPr>
+          <w:rFonts w:ascii="Arial" w:hAnsi="Arial" w:cs="Arial"/>
+          <w:b/>
+          <w:bCs/>
+          <w:sz w:val="26"/>
+          <w:szCs w:val="26"/>
+          <w:u w:val="single"/>
+          <w:lang w:bidi="he-IL"/>
+        </w:rPr>
+        <w:br/>
+      </w:r>
+      <w:r>
+        <w:rPr>
+          <w:rFonts w:ascii="Arial" w:hAnsi="Arial" w:cs="Arial"/>
+          <w:b/>
+          <w:bCs/>
+          <w:sz w:val="26"/>
+          <w:szCs w:val="26"/>
+          <w:u w:val="single"/>
+          <w:lang w:bidi="he-IL"/>
+        </w:rPr>
+        <w:br/>
+      </w:r>
+      <w:r>
+        <w:t xml:space="preserve">{% if </w:t>
+      </w:r>
+      <w:proofErr w:type="spellStart"/>
+      <w:r>
+        <w:t>land_images</w:t>
+      </w:r>
+      <w:proofErr w:type="spellEnd"/>
+      <w:r>
+        <w:t xml:space="preserve"> %}</w:t>
+      </w:r>
     </w:p>
     <w:p>
       <w:pPr>
-        <w:bidi/>
-        <w:spacing w:line="360" w:lineRule="auto"/>
-        <w:rPr>
-          <w:rFonts w:ascii="Arial" w:hAnsi="Arial" w:cs="Arial"/>
-          <w:sz w:val="26"/>
-          <w:szCs w:val="26"/>
-          <w:rtl/>
-          <w:lang w:bidi="he-IL"/>
-        </w:rPr>
-      </w:pPr>
+        <w:jc w:val="right"/>
+      </w:pPr>
+      <w:r>
+        <w:t xml:space="preserve">{% for </w:t>
+      </w:r>
+      <w:proofErr w:type="spellStart"/>
+      <w:r>
+        <w:t>img</w:t>
+      </w:r>
+      <w:proofErr w:type="spellEnd"/>
+      <w:r>
+        <w:t xml:space="preserve"> in </w:t>
+      </w:r>
+      <w:proofErr w:type="spellStart"/>
+      <w:r>
+        <w:t>land_images</w:t>
+      </w:r>
+      <w:proofErr w:type="spellEnd"/>
+      <w:r>
+        <w:t xml:space="preserve"> </w:t>
+      </w:r>
+      <w:proofErr w:type="gramStart"/>
+      <w:r>
+        <w:t xml:space="preserve">%}{{ </w:t>
+      </w:r>
+      <w:proofErr w:type="spellStart"/>
+      <w:r>
+        <w:t>img</w:t>
+      </w:r>
+      <w:proofErr w:type="spellEnd"/>
+      <w:proofErr w:type="gramEnd"/>
+      <w:r>
+        <w:t xml:space="preserve"> </w:t>
+      </w:r>
+      <w:proofErr w:type="gramStart"/>
+      <w:r>
+        <w:t>}}{</w:t>
+      </w:r>
+      <w:proofErr w:type="gramEnd"/>
+      <w:r>
+        <w:t xml:space="preserve">% if not </w:t>
+      </w:r>
+      <w:proofErr w:type="spellStart"/>
+      <w:proofErr w:type="gramStart"/>
+      <w:r>
+        <w:t>loop.last</w:t>
+      </w:r>
+      <w:proofErr w:type="spellEnd"/>
+      <w:proofErr w:type="gramEnd"/>
+      <w:r>
+        <w:t xml:space="preserve"> %}</w:t>
+      </w:r>
     </w:p>
     <w:p>
       <w:pPr>
-        <w:bidi/>
-        <w:spacing w:line="360" w:lineRule="auto"/>
-        <w:rPr>
-          <w:rFonts w:ascii="Arial" w:hAnsi="Arial" w:cs="Arial"/>
-          <w:sz w:val="26"/>
-          <w:szCs w:val="26"/>
-          <w:rtl/>
-          <w:lang w:bidi="he-IL"/>
-        </w:rPr>
-      </w:pPr>
+        <w:jc w:val="right"/>
+      </w:pPr>
+      <w:r>
+        <w:t xml:space="preserve">{% endif </w:t>
+      </w:r>
+      <w:proofErr w:type="gramStart"/>
+      <w:r>
+        <w:t>%}{</w:t>
+      </w:r>
+      <w:proofErr w:type="gramEnd"/>
+      <w:r>
+        <w:t xml:space="preserve">% </w:t>
+      </w:r>
+      <w:proofErr w:type="spellStart"/>
+      <w:proofErr w:type="gramStart"/>
+      <w:r>
+        <w:t>endfor</w:t>
+      </w:r>
+      <w:proofErr w:type="spellEnd"/>
+      <w:r>
+        <w:t xml:space="preserve"> %}</w:t>
+      </w:r>
+      <w:proofErr w:type="gramEnd"/>
     </w:p>
     <w:p>
       <w:pPr>
-        <w:bidi/>
-        <w:spacing w:line="360" w:lineRule="auto"/>
-        <w:rPr>
-          <w:rFonts w:ascii="Arial" w:hAnsi="Arial" w:cs="Arial"/>
-          <w:sz w:val="26"/>
-          <w:szCs w:val="26"/>
-          <w:lang w:bidi="he-IL"/>
-        </w:rPr>
-      </w:pPr>
+        <w:jc w:val="right"/>
+      </w:pPr>
+      <w:r>
+        <w:t>{% endif %}</w:t>
+      </w:r>
     </w:p>
     <w:p>
       <w:pPr>
-        <w:bidi/>
-        <w:spacing w:line="360" w:lineRule="auto"/>
-        <w:ind w:left="357"/>
-        <w:rPr>
-          <w:rFonts w:ascii="Arial" w:hAnsi="Arial" w:cs="Arial"/>
-          <w:sz w:val="26"/>
-          <w:szCs w:val="26"/>
-          <w:lang w:bidi="he-IL"/>
-        </w:rPr>
-      </w:pPr>
-      <w:r>
-        <w:rPr>
-          <w:rFonts w:ascii="Arial" w:hAnsi="Arial" w:cs="Arial" w:hint="cs"/>
-          <w:sz w:val="26"/>
-          <w:szCs w:val="26"/>
-          <w:rtl/>
-          <w:lang w:bidi="he-IL"/>
-        </w:rPr>
-        <w:t xml:space="preserve"> </w:t>
-      </w:r>
+        <w:jc w:val="right"/>
+      </w:pPr>
     </w:p>
     <w:p>
       <w:pPr>
-        <w:bidi/>
-        <w:spacing w:line="360" w:lineRule="auto"/>
-        <w:rPr>
-          <w:rFonts w:ascii="Arial" w:hAnsi="Arial" w:cs="Arial"/>
-          <w:sz w:val="26"/>
-          <w:szCs w:val="26"/>
+        <w:rPr>
           <w:rtl/>
           <w:lang w:bidi="he-IL"/>
         </w:rPr>
       </w:pPr>
+      <w:r>
+        <w:rPr>
+          <w:rtl/>
+          <w:lang w:bidi="he-IL"/>
+        </w:rPr>
+        <w:br w:type="page"/>
+      </w:r>
     </w:p>
     <w:p>
       <w:pPr>
-        <w:bidi/>
-        <w:jc w:val="center"/>
-        <w:rPr>
-          <w:rFonts w:ascii="Arial" w:hAnsi="Arial" w:cs="Arial"/>
-          <w:b/>
-          <w:bCs/>
-          <w:sz w:val="26"/>
-          <w:szCs w:val="26"/>
+        <w:jc w:val="right"/>
+        <w:rPr>
           <w:rtl/>
           <w:lang w:bidi="he-IL"/>
         </w:rPr>
@@ -1096,88 +1431,269 @@
     </w:p>
     <w:p>
       <w:pPr>
-        <w:bidi/>
-        <w:jc w:val="center"/>
-        <w:rPr>
-          <w:rFonts w:ascii="Arial" w:hAnsi="Arial" w:cs="Arial"/>
-          <w:b/>
-          <w:bCs/>
-          <w:sz w:val="26"/>
-          <w:szCs w:val="26"/>
-          <w:rtl/>
-          <w:lang w:bidi="he-IL"/>
-        </w:rPr>
-      </w:pPr>
+        <w:jc w:val="right"/>
+      </w:pPr>
+      <w:r>
+        <w:t xml:space="preserve">{% if </w:t>
+      </w:r>
       <w:proofErr w:type="spellStart"/>
       <w:r>
-        <w:rPr>
-          <w:rFonts w:ascii="Arial" w:hAnsi="Arial" w:cs="Arial" w:hint="cs"/>
-          <w:b/>
-          <w:bCs/>
-          <w:sz w:val="26"/>
-          <w:szCs w:val="26"/>
-          <w:rtl/>
-        </w:rPr>
-        <w:t>בברכה</w:t>
+        <w:t>port_</w:t>
+      </w:r>
+      <w:proofErr w:type="gramStart"/>
+      <w:r>
+        <w:t>rows</w:t>
       </w:r>
       <w:proofErr w:type="spellEnd"/>
       <w:r>
-        <w:rPr>
-          <w:rFonts w:ascii="Arial" w:hAnsi="Arial" w:cs="Arial" w:hint="cs"/>
-          <w:b/>
-          <w:bCs/>
-          <w:sz w:val="26"/>
-          <w:szCs w:val="26"/>
-          <w:rtl/>
-        </w:rPr>
-        <w:t>,</w:t>
-      </w:r>
-      <w:r>
-        <w:rPr>
-          <w:rFonts w:ascii="Arial" w:hAnsi="Arial" w:cs="Arial" w:hint="cs"/>
-          <w:b/>
-          <w:bCs/>
-          <w:sz w:val="26"/>
-          <w:szCs w:val="26"/>
-          <w:rtl/>
-          <w:lang w:bidi="he-IL"/>
-        </w:rPr>
-        <w:t xml:space="preserve">   </w:t>
-      </w:r>
+        <w:t xml:space="preserve"> %}</w:t>
+      </w:r>
+      <w:proofErr w:type="gramEnd"/>
     </w:p>
     <w:p>
       <w:pPr>
-        <w:bidi/>
-        <w:jc w:val="center"/>
-        <w:rPr>
-          <w:rFonts w:ascii="Arial" w:hAnsi="Arial" w:cs="Arial"/>
-          <w:b/>
-          <w:bCs/>
-          <w:sz w:val="26"/>
-          <w:szCs w:val="26"/>
-          <w:rtl/>
-          <w:lang w:bidi="he-IL"/>
-        </w:rPr>
-      </w:pPr>
+        <w:jc w:val="right"/>
+      </w:pPr>
+      <w:r>
+        <w:t xml:space="preserve">{% for left, right in </w:t>
+      </w:r>
+      <w:proofErr w:type="spellStart"/>
+      <w:r>
+        <w:t>port_</w:t>
+      </w:r>
+      <w:proofErr w:type="gramStart"/>
+      <w:r>
+        <w:t>rows</w:t>
+      </w:r>
+      <w:proofErr w:type="spellEnd"/>
+      <w:r>
+        <w:t xml:space="preserve"> %}</w:t>
+      </w:r>
+      <w:proofErr w:type="gramEnd"/>
     </w:p>
     <w:p>
       <w:pPr>
-        <w:bidi/>
-        <w:jc w:val="center"/>
-        <w:rPr>
-          <w:rFonts w:ascii="Arial" w:hAnsi="Arial" w:cs="Arial"/>
-          <w:b/>
-          <w:bCs/>
-          <w:sz w:val="26"/>
-          <w:szCs w:val="26"/>
-          <w:rtl/>
-          <w:lang w:bidi="he-IL"/>
-        </w:rPr>
-      </w:pPr>
+        <w:jc w:val="right"/>
+      </w:pPr>
+      <w:proofErr w:type="gramStart"/>
+      <w:r>
+        <w:t>{{ left</w:t>
+      </w:r>
+      <w:proofErr w:type="gramEnd"/>
+      <w:r>
+        <w:t xml:space="preserve"> </w:t>
+      </w:r>
+      <w:proofErr w:type="gramStart"/>
+      <w:r>
+        <w:t>}}{{ gap</w:t>
+      </w:r>
+      <w:proofErr w:type="gramEnd"/>
+      <w:r>
+        <w:t xml:space="preserve"> </w:t>
+      </w:r>
+      <w:proofErr w:type="gramStart"/>
+      <w:r>
+        <w:t>}}{</w:t>
+      </w:r>
+      <w:proofErr w:type="gramEnd"/>
+      <w:r>
+        <w:t xml:space="preserve">% if right </w:t>
+      </w:r>
+      <w:proofErr w:type="gramStart"/>
+      <w:r>
+        <w:t>%}{{ right</w:t>
+      </w:r>
+      <w:proofErr w:type="gramEnd"/>
+      <w:r>
+        <w:t xml:space="preserve"> }}</w:t>
+      </w:r>
+      <w:r>
+        <w:br/>
+      </w:r>
+      <w:r>
+        <w:t xml:space="preserve">{% </w:t>
+      </w:r>
+      <w:proofErr w:type="gramStart"/>
+      <w:r>
+        <w:t>endif %}</w:t>
+      </w:r>
+      <w:proofErr w:type="gramEnd"/>
     </w:p>
     <w:p>
       <w:pPr>
-        <w:bidi/>
+        <w:jc w:val="right"/>
+      </w:pPr>
+      <w:r>
+        <w:t xml:space="preserve">{% </w:t>
+      </w:r>
+      <w:proofErr w:type="spellStart"/>
+      <w:r>
+        <w:t>endfor</w:t>
+      </w:r>
+      <w:proofErr w:type="spellEnd"/>
+      <w:r>
+        <w:t xml:space="preserve"> %}</w:t>
+      </w:r>
+    </w:p>
+    <w:p>
+      <w:pPr>
+        <w:jc w:val="right"/>
+      </w:pPr>
+      <w:r>
+        <w:t>{% endif %}</w:t>
+      </w:r>
+    </w:p>
+    <w:p/>
+    <w:p>
+      <w:pPr>
+        <w:rPr>
+          <w:rFonts w:ascii="Arial" w:hAnsi="Arial" w:cs="Arial"/>
+          <w:b/>
+          <w:bCs/>
+          <w:sz w:val="26"/>
+          <w:szCs w:val="26"/>
+          <w:u w:val="single"/>
+          <w:rtl/>
+          <w:lang w:bidi="he-IL"/>
+        </w:rPr>
+      </w:pPr>
+      <w:r>
+        <w:rPr>
+          <w:rFonts w:ascii="Arial" w:hAnsi="Arial" w:cs="Arial" w:hint="cs"/>
+          <w:b/>
+          <w:bCs/>
+          <w:sz w:val="26"/>
+          <w:szCs w:val="26"/>
+          <w:u w:val="single"/>
+          <w:rtl/>
+          <w:lang w:bidi="he-IL"/>
+        </w:rPr>
+        <w:t xml:space="preserve"> </w:t>
+      </w:r>
+    </w:p>
+    <w:p>
+      <w:pPr>
+        <w:rPr>
+          <w:rFonts w:ascii="Arial" w:hAnsi="Arial" w:cs="Arial"/>
+          <w:b/>
+          <w:bCs/>
+          <w:sz w:val="26"/>
+          <w:szCs w:val="26"/>
+          <w:u w:val="single"/>
+          <w:rtl/>
+          <w:lang w:val="en-ZA" w:bidi="he-IL"/>
+        </w:rPr>
+      </w:pPr>
+    </w:p>
+    <w:p>
+      <w:pPr>
+        <w:pStyle w:val="NoSpacing"/>
+        <w:spacing w:line="360" w:lineRule="auto"/>
+        <w:ind w:left="1440" w:hanging="1440"/>
+        <w:rPr>
+          <w:rFonts w:asciiTheme="minorBidi" w:hAnsiTheme="minorBidi"/>
+          <w:sz w:val="26"/>
+          <w:szCs w:val="26"/>
+          <w:rtl/>
+        </w:rPr>
+      </w:pPr>
+      <w:bookmarkStart w:id="1" w:name="_Hlk198631539"/>
+    </w:p>
+    <w:p>
+      <w:pPr>
+        <w:pStyle w:val="NoSpacing"/>
+        <w:spacing w:line="360" w:lineRule="auto"/>
+        <w:ind w:left="1440" w:hanging="1440"/>
+        <w:rPr>
+          <w:rFonts w:asciiTheme="minorBidi" w:hAnsiTheme="minorBidi"/>
+          <w:sz w:val="26"/>
+          <w:szCs w:val="26"/>
+          <w:rtl/>
+        </w:rPr>
+      </w:pPr>
+    </w:p>
+    <w:bookmarkEnd w:id="1"/>
+    <w:p>
+      <w:pPr>
+        <w:jc w:val="center"/>
+        <w:rPr>
+          <w:rFonts w:ascii="Arial" w:hAnsi="Arial" w:cs="Arial"/>
+          <w:b/>
+          <w:bCs/>
+          <w:sz w:val="26"/>
+          <w:szCs w:val="26"/>
+          <w:rtl/>
+          <w:lang w:bidi="he-IL"/>
+        </w:rPr>
+      </w:pPr>
+    </w:p>
+    <w:p>
+      <w:pPr>
+        <w:jc w:val="center"/>
+        <w:rPr>
+          <w:rFonts w:ascii="Arial" w:hAnsi="Arial" w:cs="Arial"/>
+          <w:b/>
+          <w:bCs/>
+          <w:sz w:val="26"/>
+          <w:szCs w:val="26"/>
+          <w:rtl/>
+          <w:lang w:bidi="he-IL"/>
+        </w:rPr>
+      </w:pPr>
+      <w:r>
+        <w:rPr>
+          <w:rFonts w:ascii="Arial" w:hAnsi="Arial" w:cs="Arial" w:hint="cs"/>
+          <w:b/>
+          <w:bCs/>
+          <w:sz w:val="26"/>
+          <w:szCs w:val="26"/>
+          <w:rtl/>
+        </w:rPr>
+        <w:t>בברכה,</w:t>
+      </w:r>
+      <w:r>
+        <w:rPr>
+          <w:rFonts w:ascii="Arial" w:hAnsi="Arial" w:cs="Arial" w:hint="cs"/>
+          <w:b/>
+          <w:bCs/>
+          <w:sz w:val="26"/>
+          <w:szCs w:val="26"/>
+          <w:rtl/>
+          <w:lang w:bidi="he-IL"/>
+        </w:rPr>
+        <w:t xml:space="preserve">   </w:t>
+      </w:r>
+    </w:p>
+    <w:p>
+      <w:pPr>
+        <w:jc w:val="center"/>
+        <w:rPr>
+          <w:rFonts w:ascii="Arial" w:hAnsi="Arial" w:cs="Arial"/>
+          <w:b/>
+          <w:bCs/>
+          <w:sz w:val="26"/>
+          <w:szCs w:val="26"/>
+          <w:rtl/>
+          <w:lang w:bidi="he-IL"/>
+        </w:rPr>
+      </w:pPr>
+    </w:p>
+    <w:p>
+      <w:pPr>
+        <w:jc w:val="center"/>
+        <w:rPr>
+          <w:rFonts w:ascii="Arial" w:hAnsi="Arial" w:cs="Arial"/>
+          <w:b/>
+          <w:bCs/>
+          <w:sz w:val="26"/>
+          <w:szCs w:val="26"/>
+          <w:rtl/>
+          <w:lang w:bidi="he-IL"/>
+        </w:rPr>
+      </w:pPr>
+    </w:p>
+    <w:p>
+      <w:pPr>
         <w:ind w:left="3600" w:firstLine="720"/>
         <w:rPr>
           <w:rFonts w:ascii="Arial" w:hAnsi="Arial" w:cs="Arial"/>
@@ -1186,7 +1702,7 @@
           <w:sz w:val="26"/>
           <w:szCs w:val="26"/>
           <w:rtl/>
-          <w:lang w:val="en-US" w:bidi="he-IL"/>
+          <w:lang w:bidi="he-IL"/>
         </w:rPr>
       </w:pPr>
       <w:r>
@@ -1198,45 +1714,8 @@
           <w:szCs w:val="26"/>
           <w:rtl/>
         </w:rPr>
-        <w:t xml:space="preserve">גיל סוכנות </w:t>
-      </w:r>
-      <w:proofErr w:type="spellStart"/>
-      <w:r>
-        <w:rPr>
-          <w:rFonts w:ascii="Arial" w:hAnsi="Arial" w:cs="Arial" w:hint="cs"/>
-          <w:b/>
-          <w:bCs/>
-          <w:sz w:val="26"/>
-          <w:szCs w:val="26"/>
-          <w:rtl/>
-        </w:rPr>
-        <w:t>מידע</w:t>
-      </w:r>
-      <w:proofErr w:type="spellEnd"/>
-      <w:r>
-        <w:rPr>
-          <w:rFonts w:ascii="Arial" w:hAnsi="Arial" w:cs="Arial" w:hint="cs"/>
-          <w:b/>
-          <w:bCs/>
-          <w:sz w:val="26"/>
-          <w:szCs w:val="26"/>
-          <w:rtl/>
-        </w:rPr>
-        <w:t xml:space="preserve"> </w:t>
-      </w:r>
-      <w:proofErr w:type="spellStart"/>
-      <w:r>
-        <w:rPr>
-          <w:rFonts w:ascii="Arial" w:hAnsi="Arial" w:cs="Arial" w:hint="cs"/>
-          <w:b/>
-          <w:bCs/>
-          <w:sz w:val="26"/>
-          <w:szCs w:val="26"/>
-          <w:rtl/>
-        </w:rPr>
-        <w:t>וניהול</w:t>
-      </w:r>
-      <w:proofErr w:type="spellEnd"/>
+        <w:t>גיל סוכנות מידע וניהול</w:t>
+      </w:r>
       <w:r>
         <w:rPr>
           <w:rFonts w:ascii="Arial" w:hAnsi="Arial" w:cs="Arial" w:hint="cs"/>
@@ -1299,7 +1778,8 @@
   <w:sdt>
     <w:sdtPr>
       <w:rPr>
-        <w:rStyle w:val="af2"/>
+        <w:rStyle w:val="PageNumber"/>
+        <w:rtl/>
       </w:rPr>
       <w:id w:val="171534784"/>
       <w:docPartObj>
@@ -1307,35 +1787,30 @@
         <w:docPartUnique/>
       </w:docPartObj>
     </w:sdtPr>
-    <w:sdtEndPr>
-      <w:rPr>
-        <w:rStyle w:val="af2"/>
-      </w:rPr>
-    </w:sdtEndPr>
     <w:sdtContent>
       <w:p>
         <w:pPr>
-          <w:pStyle w:val="af0"/>
+          <w:pStyle w:val="Footer"/>
           <w:framePr w:wrap="none" w:vAnchor="text" w:hAnchor="margin" w:y="1"/>
           <w:rPr>
-            <w:rStyle w:val="af2"/>
+            <w:rStyle w:val="PageNumber"/>
           </w:rPr>
         </w:pPr>
         <w:r>
           <w:rPr>
-            <w:rStyle w:val="af2"/>
+            <w:rStyle w:val="PageNumber"/>
           </w:rPr>
           <w:fldChar w:fldCharType="begin"/>
         </w:r>
         <w:r>
           <w:rPr>
-            <w:rStyle w:val="af2"/>
+            <w:rStyle w:val="PageNumber"/>
           </w:rPr>
           <w:instrText xml:space="preserve"> PAGE </w:instrText>
         </w:r>
         <w:r>
           <w:rPr>
-            <w:rStyle w:val="af2"/>
+            <w:rStyle w:val="PageNumber"/>
           </w:rPr>
           <w:fldChar w:fldCharType="end"/>
         </w:r>
@@ -1344,7 +1819,7 @@
   </w:sdt>
   <w:p>
     <w:pPr>
-      <w:pStyle w:val="af0"/>
+      <w:pStyle w:val="Footer"/>
       <w:ind w:firstLine="360"/>
     </w:pPr>
   </w:p>
@@ -1356,7 +1831,8 @@
   <w:sdt>
     <w:sdtPr>
       <w:rPr>
-        <w:rStyle w:val="af2"/>
+        <w:rStyle w:val="PageNumber"/>
+        <w:rtl/>
       </w:rPr>
       <w:id w:val="1460299109"/>
       <w:docPartObj>
@@ -1366,7 +1842,7 @@
     </w:sdtPr>
     <w:sdtEndPr>
       <w:rPr>
-        <w:rStyle w:val="af2"/>
+        <w:rStyle w:val="PageNumber"/>
         <w:rFonts w:ascii="Fellix" w:hAnsi="Fellix"/>
         <w:b/>
         <w:bCs/>
@@ -1378,11 +1854,11 @@
     <w:sdtContent>
       <w:p>
         <w:pPr>
-          <w:pStyle w:val="af0"/>
+          <w:pStyle w:val="Footer"/>
           <w:framePr w:wrap="none" w:vAnchor="text" w:hAnchor="margin" w:y="1"/>
           <w:jc w:val="center"/>
           <w:rPr>
-            <w:rStyle w:val="af2"/>
+            <w:rStyle w:val="PageNumber"/>
             <w:rFonts w:ascii="Fellix" w:hAnsi="Fellix"/>
             <w:b/>
             <w:bCs/>
@@ -1393,7 +1869,7 @@
         </w:pPr>
         <w:r>
           <w:rPr>
-            <w:rStyle w:val="af2"/>
+            <w:rStyle w:val="PageNumber"/>
             <w:rFonts w:ascii="Fellix" w:hAnsi="Fellix"/>
             <w:b/>
             <w:bCs/>
@@ -1405,7 +1881,7 @@
         </w:r>
         <w:r>
           <w:rPr>
-            <w:rStyle w:val="af2"/>
+            <w:rStyle w:val="PageNumber"/>
             <w:rFonts w:ascii="Fellix" w:hAnsi="Fellix"/>
             <w:b/>
             <w:bCs/>
@@ -1417,7 +1893,7 @@
         </w:r>
         <w:r>
           <w:rPr>
-            <w:rStyle w:val="af2"/>
+            <w:rStyle w:val="PageNumber"/>
             <w:rFonts w:ascii="Fellix" w:hAnsi="Fellix"/>
             <w:b/>
             <w:bCs/>
@@ -1429,7 +1905,7 @@
         </w:r>
         <w:r>
           <w:rPr>
-            <w:rStyle w:val="af2"/>
+            <w:rStyle w:val="PageNumber"/>
             <w:rFonts w:ascii="Fellix" w:hAnsi="Fellix"/>
             <w:b/>
             <w:bCs/>
@@ -1442,7 +1918,7 @@
         </w:r>
         <w:r>
           <w:rPr>
-            <w:rStyle w:val="af2"/>
+            <w:rStyle w:val="PageNumber"/>
             <w:rFonts w:ascii="Fellix" w:hAnsi="Fellix"/>
             <w:b/>
             <w:bCs/>
@@ -1457,7 +1933,7 @@
   </w:sdt>
   <w:p>
     <w:pPr>
-      <w:pStyle w:val="af0"/>
+      <w:pStyle w:val="Footer"/>
       <w:ind w:firstLine="360"/>
     </w:pPr>
     <w:r>
@@ -1595,7 +2071,7 @@
         </mc:Choice>
         <mc:Fallback>
           <w:pict>
-            <v:rect w14:anchorId="021C375A" id="Rectangle 1" o:spid="_x0000_s1026" style="position:absolute;margin-left:-5pt;margin-top:-.55pt;width:16.6pt;height:16.6pt;z-index:-251654144;visibility:visible;mso-wrap-style:square;mso-height-percent:0;mso-wrap-distance-left:9pt;mso-wrap-distance-top:0;mso-wrap-distance-right:9pt;mso-wrap-distance-bottom:0;mso-position-horizontal:absolute;mso-position-horizontal-relative:text;mso-position-vertical:absolute;mso-position-vertical-relative:text;mso-height-percent:0;mso-height-relative:margin;v-text-anchor:middle" o:gfxdata="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" fillcolor="#272727 [2749]" stroked="f" strokeweight="1pt"/>
+            <v:rect w14:anchorId="6BCD05F1" id="Rectangle 1" o:spid="_x0000_s1026" style="position:absolute;margin-left:-5pt;margin-top:-.55pt;width:16.6pt;height:16.6pt;z-index:-251654144;visibility:visible;mso-wrap-style:square;mso-height-percent:0;mso-wrap-distance-left:9pt;mso-wrap-distance-top:0;mso-wrap-distance-right:9pt;mso-wrap-distance-bottom:0;mso-position-horizontal:absolute;mso-position-horizontal-relative:text;mso-position-vertical:absolute;mso-position-vertical-relative:text;mso-height-percent:0;mso-height-relative:margin;v-text-anchor:middle" o:gfxdata="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" fillcolor="#272727 [2749]" stroked="f" strokeweight="1pt"/>
           </w:pict>
         </mc:Fallback>
       </mc:AlternateContent>
@@ -1627,7 +2103,7 @@
 <w:hdr xmlns:wpc="http://schemas.microsoft.com/office/word/2010/wordprocessingCanvas" xmlns:cx="http://schemas.microsoft.com/office/drawing/2014/chartex" xmlns:cx1="http://schemas.microsoft.com/office/drawing/2015/9/8/chartex" xmlns:cx2="http://schemas.microsoft.com/office/drawing/2015/10/21/chartex" xmlns:cx3="http://schemas.microsoft.com/office/drawing/2016/5/9/chartex" xmlns:cx4="http://schemas.microsoft.com/office/drawing/2016/5/10/chartex" xmlns:cx5="http://schemas.microsoft.com/office/drawing/2016/5/11/chartex" xmlns:cx6="http://schemas.microsoft.com/office/drawing/2016/5/12/chartex" xmlns:cx7="http://schemas.microsoft.com/office/drawing/2016/5/13/chartex" xmlns:cx8="http://schemas.microsoft.com/office/drawing/2016/5/14/chartex" xmlns:mc="http://schemas.openxmlformats.org/markup-compatibility/2006" xmlns:aink="http://schemas.microsoft.com/office/drawing/2016/ink" xmlns:am3d="http://schemas.microsoft.com/office/drawing/2017/model3d" xmlns:o="urn:schemas-microsoft-com:office:office" xmlns:oel="http://schemas.microsoft.com/office/2019/extlst" xmlns:r="http://schemas.openxmlformats.org/officeDocument/2006/relationships" xmlns:m="http://schemas.openxmlformats.org/officeDocument/2006/math" xmlns:v="urn:schemas-microsoft-com:vml" xmlns:wp14="http://schemas.microsoft.com/office/word/2010/wordprocessingDrawing" xmlns:wp="http://schemas.openxmlformats.org/drawingml/2006/wordprocessingDrawing" xmlns:w10="urn:schemas-microsoft-com:office:word" xmlns:w="http://schemas.openxmlformats.org/wordprocessingml/2006/main" xmlns:w14="http://schemas.microsoft.com/office/word/2010/wordml" xmlns:w15="http://schemas.microsoft.com/office/word/2012/wordml" xmlns:w16cex="http://schemas.microsoft.com/office/word/2018/wordml/cex" xmlns:w16cid="http://schemas.microsoft.com/office/word/2016/wordml/cid" xmlns:w16="http://schemas.microsoft.com/office/word/2018/wordml" xmlns:w16du="http://schemas.microsoft.com/office/word/2023/wordml/word16du" xmlns:w16sdtdh="http://schemas.microsoft.com/office/word/2020/wordml/sdtdatahash" xmlns:w16sdtfl="http://schemas.microsoft.com/office/word/2024/wordml/sdtformatlock" xmlns:w16se="http://schemas.microsoft.com/office/word/2015/wordml/symex" xmlns:wpg="http://schemas.microsoft.com/office/word/2010/wordprocessingGroup" xmlns:wpi="http://schemas.microsoft.com/office/word/2010/wordprocessingInk" xmlns:wne="http://schemas.microsoft.com/office/word/2006/wordml" xmlns:wps="http://schemas.microsoft.com/office/word/2010/wordprocessingShape" mc:Ignorable="w14 w15 w16se w16cid w16 w16cex w16sdtdh w16sdtfl w16du wp14">
   <w:p>
     <w:pPr>
-      <w:pStyle w:val="ae"/>
+      <w:pStyle w:val="Header"/>
     </w:pPr>
     <w:r>
       <w:rPr>
@@ -2351,11 +2827,15 @@
         <w:kern w:val="2"/>
         <w:sz w:val="24"/>
         <w:szCs w:val="24"/>
-        <w:lang w:eastAsia="en-US" w:bidi="ar-SA"/>
+        <w:lang w:val="en-US" w:eastAsia="en-US" w:bidi="ar-SA"/>
         <w14:ligatures w14:val="standardContextual"/>
       </w:rPr>
     </w:rPrDefault>
-    <w:pPrDefault/>
+    <w:pPrDefault>
+      <w:pPr>
+        <w:bidi/>
+      </w:pPr>
+    </w:pPrDefault>
   </w:docDefaults>
   <w:latentStyles w:defLockedState="0" w:defUIPriority="99" w:defSemiHidden="0" w:defUnhideWhenUsed="0" w:defQFormat="0" w:count="376">
     <w:lsdException w:name="Normal" w:uiPriority="0" w:qFormat="1"/>
@@ -2735,15 +3215,15 @@
     <w:lsdException w:name="Unresolved Mention" w:semiHidden="1" w:unhideWhenUsed="1"/>
     <w:lsdException w:name="Smart Link" w:semiHidden="1" w:unhideWhenUsed="1"/>
   </w:latentStyles>
-  <w:style w:type="paragraph" w:default="1" w:styleId="a">
+  <w:style w:type="paragraph" w:default="1" w:styleId="Normal">
     <w:name w:val="Normal"/>
     <w:qFormat/>
   </w:style>
-  <w:style w:type="paragraph" w:styleId="1">
+  <w:style w:type="paragraph" w:styleId="Heading1">
     <w:name w:val="heading 1"/>
-    <w:basedOn w:val="a"/>
-    <w:next w:val="a"/>
-    <w:link w:val="10"/>
+    <w:basedOn w:val="Normal"/>
+    <w:next w:val="Normal"/>
+    <w:link w:val="Heading1Char"/>
     <w:uiPriority w:val="9"/>
     <w:qFormat/>
     <w:rsid w:val="00D44097"/>
@@ -2760,11 +3240,11 @@
       <w:szCs w:val="40"/>
     </w:rPr>
   </w:style>
-  <w:style w:type="paragraph" w:styleId="2">
+  <w:style w:type="paragraph" w:styleId="Heading2">
     <w:name w:val="heading 2"/>
-    <w:basedOn w:val="a"/>
-    <w:next w:val="a"/>
-    <w:link w:val="20"/>
+    <w:basedOn w:val="Normal"/>
+    <w:next w:val="Normal"/>
+    <w:link w:val="Heading2Char"/>
     <w:uiPriority w:val="9"/>
     <w:semiHidden/>
     <w:unhideWhenUsed/>
@@ -2783,11 +3263,11 @@
       <w:szCs w:val="32"/>
     </w:rPr>
   </w:style>
-  <w:style w:type="paragraph" w:styleId="3">
+  <w:style w:type="paragraph" w:styleId="Heading3">
     <w:name w:val="heading 3"/>
-    <w:basedOn w:val="a"/>
-    <w:next w:val="a"/>
-    <w:link w:val="30"/>
+    <w:basedOn w:val="Normal"/>
+    <w:next w:val="Normal"/>
+    <w:link w:val="Heading3Char"/>
     <w:uiPriority w:val="9"/>
     <w:semiHidden/>
     <w:unhideWhenUsed/>
@@ -2806,11 +3286,11 @@
       <w:szCs w:val="28"/>
     </w:rPr>
   </w:style>
-  <w:style w:type="paragraph" w:styleId="4">
+  <w:style w:type="paragraph" w:styleId="Heading4">
     <w:name w:val="heading 4"/>
-    <w:basedOn w:val="a"/>
-    <w:next w:val="a"/>
-    <w:link w:val="40"/>
+    <w:basedOn w:val="Normal"/>
+    <w:next w:val="Normal"/>
+    <w:link w:val="Heading4Char"/>
     <w:uiPriority w:val="9"/>
     <w:semiHidden/>
     <w:unhideWhenUsed/>
@@ -2829,11 +3309,11 @@
       <w:color w:val="0F4761" w:themeColor="accent1" w:themeShade="BF"/>
     </w:rPr>
   </w:style>
-  <w:style w:type="paragraph" w:styleId="5">
+  <w:style w:type="paragraph" w:styleId="Heading5">
     <w:name w:val="heading 5"/>
-    <w:basedOn w:val="a"/>
-    <w:next w:val="a"/>
-    <w:link w:val="50"/>
+    <w:basedOn w:val="Normal"/>
+    <w:next w:val="Normal"/>
+    <w:link w:val="Heading5Char"/>
     <w:uiPriority w:val="9"/>
     <w:semiHidden/>
     <w:unhideWhenUsed/>
@@ -2850,11 +3330,11 @@
       <w:color w:val="0F4761" w:themeColor="accent1" w:themeShade="BF"/>
     </w:rPr>
   </w:style>
-  <w:style w:type="paragraph" w:styleId="6">
+  <w:style w:type="paragraph" w:styleId="Heading6">
     <w:name w:val="heading 6"/>
-    <w:basedOn w:val="a"/>
-    <w:next w:val="a"/>
-    <w:link w:val="60"/>
+    <w:basedOn w:val="Normal"/>
+    <w:next w:val="Normal"/>
+    <w:link w:val="Heading6Char"/>
     <w:uiPriority w:val="9"/>
     <w:semiHidden/>
     <w:unhideWhenUsed/>
@@ -2873,11 +3353,11 @@
       <w:color w:val="595959" w:themeColor="text1" w:themeTint="A6"/>
     </w:rPr>
   </w:style>
-  <w:style w:type="paragraph" w:styleId="7">
+  <w:style w:type="paragraph" w:styleId="Heading7">
     <w:name w:val="heading 7"/>
-    <w:basedOn w:val="a"/>
-    <w:next w:val="a"/>
-    <w:link w:val="70"/>
+    <w:basedOn w:val="Normal"/>
+    <w:next w:val="Normal"/>
+    <w:link w:val="Heading7Char"/>
     <w:uiPriority w:val="9"/>
     <w:semiHidden/>
     <w:unhideWhenUsed/>
@@ -2894,11 +3374,11 @@
       <w:color w:val="595959" w:themeColor="text1" w:themeTint="A6"/>
     </w:rPr>
   </w:style>
-  <w:style w:type="paragraph" w:styleId="8">
+  <w:style w:type="paragraph" w:styleId="Heading8">
     <w:name w:val="heading 8"/>
-    <w:basedOn w:val="a"/>
-    <w:next w:val="a"/>
-    <w:link w:val="80"/>
+    <w:basedOn w:val="Normal"/>
+    <w:next w:val="Normal"/>
+    <w:link w:val="Heading8Char"/>
     <w:uiPriority w:val="9"/>
     <w:unhideWhenUsed/>
     <w:qFormat/>
@@ -2915,11 +3395,11 @@
       <w:color w:val="272727" w:themeColor="text1" w:themeTint="D8"/>
     </w:rPr>
   </w:style>
-  <w:style w:type="paragraph" w:styleId="9">
+  <w:style w:type="paragraph" w:styleId="Heading9">
     <w:name w:val="heading 9"/>
-    <w:basedOn w:val="a"/>
-    <w:next w:val="a"/>
-    <w:link w:val="90"/>
+    <w:basedOn w:val="Normal"/>
+    <w:next w:val="Normal"/>
+    <w:link w:val="Heading9Char"/>
     <w:uiPriority w:val="9"/>
     <w:semiHidden/>
     <w:unhideWhenUsed/>
@@ -2935,13 +3415,13 @@
       <w:color w:val="272727" w:themeColor="text1" w:themeTint="D8"/>
     </w:rPr>
   </w:style>
-  <w:style w:type="character" w:default="1" w:styleId="a0">
+  <w:style w:type="character" w:default="1" w:styleId="DefaultParagraphFont">
     <w:name w:val="Default Paragraph Font"/>
     <w:uiPriority w:val="1"/>
     <w:semiHidden/>
     <w:unhideWhenUsed/>
   </w:style>
-  <w:style w:type="table" w:default="1" w:styleId="a1">
+  <w:style w:type="table" w:default="1" w:styleId="TableNormal">
     <w:name w:val="Normal Table"/>
     <w:uiPriority w:val="99"/>
     <w:semiHidden/>
@@ -2956,16 +3436,16 @@
       </w:tblCellMar>
     </w:tblPr>
   </w:style>
-  <w:style w:type="numbering" w:default="1" w:styleId="a2">
+  <w:style w:type="numbering" w:default="1" w:styleId="NoList">
     <w:name w:val="No List"/>
     <w:uiPriority w:val="99"/>
     <w:semiHidden/>
     <w:unhideWhenUsed/>
   </w:style>
-  <w:style w:type="character" w:customStyle="1" w:styleId="10">
-    <w:name w:val="כותרת 1 תו"/>
-    <w:basedOn w:val="a0"/>
-    <w:link w:val="1"/>
+  <w:style w:type="character" w:customStyle="1" w:styleId="Heading1Char">
+    <w:name w:val="Heading 1 Char"/>
+    <w:basedOn w:val="DefaultParagraphFont"/>
+    <w:link w:val="Heading1"/>
     <w:uiPriority w:val="9"/>
     <w:rsid w:val="00D44097"/>
     <w:rPr>
@@ -2975,10 +3455,10 @@
       <w:szCs w:val="40"/>
     </w:rPr>
   </w:style>
-  <w:style w:type="character" w:customStyle="1" w:styleId="20">
-    <w:name w:val="כותרת 2 תו"/>
-    <w:basedOn w:val="a0"/>
-    <w:link w:val="2"/>
+  <w:style w:type="character" w:customStyle="1" w:styleId="Heading2Char">
+    <w:name w:val="Heading 2 Char"/>
+    <w:basedOn w:val="DefaultParagraphFont"/>
+    <w:link w:val="Heading2"/>
     <w:uiPriority w:val="9"/>
     <w:semiHidden/>
     <w:rsid w:val="00D44097"/>
@@ -2989,10 +3469,10 @@
       <w:szCs w:val="32"/>
     </w:rPr>
   </w:style>
-  <w:style w:type="character" w:customStyle="1" w:styleId="30">
-    <w:name w:val="כותרת 3 תו"/>
-    <w:basedOn w:val="a0"/>
-    <w:link w:val="3"/>
+  <w:style w:type="character" w:customStyle="1" w:styleId="Heading3Char">
+    <w:name w:val="Heading 3 Char"/>
+    <w:basedOn w:val="DefaultParagraphFont"/>
+    <w:link w:val="Heading3"/>
     <w:uiPriority w:val="9"/>
     <w:semiHidden/>
     <w:rsid w:val="00D44097"/>
@@ -3003,10 +3483,10 @@
       <w:szCs w:val="28"/>
     </w:rPr>
   </w:style>
-  <w:style w:type="character" w:customStyle="1" w:styleId="40">
-    <w:name w:val="כותרת 4 תו"/>
-    <w:basedOn w:val="a0"/>
-    <w:link w:val="4"/>
+  <w:style w:type="character" w:customStyle="1" w:styleId="Heading4Char">
+    <w:name w:val="Heading 4 Char"/>
+    <w:basedOn w:val="DefaultParagraphFont"/>
+    <w:link w:val="Heading4"/>
     <w:uiPriority w:val="9"/>
     <w:semiHidden/>
     <w:rsid w:val="00D44097"/>
@@ -3017,10 +3497,10 @@
       <w:color w:val="0F4761" w:themeColor="accent1" w:themeShade="BF"/>
     </w:rPr>
   </w:style>
-  <w:style w:type="character" w:customStyle="1" w:styleId="50">
-    <w:name w:val="כותרת 5 תו"/>
-    <w:basedOn w:val="a0"/>
-    <w:link w:val="5"/>
+  <w:style w:type="character" w:customStyle="1" w:styleId="Heading5Char">
+    <w:name w:val="Heading 5 Char"/>
+    <w:basedOn w:val="DefaultParagraphFont"/>
+    <w:link w:val="Heading5"/>
     <w:uiPriority w:val="9"/>
     <w:semiHidden/>
     <w:rsid w:val="00D44097"/>
@@ -3029,10 +3509,10 @@
       <w:color w:val="0F4761" w:themeColor="accent1" w:themeShade="BF"/>
     </w:rPr>
   </w:style>
-  <w:style w:type="character" w:customStyle="1" w:styleId="60">
-    <w:name w:val="כותרת 6 תו"/>
-    <w:basedOn w:val="a0"/>
-    <w:link w:val="6"/>
+  <w:style w:type="character" w:customStyle="1" w:styleId="Heading6Char">
+    <w:name w:val="Heading 6 Char"/>
+    <w:basedOn w:val="DefaultParagraphFont"/>
+    <w:link w:val="Heading6"/>
     <w:uiPriority w:val="9"/>
     <w:semiHidden/>
     <w:rsid w:val="00D44097"/>
@@ -3043,10 +3523,10 @@
       <w:color w:val="595959" w:themeColor="text1" w:themeTint="A6"/>
     </w:rPr>
   </w:style>
-  <w:style w:type="character" w:customStyle="1" w:styleId="70">
-    <w:name w:val="כותרת 7 תו"/>
-    <w:basedOn w:val="a0"/>
-    <w:link w:val="7"/>
+  <w:style w:type="character" w:customStyle="1" w:styleId="Heading7Char">
+    <w:name w:val="Heading 7 Char"/>
+    <w:basedOn w:val="DefaultParagraphFont"/>
+    <w:link w:val="Heading7"/>
     <w:uiPriority w:val="9"/>
     <w:semiHidden/>
     <w:rsid w:val="00D44097"/>
@@ -3055,10 +3535,10 @@
       <w:color w:val="595959" w:themeColor="text1" w:themeTint="A6"/>
     </w:rPr>
   </w:style>
-  <w:style w:type="character" w:customStyle="1" w:styleId="80">
-    <w:name w:val="כותרת 8 תו"/>
-    <w:basedOn w:val="a0"/>
-    <w:link w:val="8"/>
+  <w:style w:type="character" w:customStyle="1" w:styleId="Heading8Char">
+    <w:name w:val="Heading 8 Char"/>
+    <w:basedOn w:val="DefaultParagraphFont"/>
+    <w:link w:val="Heading8"/>
     <w:uiPriority w:val="9"/>
     <w:rsid w:val="00D44097"/>
     <w:rPr>
@@ -3068,10 +3548,10 @@
       <w:color w:val="272727" w:themeColor="text1" w:themeTint="D8"/>
     </w:rPr>
   </w:style>
-  <w:style w:type="character" w:customStyle="1" w:styleId="90">
-    <w:name w:val="כותרת 9 תו"/>
-    <w:basedOn w:val="a0"/>
-    <w:link w:val="9"/>
+  <w:style w:type="character" w:customStyle="1" w:styleId="Heading9Char">
+    <w:name w:val="Heading 9 Char"/>
+    <w:basedOn w:val="DefaultParagraphFont"/>
+    <w:link w:val="Heading9"/>
     <w:uiPriority w:val="9"/>
     <w:semiHidden/>
     <w:rsid w:val="00D44097"/>
@@ -3080,11 +3560,11 @@
       <w:color w:val="272727" w:themeColor="text1" w:themeTint="D8"/>
     </w:rPr>
   </w:style>
-  <w:style w:type="paragraph" w:styleId="a3">
+  <w:style w:type="paragraph" w:styleId="Title">
     <w:name w:val="Title"/>
-    <w:basedOn w:val="a"/>
-    <w:next w:val="a"/>
-    <w:link w:val="a4"/>
+    <w:basedOn w:val="Normal"/>
+    <w:next w:val="Normal"/>
+    <w:link w:val="TitleChar"/>
     <w:uiPriority w:val="10"/>
     <w:qFormat/>
     <w:rsid w:val="00D44097"/>
@@ -3100,10 +3580,10 @@
       <w:szCs w:val="56"/>
     </w:rPr>
   </w:style>
-  <w:style w:type="character" w:customStyle="1" w:styleId="a4">
-    <w:name w:val="כותרת טקסט תו"/>
-    <w:basedOn w:val="a0"/>
-    <w:link w:val="a3"/>
+  <w:style w:type="character" w:customStyle="1" w:styleId="TitleChar">
+    <w:name w:val="Title Char"/>
+    <w:basedOn w:val="DefaultParagraphFont"/>
+    <w:link w:val="Title"/>
     <w:uiPriority w:val="10"/>
     <w:rsid w:val="00D44097"/>
     <w:rPr>
@@ -3114,11 +3594,11 @@
       <w:szCs w:val="56"/>
     </w:rPr>
   </w:style>
-  <w:style w:type="paragraph" w:styleId="a5">
+  <w:style w:type="paragraph" w:styleId="Subtitle">
     <w:name w:val="Subtitle"/>
-    <w:basedOn w:val="a"/>
-    <w:next w:val="a"/>
-    <w:link w:val="a6"/>
+    <w:basedOn w:val="Normal"/>
+    <w:next w:val="Normal"/>
+    <w:link w:val="SubtitleChar"/>
     <w:uiPriority w:val="11"/>
     <w:qFormat/>
     <w:rsid w:val="00D44097"/>
@@ -3136,10 +3616,10 @@
       <w:szCs w:val="28"/>
     </w:rPr>
   </w:style>
-  <w:style w:type="character" w:customStyle="1" w:styleId="a6">
-    <w:name w:val="כותרת משנה תו"/>
-    <w:basedOn w:val="a0"/>
-    <w:link w:val="a5"/>
+  <w:style w:type="character" w:customStyle="1" w:styleId="SubtitleChar">
+    <w:name w:val="Subtitle Char"/>
+    <w:basedOn w:val="DefaultParagraphFont"/>
+    <w:link w:val="Subtitle"/>
     <w:uiPriority w:val="11"/>
     <w:rsid w:val="00D44097"/>
     <w:rPr>
@@ -3150,11 +3630,11 @@
       <w:szCs w:val="28"/>
     </w:rPr>
   </w:style>
-  <w:style w:type="paragraph" w:styleId="a7">
+  <w:style w:type="paragraph" w:styleId="Quote">
     <w:name w:val="Quote"/>
-    <w:basedOn w:val="a"/>
-    <w:next w:val="a"/>
-    <w:link w:val="a8"/>
+    <w:basedOn w:val="Normal"/>
+    <w:next w:val="Normal"/>
+    <w:link w:val="QuoteChar"/>
     <w:uiPriority w:val="29"/>
     <w:qFormat/>
     <w:rsid w:val="00D44097"/>
@@ -3168,10 +3648,10 @@
       <w:color w:val="404040" w:themeColor="text1" w:themeTint="BF"/>
     </w:rPr>
   </w:style>
-  <w:style w:type="character" w:customStyle="1" w:styleId="a8">
-    <w:name w:val="ציטוט תו"/>
-    <w:basedOn w:val="a0"/>
-    <w:link w:val="a7"/>
+  <w:style w:type="character" w:customStyle="1" w:styleId="QuoteChar">
+    <w:name w:val="Quote Char"/>
+    <w:basedOn w:val="DefaultParagraphFont"/>
+    <w:link w:val="Quote"/>
     <w:uiPriority w:val="29"/>
     <w:rsid w:val="00D44097"/>
     <w:rPr>
@@ -3180,9 +3660,9 @@
       <w:color w:val="404040" w:themeColor="text1" w:themeTint="BF"/>
     </w:rPr>
   </w:style>
-  <w:style w:type="paragraph" w:styleId="a9">
+  <w:style w:type="paragraph" w:styleId="ListParagraph">
     <w:name w:val="List Paragraph"/>
-    <w:basedOn w:val="a"/>
+    <w:basedOn w:val="Normal"/>
     <w:uiPriority w:val="34"/>
     <w:qFormat/>
     <w:rsid w:val="00D44097"/>
@@ -3191,9 +3671,9 @@
       <w:contextualSpacing/>
     </w:pPr>
   </w:style>
-  <w:style w:type="character" w:styleId="aa">
+  <w:style w:type="character" w:styleId="IntenseEmphasis">
     <w:name w:val="Intense Emphasis"/>
-    <w:basedOn w:val="a0"/>
+    <w:basedOn w:val="DefaultParagraphFont"/>
     <w:uiPriority w:val="21"/>
     <w:qFormat/>
     <w:rsid w:val="00D44097"/>
@@ -3203,11 +3683,11 @@
       <w:color w:val="0F4761" w:themeColor="accent1" w:themeShade="BF"/>
     </w:rPr>
   </w:style>
-  <w:style w:type="paragraph" w:styleId="ab">
+  <w:style w:type="paragraph" w:styleId="IntenseQuote">
     <w:name w:val="Intense Quote"/>
-    <w:basedOn w:val="a"/>
-    <w:next w:val="a"/>
-    <w:link w:val="ac"/>
+    <w:basedOn w:val="Normal"/>
+    <w:next w:val="Normal"/>
+    <w:link w:val="IntenseQuoteChar"/>
     <w:uiPriority w:val="30"/>
     <w:qFormat/>
     <w:rsid w:val="00D44097"/>
@@ -3226,10 +3706,10 @@
       <w:color w:val="0F4761" w:themeColor="accent1" w:themeShade="BF"/>
     </w:rPr>
   </w:style>
-  <w:style w:type="character" w:customStyle="1" w:styleId="ac">
-    <w:name w:val="ציטוט חזק תו"/>
-    <w:basedOn w:val="a0"/>
-    <w:link w:val="ab"/>
+  <w:style w:type="character" w:customStyle="1" w:styleId="IntenseQuoteChar">
+    <w:name w:val="Intense Quote Char"/>
+    <w:basedOn w:val="DefaultParagraphFont"/>
+    <w:link w:val="IntenseQuote"/>
     <w:uiPriority w:val="30"/>
     <w:rsid w:val="00D44097"/>
     <w:rPr>
@@ -3238,9 +3718,9 @@
       <w:color w:val="0F4761" w:themeColor="accent1" w:themeShade="BF"/>
     </w:rPr>
   </w:style>
-  <w:style w:type="character" w:styleId="ad">
+  <w:style w:type="character" w:styleId="IntenseReference">
     <w:name w:val="Intense Reference"/>
-    <w:basedOn w:val="a0"/>
+    <w:basedOn w:val="DefaultParagraphFont"/>
     <w:uiPriority w:val="32"/>
     <w:qFormat/>
     <w:rsid w:val="00D44097"/>
@@ -3252,10 +3732,10 @@
       <w:spacing w:val="5"/>
     </w:rPr>
   </w:style>
-  <w:style w:type="paragraph" w:styleId="ae">
+  <w:style w:type="paragraph" w:styleId="Header">
     <w:name w:val="header"/>
-    <w:basedOn w:val="a"/>
-    <w:link w:val="af"/>
+    <w:basedOn w:val="Normal"/>
+    <w:link w:val="HeaderChar"/>
     <w:uiPriority w:val="99"/>
     <w:unhideWhenUsed/>
     <w:rsid w:val="00D44097"/>
@@ -3266,17 +3746,17 @@
       </w:tabs>
     </w:pPr>
   </w:style>
-  <w:style w:type="character" w:customStyle="1" w:styleId="af">
-    <w:name w:val="כותרת עליונה תו"/>
-    <w:basedOn w:val="a0"/>
-    <w:link w:val="ae"/>
+  <w:style w:type="character" w:customStyle="1" w:styleId="HeaderChar">
+    <w:name w:val="Header Char"/>
+    <w:basedOn w:val="DefaultParagraphFont"/>
+    <w:link w:val="Header"/>
     <w:uiPriority w:val="99"/>
     <w:rsid w:val="00D44097"/>
   </w:style>
-  <w:style w:type="paragraph" w:styleId="af0">
+  <w:style w:type="paragraph" w:styleId="Footer">
     <w:name w:val="footer"/>
-    <w:basedOn w:val="a"/>
-    <w:link w:val="af1"/>
+    <w:basedOn w:val="Normal"/>
+    <w:link w:val="FooterChar"/>
     <w:uiPriority w:val="99"/>
     <w:unhideWhenUsed/>
     <w:rsid w:val="00D44097"/>
@@ -3287,37 +3767,50 @@
       </w:tabs>
     </w:pPr>
   </w:style>
-  <w:style w:type="character" w:customStyle="1" w:styleId="af1">
-    <w:name w:val="כותרת תחתונה תו"/>
-    <w:basedOn w:val="a0"/>
-    <w:link w:val="af0"/>
+  <w:style w:type="character" w:customStyle="1" w:styleId="FooterChar">
+    <w:name w:val="Footer Char"/>
+    <w:basedOn w:val="DefaultParagraphFont"/>
+    <w:link w:val="Footer"/>
     <w:uiPriority w:val="99"/>
     <w:rsid w:val="00D44097"/>
   </w:style>
-  <w:style w:type="character" w:styleId="af2">
+  <w:style w:type="character" w:styleId="PageNumber">
     <w:name w:val="page number"/>
-    <w:basedOn w:val="a0"/>
+    <w:basedOn w:val="DefaultParagraphFont"/>
     <w:uiPriority w:val="99"/>
     <w:semiHidden/>
     <w:unhideWhenUsed/>
     <w:rsid w:val="00CF5EB9"/>
   </w:style>
-  <w:style w:type="paragraph" w:styleId="af3">
+  <w:style w:type="paragraph" w:styleId="NoSpacing">
     <w:name w:val="No Spacing"/>
     <w:uiPriority w:val="1"/>
     <w:qFormat/>
     <w:rsid w:val="00732BCE"/>
-    <w:pPr>
-      <w:bidi/>
-    </w:pPr>
     <w:rPr>
       <w:rFonts w:ascii="Calibri" w:eastAsia="Calibri" w:hAnsi="Calibri" w:cs="Arial"/>
       <w:kern w:val="0"/>
       <w:sz w:val="22"/>
       <w:szCs w:val="22"/>
-      <w:lang w:val="en-US" w:bidi="he-IL"/>
+      <w:lang w:bidi="he-IL"/>
       <w14:ligatures w14:val="none"/>
     </w:rPr>
+  </w:style>
+  <w:style w:type="table" w:styleId="TableGrid">
+    <w:name w:val="Table Grid"/>
+    <w:basedOn w:val="TableNormal"/>
+    <w:uiPriority w:val="39"/>
+    <w:rsid w:val="0032692C"/>
+    <w:tblPr>
+      <w:tblBorders>
+        <w:top w:val="single" w:sz="4" w:space="0" w:color="auto"/>
+        <w:left w:val="single" w:sz="4" w:space="0" w:color="auto"/>
+        <w:bottom w:val="single" w:sz="4" w:space="0" w:color="auto"/>
+        <w:right w:val="single" w:sz="4" w:space="0" w:color="auto"/>
+        <w:insideH w:val="single" w:sz="4" w:space="0" w:color="auto"/>
+        <w:insideV w:val="single" w:sz="4" w:space="0" w:color="auto"/>
+      </w:tblBorders>
+    </w:tblPr>
   </w:style>
 </w:styles>
 </file>

--- a/app/docx_templates/menora_photos.docx
+++ b/app/docx_templates/menora_photos.docx
@@ -33,33 +33,18 @@
         <w:t xml:space="preserve">                  </w:t>
       </w:r>
       <w:bookmarkStart w:id="0" w:name="_Hlk214468209"/>
-      <w:proofErr w:type="gramStart"/>
-      <w:r>
-        <w:rPr>
-          <w:rFonts w:ascii="Arial" w:eastAsia="Times New Roman" w:hAnsi="Arial" w:cs="Arial"/>
-          <w:b/>
-          <w:bCs/>
-          <w:kern w:val="0"/>
-          <w:sz w:val="26"/>
-          <w:szCs w:val="26"/>
-          <w:lang w:eastAsia="he-IL" w:bidi="he-IL"/>
-          <w14:ligatures w14:val="none"/>
-        </w:rPr>
-        <w:t>{{ now</w:t>
-      </w:r>
-      <w:proofErr w:type="gramEnd"/>
-      <w:r>
-        <w:rPr>
-          <w:rFonts w:ascii="Arial" w:eastAsia="Times New Roman" w:hAnsi="Arial" w:cs="Arial"/>
-          <w:b/>
-          <w:bCs/>
-          <w:kern w:val="0"/>
-          <w:sz w:val="26"/>
-          <w:szCs w:val="26"/>
-          <w:lang w:eastAsia="he-IL" w:bidi="he-IL"/>
-          <w14:ligatures w14:val="none"/>
-        </w:rPr>
-        <w:t xml:space="preserve"> }}</w:t>
+      <w:r>
+        <w:rPr>
+          <w:rFonts w:ascii="Arial" w:eastAsia="Times New Roman" w:hAnsi="Arial" w:cs="Arial"/>
+          <w:b/>
+          <w:bCs/>
+          <w:kern w:val="0"/>
+          <w:sz w:val="26"/>
+          <w:szCs w:val="26"/>
+          <w:lang w:eastAsia="he-IL" w:bidi="he-IL"/>
+          <w14:ligatures w14:val="none"/>
+        </w:rPr>
+        <w:t>{{ now }}</w:t>
       </w:r>
     </w:p>
     <w:p>
@@ -1196,35 +1181,6 @@
     </w:p>
     <w:p>
       <w:pPr>
-        <w:jc w:val="right"/>
-      </w:pPr>
-      <w:r>
-        <w:rPr>
-          <w:rFonts w:ascii="Arial" w:hAnsi="Arial" w:cs="Arial" w:hint="cs"/>
-          <w:b/>
-          <w:bCs/>
-          <w:sz w:val="26"/>
-          <w:szCs w:val="26"/>
-          <w:u w:val="single"/>
-          <w:rtl/>
-          <w:lang w:bidi="he-IL"/>
-        </w:rPr>
-        <w:t>תמונות מיום</w:t>
-      </w:r>
-      <w:r>
-        <w:rPr>
-          <w:rFonts w:ascii="Arial" w:hAnsi="Arial" w:cs="Arial" w:hint="cs"/>
-          <w:b/>
-          <w:bCs/>
-          <w:sz w:val="26"/>
-          <w:szCs w:val="26"/>
-          <w:u w:val="single"/>
-          <w:rtl/>
-          <w:lang w:bidi="he-IL"/>
-        </w:rPr>
-        <w:t xml:space="preserve"> </w:t>
-      </w:r>
-      <w:r>
         <w:rPr>
           <w:rFonts w:ascii="Arial" w:hAnsi="Arial" w:cs="Arial"/>
           <w:b/>
@@ -1234,9 +1190,33 @@
           <w:u w:val="single"/>
           <w:lang w:bidi="he-IL"/>
         </w:rPr>
-        <w:t>{{</w:t>
-      </w:r>
-      <w:proofErr w:type="spellStart"/>
+      </w:pPr>
+      <w:r>
+        <w:rPr>
+          <w:rFonts w:ascii="Arial" w:hAnsi="Arial" w:cs="Arial" w:hint="cs"/>
+          <w:b/>
+          <w:bCs/>
+          <w:sz w:val="26"/>
+          <w:szCs w:val="26"/>
+          <w:u w:val="single"/>
+          <w:rtl/>
+          <w:lang w:bidi="he-IL"/>
+        </w:rPr>
+        <w:t>תמונות מיום</w:t>
+      </w:r>
+      <w:r>
+        <w:rPr>
+          <w:rFonts w:ascii="Arial" w:hAnsi="Arial" w:cs="Arial" w:hint="cs"/>
+          <w:b/>
+          <w:bCs/>
+          <w:sz w:val="26"/>
+          <w:szCs w:val="26"/>
+          <w:u w:val="single"/>
+          <w:rtl/>
+          <w:lang w:bidi="he-IL"/>
+        </w:rPr>
+        <w:t xml:space="preserve"> </w:t>
+      </w:r>
       <w:r>
         <w:rPr>
           <w:rFonts w:ascii="Arial" w:hAnsi="Arial" w:cs="Arial"/>
@@ -1247,9 +1227,9 @@
           <w:u w:val="single"/>
           <w:lang w:bidi="he-IL"/>
         </w:rPr>
-        <w:t>db.tracking_date</w:t>
-      </w:r>
-      <w:proofErr w:type="spellEnd"/>
+        <w:t>{{</w:t>
+      </w:r>
+      <w:proofErr w:type="spellStart"/>
       <w:r>
         <w:rPr>
           <w:rFonts w:ascii="Arial" w:hAnsi="Arial" w:cs="Arial"/>
@@ -1260,20 +1240,7 @@
           <w:u w:val="single"/>
           <w:lang w:bidi="he-IL"/>
         </w:rPr>
-        <w:t>}}</w:t>
-      </w:r>
-      <w:r>
-        <w:rPr>
-          <w:rFonts w:ascii="Arial" w:hAnsi="Arial" w:cs="Arial" w:hint="cs"/>
-          <w:b/>
-          <w:bCs/>
-          <w:sz w:val="26"/>
-          <w:szCs w:val="26"/>
-          <w:u w:val="single"/>
-          <w:rtl/>
-          <w:lang w:bidi="he-IL"/>
-        </w:rPr>
-        <w:t xml:space="preserve"> </w:t>
+        <w:t>db.</w:t>
       </w:r>
       <w:r>
         <w:rPr>
@@ -1285,7 +1252,7 @@
           <w:u w:val="single"/>
           <w:lang w:bidi="he-IL"/>
         </w:rPr>
-        <w:br/>
+        <w:t>photo</w:t>
       </w:r>
       <w:r>
         <w:rPr>
@@ -1297,18 +1264,33 @@
           <w:u w:val="single"/>
           <w:lang w:bidi="he-IL"/>
         </w:rPr>
-        <w:br/>
-      </w:r>
-      <w:r>
-        <w:t xml:space="preserve">{% if </w:t>
-      </w:r>
-      <w:proofErr w:type="spellStart"/>
-      <w:r>
-        <w:t>land_images</w:t>
+        <w:t>_date</w:t>
       </w:r>
       <w:proofErr w:type="spellEnd"/>
       <w:r>
-        <w:t xml:space="preserve"> %}</w:t>
+        <w:rPr>
+          <w:rFonts w:ascii="Arial" w:hAnsi="Arial" w:cs="Arial"/>
+          <w:b/>
+          <w:bCs/>
+          <w:sz w:val="26"/>
+          <w:szCs w:val="26"/>
+          <w:u w:val="single"/>
+          <w:lang w:bidi="he-IL"/>
+        </w:rPr>
+        <w:t>}}</w:t>
+      </w:r>
+      <w:r>
+        <w:rPr>
+          <w:rFonts w:ascii="Arial" w:hAnsi="Arial" w:cs="Arial" w:hint="cs"/>
+          <w:b/>
+          <w:bCs/>
+          <w:sz w:val="26"/>
+          <w:szCs w:val="26"/>
+          <w:u w:val="single"/>
+          <w:rtl/>
+          <w:lang w:bidi="he-IL"/>
+        </w:rPr>
+        <w:t xml:space="preserve"> </w:t>
       </w:r>
     </w:p>
     <w:p>
@@ -1316,52 +1298,37 @@
         <w:jc w:val="right"/>
       </w:pPr>
       <w:r>
-        <w:t xml:space="preserve">{% for </w:t>
+        <w:rPr>
+          <w:rFonts w:ascii="Arial" w:hAnsi="Arial" w:cs="Arial"/>
+          <w:b/>
+          <w:bCs/>
+          <w:sz w:val="26"/>
+          <w:szCs w:val="26"/>
+          <w:u w:val="single"/>
+          <w:lang w:bidi="he-IL"/>
+        </w:rPr>
+        <w:br/>
+      </w:r>
+      <w:r>
+        <w:rPr>
+          <w:rFonts w:ascii="Arial" w:hAnsi="Arial" w:cs="Arial"/>
+          <w:b/>
+          <w:bCs/>
+          <w:sz w:val="26"/>
+          <w:szCs w:val="26"/>
+          <w:u w:val="single"/>
+          <w:lang w:bidi="he-IL"/>
+        </w:rPr>
+        <w:br/>
+      </w:r>
+      <w:r>
+        <w:t xml:space="preserve">{% if </w:t>
       </w:r>
       <w:proofErr w:type="spellStart"/>
       <w:r>
-        <w:t>img</w:t>
+        <w:t>land_images</w:t>
       </w:r>
       <w:proofErr w:type="spellEnd"/>
-      <w:r>
-        <w:t xml:space="preserve"> in </w:t>
-      </w:r>
-      <w:proofErr w:type="spellStart"/>
-      <w:r>
-        <w:t>land_images</w:t>
-      </w:r>
-      <w:proofErr w:type="spellEnd"/>
-      <w:r>
-        <w:t xml:space="preserve"> </w:t>
-      </w:r>
-      <w:proofErr w:type="gramStart"/>
-      <w:r>
-        <w:t xml:space="preserve">%}{{ </w:t>
-      </w:r>
-      <w:proofErr w:type="spellStart"/>
-      <w:r>
-        <w:t>img</w:t>
-      </w:r>
-      <w:proofErr w:type="spellEnd"/>
-      <w:proofErr w:type="gramEnd"/>
-      <w:r>
-        <w:t xml:space="preserve"> </w:t>
-      </w:r>
-      <w:proofErr w:type="gramStart"/>
-      <w:r>
-        <w:t>}}{</w:t>
-      </w:r>
-      <w:proofErr w:type="gramEnd"/>
-      <w:r>
-        <w:t xml:space="preserve">% if not </w:t>
-      </w:r>
-      <w:proofErr w:type="spellStart"/>
-      <w:proofErr w:type="gramStart"/>
-      <w:r>
-        <w:t>loop.last</w:t>
-      </w:r>
-      <w:proofErr w:type="spellEnd"/>
-      <w:proofErr w:type="gramEnd"/>
       <w:r>
         <w:t xml:space="preserve"> %}</w:t>
       </w:r>
@@ -1371,153 +1338,139 @@
         <w:jc w:val="right"/>
       </w:pPr>
       <w:r>
-        <w:t xml:space="preserve">{% endif </w:t>
-      </w:r>
-      <w:proofErr w:type="gramStart"/>
-      <w:r>
-        <w:t>%}{</w:t>
-      </w:r>
-      <w:proofErr w:type="gramEnd"/>
-      <w:r>
-        <w:t xml:space="preserve">% </w:t>
+        <w:t xml:space="preserve">{% for </w:t>
       </w:r>
       <w:proofErr w:type="spellStart"/>
-      <w:proofErr w:type="gramStart"/>
-      <w:r>
-        <w:t>endfor</w:t>
+      <w:r>
+        <w:t>img</w:t>
       </w:r>
       <w:proofErr w:type="spellEnd"/>
       <w:r>
+        <w:t xml:space="preserve"> in </w:t>
+      </w:r>
+      <w:proofErr w:type="spellStart"/>
+      <w:r>
+        <w:t>land_images</w:t>
+      </w:r>
+      <w:proofErr w:type="spellEnd"/>
+      <w:r>
+        <w:t xml:space="preserve"> %}{{ </w:t>
+      </w:r>
+      <w:proofErr w:type="spellStart"/>
+      <w:r>
+        <w:t>img</w:t>
+      </w:r>
+      <w:proofErr w:type="spellEnd"/>
+      <w:r>
+        <w:t xml:space="preserve"> }}{% if not </w:t>
+      </w:r>
+      <w:proofErr w:type="spellStart"/>
+      <w:r>
+        <w:t>loop.last</w:t>
+      </w:r>
+      <w:proofErr w:type="spellEnd"/>
+      <w:r>
         <w:t xml:space="preserve"> %}</w:t>
       </w:r>
-      <w:proofErr w:type="gramEnd"/>
     </w:p>
     <w:p>
       <w:pPr>
         <w:jc w:val="right"/>
       </w:pPr>
       <w:r>
-        <w:t>{% endif %}</w:t>
+        <w:t xml:space="preserve">{% endif %}{% </w:t>
+      </w:r>
+      <w:proofErr w:type="spellStart"/>
+      <w:r>
+        <w:t>endfor</w:t>
+      </w:r>
+      <w:proofErr w:type="spellEnd"/>
+      <w:r>
+        <w:t xml:space="preserve"> %}</w:t>
       </w:r>
     </w:p>
     <w:p>
       <w:pPr>
         <w:jc w:val="right"/>
       </w:pPr>
+      <w:r>
+        <w:t>{% endif %}</w:t>
+      </w:r>
     </w:p>
     <w:p>
       <w:pPr>
-        <w:rPr>
-          <w:rtl/>
-          <w:lang w:bidi="he-IL"/>
-        </w:rPr>
-      </w:pPr>
-      <w:r>
-        <w:rPr>
-          <w:rtl/>
-          <w:lang w:bidi="he-IL"/>
-        </w:rPr>
-        <w:br w:type="page"/>
-      </w:r>
+        <w:jc w:val="right"/>
+      </w:pPr>
     </w:p>
     <w:p>
       <w:pPr>
-        <w:jc w:val="right"/>
         <w:rPr>
           <w:rtl/>
           <w:lang w:bidi="he-IL"/>
         </w:rPr>
       </w:pPr>
+      <w:r>
+        <w:rPr>
+          <w:rtl/>
+          <w:lang w:bidi="he-IL"/>
+        </w:rPr>
+        <w:br w:type="page"/>
+      </w:r>
     </w:p>
     <w:p>
       <w:pPr>
         <w:jc w:val="right"/>
-      </w:pPr>
-      <w:r>
-        <w:t xml:space="preserve">{% if </w:t>
-      </w:r>
-      <w:proofErr w:type="spellStart"/>
-      <w:r>
-        <w:t>port_</w:t>
-      </w:r>
-      <w:proofErr w:type="gramStart"/>
-      <w:r>
-        <w:t>rows</w:t>
-      </w:r>
-      <w:proofErr w:type="spellEnd"/>
-      <w:r>
-        <w:t xml:space="preserve"> %}</w:t>
-      </w:r>
-      <w:proofErr w:type="gramEnd"/>
+        <w:rPr>
+          <w:rtl/>
+          <w:lang w:bidi="he-IL"/>
+        </w:rPr>
+      </w:pPr>
     </w:p>
     <w:p>
       <w:pPr>
         <w:jc w:val="right"/>
       </w:pPr>
       <w:r>
-        <w:t xml:space="preserve">{% for left, right in </w:t>
+        <w:t xml:space="preserve">{% if </w:t>
       </w:r>
       <w:proofErr w:type="spellStart"/>
       <w:r>
-        <w:t>port_</w:t>
-      </w:r>
-      <w:proofErr w:type="gramStart"/>
-      <w:r>
-        <w:t>rows</w:t>
+        <w:t>port_rows</w:t>
       </w:r>
       <w:proofErr w:type="spellEnd"/>
       <w:r>
         <w:t xml:space="preserve"> %}</w:t>
       </w:r>
-      <w:proofErr w:type="gramEnd"/>
     </w:p>
     <w:p>
       <w:pPr>
         <w:jc w:val="right"/>
       </w:pPr>
-      <w:proofErr w:type="gramStart"/>
-      <w:r>
-        <w:t>{{ left</w:t>
-      </w:r>
-      <w:proofErr w:type="gramEnd"/>
-      <w:r>
-        <w:t xml:space="preserve"> </w:t>
-      </w:r>
-      <w:proofErr w:type="gramStart"/>
-      <w:r>
-        <w:t>}}{{ gap</w:t>
-      </w:r>
-      <w:proofErr w:type="gramEnd"/>
-      <w:r>
-        <w:t xml:space="preserve"> </w:t>
-      </w:r>
-      <w:proofErr w:type="gramStart"/>
-      <w:r>
-        <w:t>}}{</w:t>
-      </w:r>
-      <w:proofErr w:type="gramEnd"/>
-      <w:r>
-        <w:t xml:space="preserve">% if right </w:t>
-      </w:r>
-      <w:proofErr w:type="gramStart"/>
-      <w:r>
-        <w:t>%}{{ right</w:t>
-      </w:r>
-      <w:proofErr w:type="gramEnd"/>
-      <w:r>
-        <w:t xml:space="preserve"> }}</w:t>
+      <w:r>
+        <w:t xml:space="preserve">{% for left, right in </w:t>
+      </w:r>
+      <w:proofErr w:type="spellStart"/>
+      <w:r>
+        <w:t>port_rows</w:t>
+      </w:r>
+      <w:proofErr w:type="spellEnd"/>
+      <w:r>
+        <w:t xml:space="preserve"> %}</w:t>
+      </w:r>
+    </w:p>
+    <w:p>
+      <w:pPr>
+        <w:jc w:val="right"/>
+      </w:pPr>
+      <w:r>
+        <w:t>{{ left }}{{ gap }}{% if right %}{{ right }}</w:t>
       </w:r>
       <w:r>
         <w:br/>
       </w:r>
       <w:r>
-        <w:t xml:space="preserve">{% </w:t>
-      </w:r>
-      <w:proofErr w:type="gramStart"/>
-      <w:r>
-        <w:t>endif %}</w:t>
-      </w:r>
-      <w:proofErr w:type="gramEnd"/>
+        <w:t>{% endif %}</w:t>
+      </w:r>
     </w:p>
     <w:p>
       <w:pPr>

--- a/app/docx_templates/menora_photos.docx
+++ b/app/docx_templates/menora_photos.docx
@@ -33,18 +33,33 @@
         <w:t xml:space="preserve">                  </w:t>
       </w:r>
       <w:bookmarkStart w:id="0" w:name="_Hlk214468209"/>
-      <w:r>
-        <w:rPr>
-          <w:rFonts w:ascii="Arial" w:eastAsia="Times New Roman" w:hAnsi="Arial" w:cs="Arial"/>
-          <w:b/>
-          <w:bCs/>
-          <w:kern w:val="0"/>
-          <w:sz w:val="26"/>
-          <w:szCs w:val="26"/>
-          <w:lang w:eastAsia="he-IL" w:bidi="he-IL"/>
-          <w14:ligatures w14:val="none"/>
-        </w:rPr>
-        <w:t>{{ now }}</w:t>
+      <w:proofErr w:type="gramStart"/>
+      <w:r>
+        <w:rPr>
+          <w:rFonts w:ascii="Arial" w:eastAsia="Times New Roman" w:hAnsi="Arial" w:cs="Arial"/>
+          <w:b/>
+          <w:bCs/>
+          <w:kern w:val="0"/>
+          <w:sz w:val="26"/>
+          <w:szCs w:val="26"/>
+          <w:lang w:eastAsia="he-IL" w:bidi="he-IL"/>
+          <w14:ligatures w14:val="none"/>
+        </w:rPr>
+        <w:t>{{ now</w:t>
+      </w:r>
+      <w:proofErr w:type="gramEnd"/>
+      <w:r>
+        <w:rPr>
+          <w:rFonts w:ascii="Arial" w:eastAsia="Times New Roman" w:hAnsi="Arial" w:cs="Arial"/>
+          <w:b/>
+          <w:bCs/>
+          <w:kern w:val="0"/>
+          <w:sz w:val="26"/>
+          <w:szCs w:val="26"/>
+          <w:lang w:eastAsia="he-IL" w:bidi="he-IL"/>
+          <w14:ligatures w14:val="none"/>
+        </w:rPr>
+        <w:t xml:space="preserve"> }}</w:t>
       </w:r>
     </w:p>
     <w:p>
@@ -1326,12 +1341,17 @@
       </w:r>
       <w:proofErr w:type="spellStart"/>
       <w:r>
-        <w:t>land_images</w:t>
+        <w:t>land_</w:t>
+      </w:r>
+      <w:proofErr w:type="gramStart"/>
+      <w:r>
+        <w:t>images</w:t>
       </w:r>
       <w:proofErr w:type="spellEnd"/>
       <w:r>
         <w:t xml:space="preserve"> %}</w:t>
       </w:r>
+      <w:proofErr w:type="gramEnd"/>
     </w:p>
     <w:p>
       <w:pPr>
@@ -1354,21 +1374,36 @@
       </w:r>
       <w:proofErr w:type="spellEnd"/>
       <w:r>
-        <w:t xml:space="preserve"> %}{{ </w:t>
+        <w:t xml:space="preserve"> </w:t>
+      </w:r>
+      <w:proofErr w:type="gramStart"/>
+      <w:r>
+        <w:t xml:space="preserve">%}{{ </w:t>
       </w:r>
       <w:proofErr w:type="spellStart"/>
       <w:r>
         <w:t>img</w:t>
       </w:r>
       <w:proofErr w:type="spellEnd"/>
-      <w:r>
-        <w:t xml:space="preserve"> }}{% if not </w:t>
+      <w:proofErr w:type="gramEnd"/>
+      <w:r>
+        <w:t xml:space="preserve"> </w:t>
+      </w:r>
+      <w:proofErr w:type="gramStart"/>
+      <w:r>
+        <w:t>}}{</w:t>
+      </w:r>
+      <w:proofErr w:type="gramEnd"/>
+      <w:r>
+        <w:t xml:space="preserve">% if not </w:t>
       </w:r>
       <w:proofErr w:type="spellStart"/>
+      <w:proofErr w:type="gramStart"/>
       <w:r>
         <w:t>loop.last</w:t>
       </w:r>
       <w:proofErr w:type="spellEnd"/>
+      <w:proofErr w:type="gramEnd"/>
       <w:r>
         <w:t xml:space="preserve"> %}</w:t>
       </w:r>
@@ -1377,100 +1412,159 @@
       <w:pPr>
         <w:jc w:val="right"/>
       </w:pPr>
-      <w:r>
-        <w:t xml:space="preserve">{% endif %}{% </w:t>
-      </w:r>
-      <w:proofErr w:type="spellStart"/>
-      <w:r>
-        <w:t>endfor</w:t>
-      </w:r>
-      <w:proofErr w:type="spellEnd"/>
-      <w:r>
-        <w:t xml:space="preserve"> %}</w:t>
-      </w:r>
     </w:p>
     <w:p>
       <w:pPr>
         <w:jc w:val="right"/>
       </w:pPr>
       <w:r>
-        <w:t>{% endif %}</w:t>
-      </w:r>
+        <w:t xml:space="preserve">{% endif </w:t>
+      </w:r>
+      <w:proofErr w:type="gramStart"/>
+      <w:r>
+        <w:t>%}{</w:t>
+      </w:r>
+      <w:proofErr w:type="gramEnd"/>
+      <w:r>
+        <w:t xml:space="preserve">% </w:t>
+      </w:r>
+      <w:proofErr w:type="spellStart"/>
+      <w:proofErr w:type="gramStart"/>
+      <w:r>
+        <w:t>endfor</w:t>
+      </w:r>
+      <w:proofErr w:type="spellEnd"/>
+      <w:r>
+        <w:t xml:space="preserve"> %}</w:t>
+      </w:r>
+      <w:proofErr w:type="gramEnd"/>
     </w:p>
     <w:p>
       <w:pPr>
         <w:jc w:val="right"/>
       </w:pPr>
+      <w:r>
+        <w:t>{% endif %}</w:t>
+      </w:r>
     </w:p>
     <w:p>
       <w:pPr>
-        <w:rPr>
-          <w:rtl/>
-          <w:lang w:bidi="he-IL"/>
-        </w:rPr>
-      </w:pPr>
-      <w:r>
-        <w:rPr>
-          <w:rtl/>
-          <w:lang w:bidi="he-IL"/>
-        </w:rPr>
-        <w:br w:type="page"/>
-      </w:r>
+        <w:jc w:val="right"/>
+      </w:pPr>
     </w:p>
     <w:p>
       <w:pPr>
-        <w:jc w:val="right"/>
         <w:rPr>
           <w:rtl/>
           <w:lang w:bidi="he-IL"/>
         </w:rPr>
       </w:pPr>
+      <w:r>
+        <w:rPr>
+          <w:rtl/>
+          <w:lang w:bidi="he-IL"/>
+        </w:rPr>
+        <w:br w:type="page"/>
+      </w:r>
     </w:p>
     <w:p>
       <w:pPr>
         <w:jc w:val="right"/>
-      </w:pPr>
-      <w:r>
-        <w:t xml:space="preserve">{% if </w:t>
-      </w:r>
-      <w:proofErr w:type="spellStart"/>
-      <w:r>
-        <w:t>port_rows</w:t>
-      </w:r>
-      <w:proofErr w:type="spellEnd"/>
-      <w:r>
-        <w:t xml:space="preserve"> %}</w:t>
-      </w:r>
+        <w:rPr>
+          <w:rtl/>
+          <w:lang w:bidi="he-IL"/>
+        </w:rPr>
+      </w:pPr>
     </w:p>
     <w:p>
       <w:pPr>
         <w:jc w:val="right"/>
       </w:pPr>
       <w:r>
-        <w:t xml:space="preserve">{% for left, right in </w:t>
+        <w:t xml:space="preserve">{% if </w:t>
       </w:r>
       <w:proofErr w:type="spellStart"/>
       <w:r>
-        <w:t>port_rows</w:t>
+        <w:t>port_</w:t>
+      </w:r>
+      <w:proofErr w:type="gramStart"/>
+      <w:r>
+        <w:t>rows</w:t>
       </w:r>
       <w:proofErr w:type="spellEnd"/>
       <w:r>
         <w:t xml:space="preserve"> %}</w:t>
       </w:r>
+      <w:proofErr w:type="gramEnd"/>
     </w:p>
     <w:p>
       <w:pPr>
         <w:jc w:val="right"/>
       </w:pPr>
       <w:r>
-        <w:t>{{ left }}{{ gap }}{% if right %}{{ right }}</w:t>
+        <w:t xml:space="preserve">{% for left, right in </w:t>
+      </w:r>
+      <w:proofErr w:type="spellStart"/>
+      <w:r>
+        <w:t>port_</w:t>
+      </w:r>
+      <w:proofErr w:type="gramStart"/>
+      <w:r>
+        <w:t>rows</w:t>
+      </w:r>
+      <w:proofErr w:type="spellEnd"/>
+      <w:r>
+        <w:t xml:space="preserve"> %}</w:t>
+      </w:r>
+      <w:proofErr w:type="gramEnd"/>
+    </w:p>
+    <w:p>
+      <w:pPr>
+        <w:jc w:val="right"/>
+      </w:pPr>
+      <w:proofErr w:type="gramStart"/>
+      <w:r>
+        <w:t>{{ left</w:t>
+      </w:r>
+      <w:proofErr w:type="gramEnd"/>
+      <w:r>
+        <w:t xml:space="preserve"> </w:t>
+      </w:r>
+      <w:proofErr w:type="gramStart"/>
+      <w:r>
+        <w:t>}}{{ gap</w:t>
+      </w:r>
+      <w:proofErr w:type="gramEnd"/>
+      <w:r>
+        <w:t xml:space="preserve"> </w:t>
+      </w:r>
+      <w:proofErr w:type="gramStart"/>
+      <w:r>
+        <w:t>}}{</w:t>
+      </w:r>
+      <w:proofErr w:type="gramEnd"/>
+      <w:r>
+        <w:t xml:space="preserve">% if right </w:t>
+      </w:r>
+      <w:proofErr w:type="gramStart"/>
+      <w:r>
+        <w:t>%}{{ right</w:t>
+      </w:r>
+      <w:proofErr w:type="gramEnd"/>
+      <w:r>
+        <w:t xml:space="preserve"> }}</w:t>
       </w:r>
       <w:r>
         <w:br/>
       </w:r>
       <w:r>
-        <w:t>{% endif %}</w:t>
-      </w:r>
+        <w:t xml:space="preserve">{% </w:t>
+      </w:r>
+      <w:proofErr w:type="gramStart"/>
+      <w:r>
+        <w:t>endif %}</w:t>
+      </w:r>
+      <w:proofErr w:type="gramEnd"/>
     </w:p>
     <w:p>
       <w:pPr>

--- a/app/docx_templates/menora_photos.docx
+++ b/app/docx_templates/menora_photos.docx
@@ -33,33 +33,18 @@
         <w:t xml:space="preserve">                  </w:t>
       </w:r>
       <w:bookmarkStart w:id="0" w:name="_Hlk214468209"/>
-      <w:proofErr w:type="gramStart"/>
-      <w:r>
-        <w:rPr>
-          <w:rFonts w:ascii="Arial" w:eastAsia="Times New Roman" w:hAnsi="Arial" w:cs="Arial"/>
-          <w:b/>
-          <w:bCs/>
-          <w:kern w:val="0"/>
-          <w:sz w:val="26"/>
-          <w:szCs w:val="26"/>
-          <w:lang w:eastAsia="he-IL" w:bidi="he-IL"/>
-          <w14:ligatures w14:val="none"/>
-        </w:rPr>
-        <w:t>{{ now</w:t>
-      </w:r>
-      <w:proofErr w:type="gramEnd"/>
-      <w:r>
-        <w:rPr>
-          <w:rFonts w:ascii="Arial" w:eastAsia="Times New Roman" w:hAnsi="Arial" w:cs="Arial"/>
-          <w:b/>
-          <w:bCs/>
-          <w:kern w:val="0"/>
-          <w:sz w:val="26"/>
-          <w:szCs w:val="26"/>
-          <w:lang w:eastAsia="he-IL" w:bidi="he-IL"/>
-          <w14:ligatures w14:val="none"/>
-        </w:rPr>
-        <w:t xml:space="preserve"> }}</w:t>
+      <w:r>
+        <w:rPr>
+          <w:rFonts w:ascii="Arial" w:eastAsia="Times New Roman" w:hAnsi="Arial" w:cs="Arial"/>
+          <w:b/>
+          <w:bCs/>
+          <w:kern w:val="0"/>
+          <w:sz w:val="26"/>
+          <w:szCs w:val="26"/>
+          <w:lang w:eastAsia="he-IL" w:bidi="he-IL"/>
+          <w14:ligatures w14:val="none"/>
+        </w:rPr>
+        <w:t>{{ now }}</w:t>
       </w:r>
     </w:p>
     <w:p>
@@ -1310,7 +1295,17 @@
     </w:p>
     <w:p>
       <w:pPr>
-        <w:jc w:val="right"/>
+        <w:spacing w:line="360" w:lineRule="auto"/>
+        <w:jc w:val="center"/>
+        <w:rPr>
+          <w:rFonts w:ascii="Arial" w:hAnsi="Arial" w:cs="Arial"/>
+          <w:b/>
+          <w:bCs/>
+          <w:sz w:val="26"/>
+          <w:szCs w:val="26"/>
+          <w:u w:val="single"/>
+          <w:lang w:bidi="he-IL"/>
+        </w:rPr>
       </w:pPr>
       <w:r>
         <w:rPr>
@@ -1332,145 +1327,426 @@
           <w:sz w:val="26"/>
           <w:szCs w:val="26"/>
           <w:u w:val="single"/>
-          <w:lang w:bidi="he-IL"/>
-        </w:rPr>
-        <w:br/>
-      </w:r>
-      <w:r>
-        <w:t xml:space="preserve">{% if </w:t>
+          <w:rtl/>
+          <w:lang w:bidi="he-IL"/>
+        </w:rPr>
+        <w:t xml:space="preserve">{% </w:t>
+      </w:r>
+      <w:r>
+        <w:rPr>
+          <w:rFonts w:ascii="Arial" w:hAnsi="Arial" w:cs="Arial"/>
+          <w:b/>
+          <w:bCs/>
+          <w:sz w:val="26"/>
+          <w:szCs w:val="26"/>
+          <w:u w:val="single"/>
+          <w:lang w:bidi="he-IL"/>
+        </w:rPr>
+        <w:t xml:space="preserve">for page in </w:t>
       </w:r>
       <w:proofErr w:type="spellStart"/>
       <w:r>
-        <w:t>land_</w:t>
-      </w:r>
-      <w:proofErr w:type="gramStart"/>
-      <w:r>
-        <w:t>images</w:t>
+        <w:rPr>
+          <w:rFonts w:ascii="Arial" w:hAnsi="Arial" w:cs="Arial"/>
+          <w:b/>
+          <w:bCs/>
+          <w:sz w:val="26"/>
+          <w:szCs w:val="26"/>
+          <w:u w:val="single"/>
+          <w:lang w:bidi="he-IL"/>
+        </w:rPr>
+        <w:t>photo_pages</w:t>
       </w:r>
       <w:proofErr w:type="spellEnd"/>
       <w:r>
+        <w:rPr>
+          <w:rFonts w:ascii="Arial" w:hAnsi="Arial" w:cs="Arial"/>
+          <w:b/>
+          <w:bCs/>
+          <w:sz w:val="26"/>
+          <w:szCs w:val="26"/>
+          <w:u w:val="single"/>
+          <w:rtl/>
+          <w:lang w:bidi="he-IL"/>
+        </w:rPr>
         <w:t xml:space="preserve"> %}</w:t>
       </w:r>
-      <w:proofErr w:type="gramEnd"/>
     </w:p>
     <w:p>
       <w:pPr>
-        <w:jc w:val="right"/>
-      </w:pPr>
-      <w:r>
-        <w:t xml:space="preserve">{% for </w:t>
-      </w:r>
-      <w:proofErr w:type="spellStart"/>
-      <w:r>
-        <w:t>img</w:t>
-      </w:r>
-      <w:proofErr w:type="spellEnd"/>
-      <w:r>
-        <w:t xml:space="preserve"> in </w:t>
-      </w:r>
-      <w:proofErr w:type="spellStart"/>
-      <w:r>
-        <w:t>land_images</w:t>
-      </w:r>
-      <w:proofErr w:type="spellEnd"/>
-      <w:r>
-        <w:t xml:space="preserve"> </w:t>
-      </w:r>
-      <w:proofErr w:type="gramStart"/>
-      <w:r>
-        <w:t xml:space="preserve">%}{{ </w:t>
-      </w:r>
-      <w:proofErr w:type="spellStart"/>
-      <w:r>
-        <w:t>img</w:t>
-      </w:r>
-      <w:proofErr w:type="spellEnd"/>
-      <w:proofErr w:type="gramEnd"/>
-      <w:r>
-        <w:t xml:space="preserve"> </w:t>
-      </w:r>
-      <w:proofErr w:type="gramStart"/>
-      <w:r>
-        <w:t>}}{</w:t>
-      </w:r>
-      <w:proofErr w:type="gramEnd"/>
-      <w:r>
-        <w:t xml:space="preserve">% if not </w:t>
-      </w:r>
-      <w:proofErr w:type="spellStart"/>
-      <w:proofErr w:type="gramStart"/>
-      <w:r>
-        <w:t>loop.last</w:t>
-      </w:r>
-      <w:proofErr w:type="spellEnd"/>
-      <w:proofErr w:type="gramEnd"/>
-      <w:r>
-        <w:t xml:space="preserve"> %}</w:t>
-      </w:r>
+        <w:spacing w:line="360" w:lineRule="auto"/>
+        <w:jc w:val="center"/>
+        <w:rPr>
+          <w:rFonts w:ascii="Arial" w:hAnsi="Arial" w:cs="Arial"/>
+          <w:b/>
+          <w:bCs/>
+          <w:sz w:val="26"/>
+          <w:szCs w:val="26"/>
+          <w:u w:val="single"/>
+          <w:rtl/>
+          <w:lang w:bidi="he-IL"/>
+        </w:rPr>
+      </w:pPr>
     </w:p>
     <w:p>
       <w:pPr>
-        <w:jc w:val="right"/>
-      </w:pPr>
+        <w:spacing w:line="360" w:lineRule="auto"/>
+        <w:jc w:val="center"/>
+        <w:rPr>
+          <w:rFonts w:ascii="Arial" w:hAnsi="Arial" w:cs="Arial"/>
+          <w:b/>
+          <w:bCs/>
+          <w:sz w:val="26"/>
+          <w:szCs w:val="26"/>
+          <w:u w:val="single"/>
+          <w:lang w:bidi="he-IL"/>
+        </w:rPr>
+      </w:pPr>
+      <w:r>
+        <w:rPr>
+          <w:rFonts w:ascii="Arial" w:hAnsi="Arial" w:cs="Arial"/>
+          <w:b/>
+          <w:bCs/>
+          <w:sz w:val="26"/>
+          <w:szCs w:val="26"/>
+          <w:u w:val="single"/>
+          <w:rtl/>
+          <w:lang w:bidi="he-IL"/>
+        </w:rPr>
+        <w:t xml:space="preserve">{% </w:t>
+      </w:r>
+      <w:r>
+        <w:rPr>
+          <w:rFonts w:ascii="Arial" w:hAnsi="Arial" w:cs="Arial"/>
+          <w:b/>
+          <w:bCs/>
+          <w:sz w:val="26"/>
+          <w:szCs w:val="26"/>
+          <w:u w:val="single"/>
+          <w:lang w:bidi="he-IL"/>
+        </w:rPr>
+        <w:t xml:space="preserve">if </w:t>
+      </w:r>
+      <w:proofErr w:type="spellStart"/>
+      <w:r>
+        <w:rPr>
+          <w:rFonts w:ascii="Arial" w:hAnsi="Arial" w:cs="Arial"/>
+          <w:b/>
+          <w:bCs/>
+          <w:sz w:val="26"/>
+          <w:szCs w:val="26"/>
+          <w:u w:val="single"/>
+          <w:lang w:bidi="he-IL"/>
+        </w:rPr>
+        <w:t>page.layout</w:t>
+      </w:r>
+      <w:proofErr w:type="spellEnd"/>
+      <w:r>
+        <w:rPr>
+          <w:rFonts w:ascii="Arial" w:hAnsi="Arial" w:cs="Arial"/>
+          <w:b/>
+          <w:bCs/>
+          <w:sz w:val="26"/>
+          <w:szCs w:val="26"/>
+          <w:u w:val="single"/>
+          <w:lang w:bidi="he-IL"/>
+        </w:rPr>
+        <w:t xml:space="preserve"> == 'row</w:t>
+      </w:r>
+      <w:r>
+        <w:rPr>
+          <w:rFonts w:ascii="Arial" w:hAnsi="Arial" w:cs="Arial"/>
+          <w:b/>
+          <w:bCs/>
+          <w:sz w:val="26"/>
+          <w:szCs w:val="26"/>
+          <w:u w:val="single"/>
+          <w:rtl/>
+          <w:lang w:bidi="he-IL"/>
+        </w:rPr>
+        <w:t>' %}</w:t>
+      </w:r>
     </w:p>
     <w:p>
       <w:pPr>
-        <w:jc w:val="right"/>
-      </w:pPr>
-      <w:r>
-        <w:t xml:space="preserve">{% endif </w:t>
-      </w:r>
-      <w:proofErr w:type="gramStart"/>
-      <w:r>
-        <w:t>%}{</w:t>
-      </w:r>
-      <w:proofErr w:type="gramEnd"/>
-      <w:r>
-        <w:t xml:space="preserve">% </w:t>
+        <w:spacing w:line="360" w:lineRule="auto"/>
+        <w:jc w:val="center"/>
+        <w:rPr>
+          <w:rFonts w:ascii="Arial" w:hAnsi="Arial" w:cs="Arial"/>
+          <w:b/>
+          <w:bCs/>
+          <w:sz w:val="26"/>
+          <w:szCs w:val="26"/>
+          <w:u w:val="single"/>
+          <w:lang w:bidi="he-IL"/>
+        </w:rPr>
+      </w:pPr>
+      <w:r>
+        <w:rPr>
+          <w:rFonts w:ascii="Arial" w:hAnsi="Arial" w:cs="Arial"/>
+          <w:b/>
+          <w:bCs/>
+          <w:sz w:val="26"/>
+          <w:szCs w:val="26"/>
+          <w:u w:val="single"/>
+          <w:lang w:bidi="he-IL"/>
+        </w:rPr>
+        <w:t xml:space="preserve">{{ </w:t>
       </w:r>
       <w:proofErr w:type="spellStart"/>
-      <w:proofErr w:type="gramStart"/>
-      <w:r>
-        <w:t>endfor</w:t>
+      <w:r>
+        <w:rPr>
+          <w:rFonts w:ascii="Arial" w:hAnsi="Arial" w:cs="Arial"/>
+          <w:b/>
+          <w:bCs/>
+          <w:sz w:val="26"/>
+          <w:szCs w:val="26"/>
+          <w:u w:val="single"/>
+          <w:lang w:bidi="he-IL"/>
+        </w:rPr>
+        <w:t>page.photos</w:t>
       </w:r>
       <w:proofErr w:type="spellEnd"/>
       <w:r>
-        <w:t xml:space="preserve"> %}</w:t>
-      </w:r>
-      <w:proofErr w:type="gramEnd"/>
+        <w:rPr>
+          <w:rFonts w:ascii="Arial" w:hAnsi="Arial" w:cs="Arial"/>
+          <w:b/>
+          <w:bCs/>
+          <w:sz w:val="26"/>
+          <w:szCs w:val="26"/>
+          <w:u w:val="single"/>
+          <w:rtl/>
+          <w:lang w:bidi="he-IL"/>
+        </w:rPr>
+        <w:t xml:space="preserve">[0] </w:t>
+      </w:r>
+      <w:r>
+        <w:rPr>
+          <w:rFonts w:ascii="Arial" w:hAnsi="Arial" w:cs="Arial"/>
+          <w:b/>
+          <w:bCs/>
+          <w:sz w:val="26"/>
+          <w:szCs w:val="26"/>
+          <w:u w:val="single"/>
+          <w:lang w:bidi="he-IL"/>
+        </w:rPr>
+        <w:t xml:space="preserve">}} {{ </w:t>
+      </w:r>
+      <w:proofErr w:type="spellStart"/>
+      <w:r>
+        <w:rPr>
+          <w:rFonts w:ascii="Arial" w:hAnsi="Arial" w:cs="Arial"/>
+          <w:b/>
+          <w:bCs/>
+          <w:sz w:val="26"/>
+          <w:szCs w:val="26"/>
+          <w:u w:val="single"/>
+          <w:lang w:bidi="he-IL"/>
+        </w:rPr>
+        <w:t>page.photos</w:t>
+      </w:r>
+      <w:proofErr w:type="spellEnd"/>
+      <w:r>
+        <w:rPr>
+          <w:rFonts w:ascii="Arial" w:hAnsi="Arial" w:cs="Arial"/>
+          <w:b/>
+          <w:bCs/>
+          <w:sz w:val="26"/>
+          <w:szCs w:val="26"/>
+          <w:u w:val="single"/>
+          <w:rtl/>
+          <w:lang w:bidi="he-IL"/>
+        </w:rPr>
+        <w:t xml:space="preserve">[1] </w:t>
+      </w:r>
+      <w:r>
+        <w:rPr>
+          <w:rFonts w:ascii="Arial" w:hAnsi="Arial" w:cs="Arial"/>
+          <w:b/>
+          <w:bCs/>
+          <w:sz w:val="26"/>
+          <w:szCs w:val="26"/>
+          <w:u w:val="single"/>
+          <w:lang w:bidi="he-IL"/>
+        </w:rPr>
+        <w:t>}}</w:t>
+      </w:r>
     </w:p>
     <w:p>
       <w:pPr>
-        <w:jc w:val="right"/>
-      </w:pPr>
-      <w:r>
-        <w:t>{% endif %}</w:t>
-      </w:r>
+        <w:spacing w:line="360" w:lineRule="auto"/>
+        <w:jc w:val="center"/>
+        <w:rPr>
+          <w:rFonts w:ascii="Arial" w:hAnsi="Arial" w:cs="Arial"/>
+          <w:b/>
+          <w:bCs/>
+          <w:sz w:val="26"/>
+          <w:szCs w:val="26"/>
+          <w:u w:val="single"/>
+          <w:rtl/>
+          <w:lang w:bidi="he-IL"/>
+        </w:rPr>
+      </w:pPr>
     </w:p>
     <w:p>
       <w:pPr>
-        <w:jc w:val="right"/>
-      </w:pPr>
+        <w:spacing w:line="360" w:lineRule="auto"/>
+        <w:jc w:val="center"/>
+        <w:rPr>
+          <w:rFonts w:ascii="Arial" w:hAnsi="Arial" w:cs="Arial"/>
+          <w:b/>
+          <w:bCs/>
+          <w:sz w:val="26"/>
+          <w:szCs w:val="26"/>
+          <w:u w:val="single"/>
+          <w:lang w:bidi="he-IL"/>
+        </w:rPr>
+      </w:pPr>
+      <w:r>
+        <w:rPr>
+          <w:rFonts w:ascii="Arial" w:hAnsi="Arial" w:cs="Arial"/>
+          <w:b/>
+          <w:bCs/>
+          <w:sz w:val="26"/>
+          <w:szCs w:val="26"/>
+          <w:u w:val="single"/>
+          <w:rtl/>
+          <w:lang w:bidi="he-IL"/>
+        </w:rPr>
+        <w:t xml:space="preserve">{% </w:t>
+      </w:r>
+      <w:proofErr w:type="spellStart"/>
+      <w:r>
+        <w:rPr>
+          <w:rFonts w:ascii="Arial" w:hAnsi="Arial" w:cs="Arial"/>
+          <w:b/>
+          <w:bCs/>
+          <w:sz w:val="26"/>
+          <w:szCs w:val="26"/>
+          <w:u w:val="single"/>
+          <w:lang w:bidi="he-IL"/>
+        </w:rPr>
+        <w:t>elif</w:t>
+      </w:r>
+      <w:proofErr w:type="spellEnd"/>
+      <w:r>
+        <w:rPr>
+          <w:rFonts w:ascii="Arial" w:hAnsi="Arial" w:cs="Arial"/>
+          <w:b/>
+          <w:bCs/>
+          <w:sz w:val="26"/>
+          <w:szCs w:val="26"/>
+          <w:u w:val="single"/>
+          <w:lang w:bidi="he-IL"/>
+        </w:rPr>
+        <w:t xml:space="preserve"> </w:t>
+      </w:r>
+      <w:proofErr w:type="spellStart"/>
+      <w:r>
+        <w:rPr>
+          <w:rFonts w:ascii="Arial" w:hAnsi="Arial" w:cs="Arial"/>
+          <w:b/>
+          <w:bCs/>
+          <w:sz w:val="26"/>
+          <w:szCs w:val="26"/>
+          <w:u w:val="single"/>
+          <w:lang w:bidi="he-IL"/>
+        </w:rPr>
+        <w:t>page.layout</w:t>
+      </w:r>
+      <w:proofErr w:type="spellEnd"/>
+      <w:r>
+        <w:rPr>
+          <w:rFonts w:ascii="Arial" w:hAnsi="Arial" w:cs="Arial"/>
+          <w:b/>
+          <w:bCs/>
+          <w:sz w:val="26"/>
+          <w:szCs w:val="26"/>
+          <w:u w:val="single"/>
+          <w:lang w:bidi="he-IL"/>
+        </w:rPr>
+        <w:t xml:space="preserve"> == 'column</w:t>
+      </w:r>
+      <w:r>
+        <w:rPr>
+          <w:rFonts w:ascii="Arial" w:hAnsi="Arial" w:cs="Arial"/>
+          <w:b/>
+          <w:bCs/>
+          <w:sz w:val="26"/>
+          <w:szCs w:val="26"/>
+          <w:u w:val="single"/>
+          <w:rtl/>
+          <w:lang w:bidi="he-IL"/>
+        </w:rPr>
+        <w:t>' %}</w:t>
+      </w:r>
     </w:p>
     <w:p>
       <w:pPr>
-        <w:rPr>
-          <w:rtl/>
-          <w:lang w:bidi="he-IL"/>
-        </w:rPr>
-      </w:pPr>
-      <w:r>
-        <w:rPr>
-          <w:rtl/>
-          <w:lang w:bidi="he-IL"/>
-        </w:rPr>
-        <w:br w:type="page"/>
+        <w:spacing w:line="360" w:lineRule="auto"/>
+        <w:jc w:val="center"/>
+        <w:rPr>
+          <w:rFonts w:ascii="Arial" w:hAnsi="Arial" w:cs="Arial"/>
+          <w:b/>
+          <w:bCs/>
+          <w:sz w:val="26"/>
+          <w:szCs w:val="26"/>
+          <w:u w:val="single"/>
+          <w:lang w:bidi="he-IL"/>
+        </w:rPr>
+      </w:pPr>
+      <w:r>
+        <w:rPr>
+          <w:rFonts w:ascii="Arial" w:hAnsi="Arial" w:cs="Arial"/>
+          <w:b/>
+          <w:bCs/>
+          <w:sz w:val="26"/>
+          <w:szCs w:val="26"/>
+          <w:u w:val="single"/>
+          <w:rtl/>
+          <w:lang w:bidi="he-IL"/>
+        </w:rPr>
+        <w:t xml:space="preserve">{{ </w:t>
+      </w:r>
+      <w:proofErr w:type="spellStart"/>
+      <w:r>
+        <w:rPr>
+          <w:rFonts w:ascii="Arial" w:hAnsi="Arial" w:cs="Arial"/>
+          <w:b/>
+          <w:bCs/>
+          <w:sz w:val="26"/>
+          <w:szCs w:val="26"/>
+          <w:u w:val="single"/>
+          <w:lang w:bidi="he-IL"/>
+        </w:rPr>
+        <w:t>page.photos</w:t>
+      </w:r>
+      <w:proofErr w:type="spellEnd"/>
+      <w:r>
+        <w:rPr>
+          <w:rFonts w:ascii="Arial" w:hAnsi="Arial" w:cs="Arial"/>
+          <w:b/>
+          <w:bCs/>
+          <w:sz w:val="26"/>
+          <w:szCs w:val="26"/>
+          <w:u w:val="single"/>
+          <w:rtl/>
+          <w:lang w:bidi="he-IL"/>
+        </w:rPr>
+        <w:t>[0] }}</w:t>
       </w:r>
     </w:p>
     <w:p>
       <w:pPr>
-        <w:jc w:val="right"/>
-        <w:rPr>
+        <w:spacing w:line="360" w:lineRule="auto"/>
+        <w:jc w:val="center"/>
+        <w:rPr>
+          <w:rFonts w:ascii="Arial" w:hAnsi="Arial" w:cs="Arial"/>
+          <w:b/>
+          <w:bCs/>
+          <w:sz w:val="26"/>
+          <w:szCs w:val="26"/>
+          <w:u w:val="single"/>
           <w:rtl/>
           <w:lang w:bidi="he-IL"/>
         </w:rPr>
@@ -1478,144 +1754,307 @@
     </w:p>
     <w:p>
       <w:pPr>
-        <w:jc w:val="right"/>
-      </w:pPr>
-      <w:r>
-        <w:t xml:space="preserve">{% if </w:t>
+        <w:spacing w:line="360" w:lineRule="auto"/>
+        <w:jc w:val="center"/>
+        <w:rPr>
+          <w:rFonts w:ascii="Arial" w:hAnsi="Arial" w:cs="Arial"/>
+          <w:b/>
+          <w:bCs/>
+          <w:sz w:val="26"/>
+          <w:szCs w:val="26"/>
+          <w:u w:val="single"/>
+          <w:lang w:bidi="he-IL"/>
+        </w:rPr>
+      </w:pPr>
+      <w:r>
+        <w:rPr>
+          <w:rFonts w:ascii="Arial" w:hAnsi="Arial" w:cs="Arial"/>
+          <w:b/>
+          <w:bCs/>
+          <w:sz w:val="26"/>
+          <w:szCs w:val="26"/>
+          <w:u w:val="single"/>
+          <w:rtl/>
+          <w:lang w:bidi="he-IL"/>
+        </w:rPr>
+        <w:t xml:space="preserve">{{ </w:t>
       </w:r>
       <w:proofErr w:type="spellStart"/>
       <w:r>
-        <w:t>port_</w:t>
-      </w:r>
-      <w:proofErr w:type="gramStart"/>
-      <w:r>
-        <w:t>rows</w:t>
+        <w:rPr>
+          <w:rFonts w:ascii="Arial" w:hAnsi="Arial" w:cs="Arial"/>
+          <w:b/>
+          <w:bCs/>
+          <w:sz w:val="26"/>
+          <w:szCs w:val="26"/>
+          <w:u w:val="single"/>
+          <w:lang w:bidi="he-IL"/>
+        </w:rPr>
+        <w:t>page.photos</w:t>
       </w:r>
       <w:proofErr w:type="spellEnd"/>
       <w:r>
-        <w:t xml:space="preserve"> %}</w:t>
-      </w:r>
-      <w:proofErr w:type="gramEnd"/>
+        <w:rPr>
+          <w:rFonts w:ascii="Arial" w:hAnsi="Arial" w:cs="Arial"/>
+          <w:b/>
+          <w:bCs/>
+          <w:sz w:val="26"/>
+          <w:szCs w:val="26"/>
+          <w:u w:val="single"/>
+          <w:rtl/>
+          <w:lang w:bidi="he-IL"/>
+        </w:rPr>
+        <w:t>[1] }}</w:t>
+      </w:r>
     </w:p>
     <w:p>
       <w:pPr>
-        <w:jc w:val="right"/>
-      </w:pPr>
-      <w:r>
-        <w:t xml:space="preserve">{% for left, right in </w:t>
-      </w:r>
-      <w:proofErr w:type="spellStart"/>
-      <w:r>
-        <w:t>port_</w:t>
-      </w:r>
-      <w:proofErr w:type="gramStart"/>
-      <w:r>
-        <w:t>rows</w:t>
-      </w:r>
-      <w:proofErr w:type="spellEnd"/>
-      <w:r>
-        <w:t xml:space="preserve"> %}</w:t>
-      </w:r>
-      <w:proofErr w:type="gramEnd"/>
+        <w:spacing w:line="360" w:lineRule="auto"/>
+        <w:jc w:val="center"/>
+        <w:rPr>
+          <w:rFonts w:ascii="Arial" w:hAnsi="Arial" w:cs="Arial"/>
+          <w:b/>
+          <w:bCs/>
+          <w:sz w:val="26"/>
+          <w:szCs w:val="26"/>
+          <w:u w:val="single"/>
+          <w:rtl/>
+          <w:lang w:bidi="he-IL"/>
+        </w:rPr>
+      </w:pPr>
     </w:p>
     <w:p>
       <w:pPr>
-        <w:jc w:val="right"/>
-      </w:pPr>
-      <w:proofErr w:type="gramStart"/>
-      <w:r>
-        <w:t>{{ left</w:t>
-      </w:r>
-      <w:proofErr w:type="gramEnd"/>
-      <w:r>
-        <w:t xml:space="preserve"> </w:t>
-      </w:r>
-      <w:proofErr w:type="gramStart"/>
-      <w:r>
-        <w:t>}}{{ gap</w:t>
-      </w:r>
-      <w:proofErr w:type="gramEnd"/>
-      <w:r>
-        <w:t xml:space="preserve"> </w:t>
-      </w:r>
-      <w:proofErr w:type="gramStart"/>
-      <w:r>
-        <w:t>}}{</w:t>
-      </w:r>
-      <w:proofErr w:type="gramEnd"/>
-      <w:r>
-        <w:t xml:space="preserve">% if right </w:t>
-      </w:r>
-      <w:proofErr w:type="gramStart"/>
-      <w:r>
-        <w:t>%}{{ right</w:t>
-      </w:r>
-      <w:proofErr w:type="gramEnd"/>
-      <w:r>
-        <w:t xml:space="preserve"> }}</w:t>
-      </w:r>
-      <w:r>
-        <w:br/>
-      </w:r>
-      <w:r>
+        <w:spacing w:line="360" w:lineRule="auto"/>
+        <w:jc w:val="center"/>
+        <w:rPr>
+          <w:rFonts w:ascii="Arial" w:hAnsi="Arial" w:cs="Arial"/>
+          <w:b/>
+          <w:bCs/>
+          <w:sz w:val="26"/>
+          <w:szCs w:val="26"/>
+          <w:u w:val="single"/>
+          <w:lang w:bidi="he-IL"/>
+        </w:rPr>
+      </w:pPr>
+      <w:r>
+        <w:rPr>
+          <w:rFonts w:ascii="Arial" w:hAnsi="Arial" w:cs="Arial"/>
+          <w:b/>
+          <w:bCs/>
+          <w:sz w:val="26"/>
+          <w:szCs w:val="26"/>
+          <w:u w:val="single"/>
+          <w:rtl/>
+          <w:lang w:bidi="he-IL"/>
+        </w:rPr>
+        <w:lastRenderedPageBreak/>
         <w:t xml:space="preserve">{% </w:t>
       </w:r>
-      <w:proofErr w:type="gramStart"/>
-      <w:r>
-        <w:t>endif %}</w:t>
-      </w:r>
-      <w:proofErr w:type="gramEnd"/>
+      <w:r>
+        <w:rPr>
+          <w:rFonts w:ascii="Arial" w:hAnsi="Arial" w:cs="Arial"/>
+          <w:b/>
+          <w:bCs/>
+          <w:sz w:val="26"/>
+          <w:szCs w:val="26"/>
+          <w:u w:val="single"/>
+          <w:lang w:bidi="he-IL"/>
+        </w:rPr>
+        <w:t>else</w:t>
+      </w:r>
+      <w:r>
+        <w:rPr>
+          <w:rFonts w:ascii="Arial" w:hAnsi="Arial" w:cs="Arial"/>
+          <w:b/>
+          <w:bCs/>
+          <w:sz w:val="26"/>
+          <w:szCs w:val="26"/>
+          <w:u w:val="single"/>
+          <w:rtl/>
+          <w:lang w:bidi="he-IL"/>
+        </w:rPr>
+        <w:t xml:space="preserve"> %}</w:t>
+      </w:r>
     </w:p>
     <w:p>
       <w:pPr>
-        <w:jc w:val="right"/>
-      </w:pPr>
-      <w:r>
-        <w:t xml:space="preserve">{% </w:t>
+        <w:spacing w:line="360" w:lineRule="auto"/>
+        <w:jc w:val="center"/>
+        <w:rPr>
+          <w:rFonts w:ascii="Arial" w:hAnsi="Arial" w:cs="Arial"/>
+          <w:b/>
+          <w:bCs/>
+          <w:sz w:val="26"/>
+          <w:szCs w:val="26"/>
+          <w:u w:val="single"/>
+          <w:lang w:bidi="he-IL"/>
+        </w:rPr>
+      </w:pPr>
+      <w:r>
+        <w:rPr>
+          <w:rFonts w:ascii="Arial" w:hAnsi="Arial" w:cs="Arial"/>
+          <w:b/>
+          <w:bCs/>
+          <w:sz w:val="26"/>
+          <w:szCs w:val="26"/>
+          <w:u w:val="single"/>
+          <w:rtl/>
+          <w:lang w:bidi="he-IL"/>
+        </w:rPr>
+        <w:t xml:space="preserve">{{ </w:t>
       </w:r>
       <w:proofErr w:type="spellStart"/>
       <w:r>
-        <w:t>endfor</w:t>
+        <w:rPr>
+          <w:rFonts w:ascii="Arial" w:hAnsi="Arial" w:cs="Arial"/>
+          <w:b/>
+          <w:bCs/>
+          <w:sz w:val="26"/>
+          <w:szCs w:val="26"/>
+          <w:u w:val="single"/>
+          <w:lang w:bidi="he-IL"/>
+        </w:rPr>
+        <w:t>page.photos</w:t>
       </w:r>
       <w:proofErr w:type="spellEnd"/>
       <w:r>
-        <w:t xml:space="preserve"> %}</w:t>
+        <w:rPr>
+          <w:rFonts w:ascii="Arial" w:hAnsi="Arial" w:cs="Arial"/>
+          <w:b/>
+          <w:bCs/>
+          <w:sz w:val="26"/>
+          <w:szCs w:val="26"/>
+          <w:u w:val="single"/>
+          <w:rtl/>
+          <w:lang w:bidi="he-IL"/>
+        </w:rPr>
+        <w:t>[0] }}</w:t>
       </w:r>
     </w:p>
     <w:p>
       <w:pPr>
-        <w:jc w:val="right"/>
-      </w:pPr>
-      <w:r>
-        <w:t>{% endif %}</w:t>
+        <w:spacing w:line="360" w:lineRule="auto"/>
+        <w:jc w:val="center"/>
+        <w:rPr>
+          <w:rFonts w:ascii="Arial" w:hAnsi="Arial" w:cs="Arial"/>
+          <w:b/>
+          <w:bCs/>
+          <w:sz w:val="26"/>
+          <w:szCs w:val="26"/>
+          <w:u w:val="single"/>
+          <w:lang w:bidi="he-IL"/>
+        </w:rPr>
+      </w:pPr>
+      <w:r>
+        <w:rPr>
+          <w:rFonts w:ascii="Arial" w:hAnsi="Arial" w:cs="Arial"/>
+          <w:b/>
+          <w:bCs/>
+          <w:sz w:val="26"/>
+          <w:szCs w:val="26"/>
+          <w:u w:val="single"/>
+          <w:rtl/>
+          <w:lang w:bidi="he-IL"/>
+        </w:rPr>
+        <w:t xml:space="preserve">{% </w:t>
+      </w:r>
+      <w:r>
+        <w:rPr>
+          <w:rFonts w:ascii="Arial" w:hAnsi="Arial" w:cs="Arial"/>
+          <w:b/>
+          <w:bCs/>
+          <w:sz w:val="26"/>
+          <w:szCs w:val="26"/>
+          <w:u w:val="single"/>
+          <w:lang w:bidi="he-IL"/>
+        </w:rPr>
+        <w:t>endif</w:t>
+      </w:r>
+      <w:r>
+        <w:rPr>
+          <w:rFonts w:ascii="Arial" w:hAnsi="Arial" w:cs="Arial"/>
+          <w:b/>
+          <w:bCs/>
+          <w:sz w:val="26"/>
+          <w:szCs w:val="26"/>
+          <w:u w:val="single"/>
+          <w:rtl/>
+          <w:lang w:bidi="he-IL"/>
+        </w:rPr>
+        <w:t xml:space="preserve"> %}</w:t>
       </w:r>
     </w:p>
-    <w:p/>
     <w:p>
       <w:pPr>
-        <w:rPr>
-          <w:rFonts w:ascii="Arial" w:hAnsi="Arial" w:cs="Arial"/>
-          <w:b/>
-          <w:bCs/>
-          <w:sz w:val="26"/>
-          <w:szCs w:val="26"/>
-          <w:u w:val="single"/>
-          <w:rtl/>
-          <w:lang w:bidi="he-IL"/>
-        </w:rPr>
-      </w:pPr>
-      <w:r>
-        <w:rPr>
-          <w:rFonts w:ascii="Arial" w:hAnsi="Arial" w:cs="Arial" w:hint="cs"/>
-          <w:b/>
-          <w:bCs/>
-          <w:sz w:val="26"/>
-          <w:szCs w:val="26"/>
-          <w:u w:val="single"/>
-          <w:rtl/>
-          <w:lang w:bidi="he-IL"/>
-        </w:rPr>
-        <w:t xml:space="preserve"> </w:t>
+        <w:spacing w:line="360" w:lineRule="auto"/>
+        <w:jc w:val="center"/>
+        <w:rPr>
+          <w:rFonts w:ascii="Arial" w:hAnsi="Arial" w:cs="Arial"/>
+          <w:b/>
+          <w:bCs/>
+          <w:sz w:val="26"/>
+          <w:szCs w:val="26"/>
+          <w:u w:val="single"/>
+          <w:rtl/>
+          <w:lang w:bidi="he-IL"/>
+        </w:rPr>
+      </w:pPr>
+    </w:p>
+    <w:p>
+      <w:pPr>
+        <w:spacing w:line="360" w:lineRule="auto"/>
+        <w:jc w:val="center"/>
+        <w:rPr>
+          <w:rFonts w:ascii="Arial" w:hAnsi="Arial" w:cs="Arial"/>
+          <w:b/>
+          <w:bCs/>
+          <w:sz w:val="26"/>
+          <w:szCs w:val="26"/>
+          <w:u w:val="single"/>
+          <w:rtl/>
+          <w:lang w:bidi="he-IL"/>
+        </w:rPr>
+      </w:pPr>
+      <w:r>
+        <w:rPr>
+          <w:rFonts w:ascii="Arial" w:hAnsi="Arial" w:cs="Arial"/>
+          <w:b/>
+          <w:bCs/>
+          <w:sz w:val="26"/>
+          <w:szCs w:val="26"/>
+          <w:u w:val="single"/>
+          <w:rtl/>
+          <w:lang w:bidi="he-IL"/>
+        </w:rPr>
+        <w:t xml:space="preserve">{% </w:t>
+      </w:r>
+      <w:proofErr w:type="spellStart"/>
+      <w:r>
+        <w:rPr>
+          <w:rFonts w:ascii="Arial" w:hAnsi="Arial" w:cs="Arial"/>
+          <w:b/>
+          <w:bCs/>
+          <w:sz w:val="26"/>
+          <w:szCs w:val="26"/>
+          <w:u w:val="single"/>
+          <w:lang w:bidi="he-IL"/>
+        </w:rPr>
+        <w:t>endfor</w:t>
+      </w:r>
+      <w:proofErr w:type="spellEnd"/>
+      <w:r>
+        <w:rPr>
+          <w:rFonts w:ascii="Arial" w:hAnsi="Arial" w:cs="Arial"/>
+          <w:b/>
+          <w:bCs/>
+          <w:sz w:val="26"/>
+          <w:szCs w:val="26"/>
+          <w:u w:val="single"/>
+          <w:rtl/>
+          <w:lang w:bidi="he-IL"/>
+        </w:rPr>
+        <w:t xml:space="preserve"> %}</w:t>
       </w:r>
     </w:p>
     <w:p>

--- a/app/docx_templates/menora_photos.docx
+++ b/app/docx_templates/menora_photos.docx
@@ -33,18 +33,33 @@
         <w:t xml:space="preserve">                  </w:t>
       </w:r>
       <w:bookmarkStart w:id="0" w:name="_Hlk214468209"/>
-      <w:r>
-        <w:rPr>
-          <w:rFonts w:ascii="Arial" w:eastAsia="Times New Roman" w:hAnsi="Arial" w:cs="Arial"/>
-          <w:b/>
-          <w:bCs/>
-          <w:kern w:val="0"/>
-          <w:sz w:val="26"/>
-          <w:szCs w:val="26"/>
-          <w:lang w:eastAsia="he-IL" w:bidi="he-IL"/>
-          <w14:ligatures w14:val="none"/>
-        </w:rPr>
-        <w:t>{{ now }}</w:t>
+      <w:proofErr w:type="gramStart"/>
+      <w:r>
+        <w:rPr>
+          <w:rFonts w:ascii="Arial" w:eastAsia="Times New Roman" w:hAnsi="Arial" w:cs="Arial"/>
+          <w:b/>
+          <w:bCs/>
+          <w:kern w:val="0"/>
+          <w:sz w:val="26"/>
+          <w:szCs w:val="26"/>
+          <w:lang w:eastAsia="he-IL" w:bidi="he-IL"/>
+          <w14:ligatures w14:val="none"/>
+        </w:rPr>
+        <w:t>{{ now</w:t>
+      </w:r>
+      <w:proofErr w:type="gramEnd"/>
+      <w:r>
+        <w:rPr>
+          <w:rFonts w:ascii="Arial" w:eastAsia="Times New Roman" w:hAnsi="Arial" w:cs="Arial"/>
+          <w:b/>
+          <w:bCs/>
+          <w:kern w:val="0"/>
+          <w:sz w:val="26"/>
+          <w:szCs w:val="26"/>
+          <w:lang w:eastAsia="he-IL" w:bidi="he-IL"/>
+          <w14:ligatures w14:val="none"/>
+        </w:rPr>
+        <w:t xml:space="preserve"> }}</w:t>
       </w:r>
     </w:p>
     <w:p>
@@ -1299,6 +1314,14 @@
         <w:jc w:val="center"/>
         <w:rPr>
           <w:rFonts w:ascii="Arial" w:hAnsi="Arial" w:cs="Arial"/>
+          <w:sz w:val="26"/>
+          <w:szCs w:val="26"/>
+          <w:lang w:bidi="he-IL"/>
+        </w:rPr>
+      </w:pPr>
+      <w:r>
+        <w:rPr>
+          <w:rFonts w:ascii="Arial" w:hAnsi="Arial" w:cs="Arial"/>
           <w:b/>
           <w:bCs/>
           <w:sz w:val="26"/>
@@ -1306,27 +1329,13 @@
           <w:u w:val="single"/>
           <w:lang w:bidi="he-IL"/>
         </w:rPr>
-      </w:pPr>
-      <w:r>
-        <w:rPr>
-          <w:rFonts w:ascii="Arial" w:hAnsi="Arial" w:cs="Arial"/>
-          <w:b/>
-          <w:bCs/>
-          <w:sz w:val="26"/>
-          <w:szCs w:val="26"/>
-          <w:u w:val="single"/>
-          <w:lang w:bidi="he-IL"/>
-        </w:rPr>
         <w:br/>
       </w:r>
       <w:r>
         <w:rPr>
           <w:rFonts w:ascii="Arial" w:hAnsi="Arial" w:cs="Arial"/>
-          <w:b/>
-          <w:bCs/>
-          <w:sz w:val="26"/>
-          <w:szCs w:val="26"/>
-          <w:u w:val="single"/>
+          <w:sz w:val="26"/>
+          <w:szCs w:val="26"/>
           <w:rtl/>
           <w:lang w:bidi="he-IL"/>
         </w:rPr>
@@ -1335,11 +1344,8 @@
       <w:r>
         <w:rPr>
           <w:rFonts w:ascii="Arial" w:hAnsi="Arial" w:cs="Arial"/>
-          <w:b/>
-          <w:bCs/>
-          <w:sz w:val="26"/>
-          <w:szCs w:val="26"/>
-          <w:u w:val="single"/>
+          <w:sz w:val="26"/>
+          <w:szCs w:val="26"/>
           <w:lang w:bidi="he-IL"/>
         </w:rPr>
         <w:t xml:space="preserve">for page in </w:t>
@@ -1348,11 +1354,8 @@
       <w:r>
         <w:rPr>
           <w:rFonts w:ascii="Arial" w:hAnsi="Arial" w:cs="Arial"/>
-          <w:b/>
-          <w:bCs/>
-          <w:sz w:val="26"/>
-          <w:szCs w:val="26"/>
-          <w:u w:val="single"/>
+          <w:sz w:val="26"/>
+          <w:szCs w:val="26"/>
           <w:lang w:bidi="he-IL"/>
         </w:rPr>
         <w:t>photo_pages</w:t>
@@ -1361,11 +1364,8 @@
       <w:r>
         <w:rPr>
           <w:rFonts w:ascii="Arial" w:hAnsi="Arial" w:cs="Arial"/>
-          <w:b/>
-          <w:bCs/>
-          <w:sz w:val="26"/>
-          <w:szCs w:val="26"/>
-          <w:u w:val="single"/>
+          <w:sz w:val="26"/>
+          <w:szCs w:val="26"/>
           <w:rtl/>
           <w:lang w:bidi="he-IL"/>
         </w:rPr>
@@ -1378,15 +1378,60 @@
         <w:jc w:val="center"/>
         <w:rPr>
           <w:rFonts w:ascii="Arial" w:hAnsi="Arial" w:cs="Arial"/>
-          <w:b/>
-          <w:bCs/>
-          <w:sz w:val="26"/>
-          <w:szCs w:val="26"/>
-          <w:u w:val="single"/>
-          <w:rtl/>
-          <w:lang w:bidi="he-IL"/>
-        </w:rPr>
-      </w:pPr>
+          <w:sz w:val="26"/>
+          <w:szCs w:val="26"/>
+          <w:lang w:bidi="he-IL"/>
+        </w:rPr>
+      </w:pPr>
+      <w:r>
+        <w:rPr>
+          <w:rFonts w:ascii="Arial" w:hAnsi="Arial" w:cs="Arial"/>
+          <w:sz w:val="26"/>
+          <w:szCs w:val="26"/>
+          <w:rtl/>
+          <w:lang w:bidi="he-IL"/>
+        </w:rPr>
+        <w:t xml:space="preserve">{% </w:t>
+      </w:r>
+      <w:r>
+        <w:rPr>
+          <w:rFonts w:ascii="Arial" w:hAnsi="Arial" w:cs="Arial"/>
+          <w:sz w:val="26"/>
+          <w:szCs w:val="26"/>
+          <w:lang w:bidi="he-IL"/>
+        </w:rPr>
+        <w:t xml:space="preserve">if </w:t>
+      </w:r>
+      <w:proofErr w:type="spellStart"/>
+      <w:r>
+        <w:rPr>
+          <w:rFonts w:ascii="Arial" w:hAnsi="Arial" w:cs="Arial"/>
+          <w:sz w:val="26"/>
+          <w:szCs w:val="26"/>
+          <w:lang w:bidi="he-IL"/>
+        </w:rPr>
+        <w:t>page.layout</w:t>
+      </w:r>
+      <w:proofErr w:type="spellEnd"/>
+      <w:r>
+        <w:rPr>
+          <w:rFonts w:ascii="Arial" w:hAnsi="Arial" w:cs="Arial"/>
+          <w:sz w:val="26"/>
+          <w:szCs w:val="26"/>
+          <w:lang w:bidi="he-IL"/>
+        </w:rPr>
+        <w:t xml:space="preserve"> == 'row</w:t>
+      </w:r>
+      <w:r>
+        <w:rPr>
+          <w:rFonts w:ascii="Arial" w:hAnsi="Arial" w:cs="Arial"/>
+          <w:sz w:val="26"/>
+          <w:szCs w:val="26"/>
+          <w:rtl/>
+          <w:lang w:bidi="he-IL"/>
+        </w:rPr>
+        <w:t>' %}</w:t>
+      </w:r>
     </w:p>
     <w:p>
       <w:pPr>
@@ -1394,77 +1439,194 @@
         <w:jc w:val="center"/>
         <w:rPr>
           <w:rFonts w:ascii="Arial" w:hAnsi="Arial" w:cs="Arial"/>
-          <w:b/>
-          <w:bCs/>
-          <w:sz w:val="26"/>
-          <w:szCs w:val="26"/>
-          <w:u w:val="single"/>
-          <w:lang w:bidi="he-IL"/>
-        </w:rPr>
-      </w:pPr>
-      <w:r>
-        <w:rPr>
-          <w:rFonts w:ascii="Arial" w:hAnsi="Arial" w:cs="Arial"/>
-          <w:b/>
-          <w:bCs/>
-          <w:sz w:val="26"/>
-          <w:szCs w:val="26"/>
-          <w:u w:val="single"/>
-          <w:rtl/>
-          <w:lang w:bidi="he-IL"/>
-        </w:rPr>
-        <w:t xml:space="preserve">{% </w:t>
-      </w:r>
-      <w:r>
-        <w:rPr>
-          <w:rFonts w:ascii="Arial" w:hAnsi="Arial" w:cs="Arial"/>
-          <w:b/>
-          <w:bCs/>
-          <w:sz w:val="26"/>
-          <w:szCs w:val="26"/>
-          <w:u w:val="single"/>
-          <w:lang w:bidi="he-IL"/>
-        </w:rPr>
-        <w:t xml:space="preserve">if </w:t>
+          <w:sz w:val="26"/>
+          <w:szCs w:val="26"/>
+          <w:lang w:bidi="he-IL"/>
+        </w:rPr>
+      </w:pPr>
+      <w:proofErr w:type="gramStart"/>
+      <w:r>
+        <w:rPr>
+          <w:rFonts w:ascii="Arial" w:hAnsi="Arial" w:cs="Arial"/>
+          <w:sz w:val="26"/>
+          <w:szCs w:val="26"/>
+          <w:lang w:bidi="he-IL"/>
+        </w:rPr>
+        <w:t xml:space="preserve">{{ </w:t>
       </w:r>
       <w:proofErr w:type="spellStart"/>
       <w:r>
         <w:rPr>
           <w:rFonts w:ascii="Arial" w:hAnsi="Arial" w:cs="Arial"/>
-          <w:b/>
-          <w:bCs/>
-          <w:sz w:val="26"/>
-          <w:szCs w:val="26"/>
-          <w:u w:val="single"/>
-          <w:lang w:bidi="he-IL"/>
-        </w:rPr>
-        <w:t>page.layout</w:t>
+          <w:sz w:val="26"/>
+          <w:szCs w:val="26"/>
+          <w:lang w:bidi="he-IL"/>
+        </w:rPr>
+        <w:t>page</w:t>
+      </w:r>
+      <w:proofErr w:type="gramEnd"/>
+      <w:r>
+        <w:rPr>
+          <w:rFonts w:ascii="Arial" w:hAnsi="Arial" w:cs="Arial"/>
+          <w:sz w:val="26"/>
+          <w:szCs w:val="26"/>
+          <w:lang w:bidi="he-IL"/>
+        </w:rPr>
+        <w:t>.</w:t>
+      </w:r>
+      <w:proofErr w:type="gramStart"/>
+      <w:r>
+        <w:rPr>
+          <w:rFonts w:ascii="Arial" w:hAnsi="Arial" w:cs="Arial"/>
+          <w:sz w:val="26"/>
+          <w:szCs w:val="26"/>
+          <w:lang w:bidi="he-IL"/>
+        </w:rPr>
+        <w:t>photos</w:t>
       </w:r>
       <w:proofErr w:type="spellEnd"/>
       <w:r>
         <w:rPr>
           <w:rFonts w:ascii="Arial" w:hAnsi="Arial" w:cs="Arial"/>
-          <w:b/>
-          <w:bCs/>
-          <w:sz w:val="26"/>
-          <w:szCs w:val="26"/>
-          <w:u w:val="single"/>
-          <w:lang w:bidi="he-IL"/>
-        </w:rPr>
-        <w:t xml:space="preserve"> == 'row</w:t>
-      </w:r>
-      <w:r>
-        <w:rPr>
-          <w:rFonts w:ascii="Arial" w:hAnsi="Arial" w:cs="Arial"/>
-          <w:b/>
-          <w:bCs/>
-          <w:sz w:val="26"/>
-          <w:szCs w:val="26"/>
-          <w:u w:val="single"/>
-          <w:rtl/>
-          <w:lang w:bidi="he-IL"/>
-        </w:rPr>
-        <w:t>' %}</w:t>
+          <w:sz w:val="26"/>
+          <w:szCs w:val="26"/>
+          <w:rtl/>
+          <w:lang w:bidi="he-IL"/>
+        </w:rPr>
+        <w:t>[</w:t>
+      </w:r>
+      <w:proofErr w:type="gramEnd"/>
+      <w:r>
+        <w:rPr>
+          <w:rFonts w:ascii="Arial" w:hAnsi="Arial" w:cs="Arial"/>
+          <w:sz w:val="26"/>
+          <w:szCs w:val="26"/>
+          <w:rtl/>
+          <w:lang w:bidi="he-IL"/>
+        </w:rPr>
+        <w:t>0</w:t>
+      </w:r>
+      <w:proofErr w:type="gramStart"/>
+      <w:r>
+        <w:rPr>
+          <w:rFonts w:ascii="Arial" w:hAnsi="Arial" w:cs="Arial"/>
+          <w:sz w:val="26"/>
+          <w:szCs w:val="26"/>
+          <w:rtl/>
+          <w:lang w:bidi="he-IL"/>
+        </w:rPr>
+        <w:t xml:space="preserve">] </w:t>
+      </w:r>
+      <w:r>
+        <w:rPr>
+          <w:rFonts w:ascii="Arial" w:hAnsi="Arial" w:cs="Arial"/>
+          <w:sz w:val="26"/>
+          <w:szCs w:val="26"/>
+          <w:lang w:bidi="he-IL"/>
+        </w:rPr>
+        <w:t>}</w:t>
+      </w:r>
+      <w:proofErr w:type="gramEnd"/>
+      <w:r>
+        <w:rPr>
+          <w:rFonts w:ascii="Arial" w:hAnsi="Arial" w:cs="Arial"/>
+          <w:sz w:val="26"/>
+          <w:szCs w:val="26"/>
+          <w:lang w:bidi="he-IL"/>
+        </w:rPr>
+        <w:t xml:space="preserve">} </w:t>
+      </w:r>
+      <w:proofErr w:type="gramStart"/>
+      <w:r>
+        <w:rPr>
+          <w:rFonts w:ascii="Arial" w:hAnsi="Arial" w:cs="Arial"/>
+          <w:sz w:val="26"/>
+          <w:szCs w:val="26"/>
+          <w:lang w:bidi="he-IL"/>
+        </w:rPr>
+        <w:t xml:space="preserve">{{ </w:t>
+      </w:r>
+      <w:proofErr w:type="spellStart"/>
+      <w:r>
+        <w:rPr>
+          <w:rFonts w:ascii="Arial" w:hAnsi="Arial" w:cs="Arial"/>
+          <w:sz w:val="26"/>
+          <w:szCs w:val="26"/>
+          <w:lang w:bidi="he-IL"/>
+        </w:rPr>
+        <w:t>page</w:t>
+      </w:r>
+      <w:proofErr w:type="gramEnd"/>
+      <w:r>
+        <w:rPr>
+          <w:rFonts w:ascii="Arial" w:hAnsi="Arial" w:cs="Arial"/>
+          <w:sz w:val="26"/>
+          <w:szCs w:val="26"/>
+          <w:lang w:bidi="he-IL"/>
+        </w:rPr>
+        <w:t>.</w:t>
+      </w:r>
+      <w:proofErr w:type="gramStart"/>
+      <w:r>
+        <w:rPr>
+          <w:rFonts w:ascii="Arial" w:hAnsi="Arial" w:cs="Arial"/>
+          <w:sz w:val="26"/>
+          <w:szCs w:val="26"/>
+          <w:lang w:bidi="he-IL"/>
+        </w:rPr>
+        <w:t>photos</w:t>
+      </w:r>
+      <w:proofErr w:type="spellEnd"/>
+      <w:r>
+        <w:rPr>
+          <w:rFonts w:ascii="Arial" w:hAnsi="Arial" w:cs="Arial"/>
+          <w:sz w:val="26"/>
+          <w:szCs w:val="26"/>
+          <w:rtl/>
+          <w:lang w:bidi="he-IL"/>
+        </w:rPr>
+        <w:t>[</w:t>
+      </w:r>
+      <w:proofErr w:type="gramEnd"/>
+      <w:r>
+        <w:rPr>
+          <w:rFonts w:ascii="Arial" w:hAnsi="Arial" w:cs="Arial"/>
+          <w:sz w:val="26"/>
+          <w:szCs w:val="26"/>
+          <w:rtl/>
+          <w:lang w:bidi="he-IL"/>
+        </w:rPr>
+        <w:t>1</w:t>
+      </w:r>
+      <w:proofErr w:type="gramStart"/>
+      <w:r>
+        <w:rPr>
+          <w:rFonts w:ascii="Arial" w:hAnsi="Arial" w:cs="Arial"/>
+          <w:sz w:val="26"/>
+          <w:szCs w:val="26"/>
+          <w:rtl/>
+          <w:lang w:bidi="he-IL"/>
+        </w:rPr>
+        <w:t xml:space="preserve">] </w:t>
+      </w:r>
+      <w:r>
+        <w:rPr>
+          <w:rFonts w:ascii="Arial" w:hAnsi="Arial" w:cs="Arial"/>
+          <w:sz w:val="26"/>
+          <w:szCs w:val="26"/>
+          <w:lang w:bidi="he-IL"/>
+        </w:rPr>
+        <w:t>}</w:t>
+      </w:r>
+      <w:proofErr w:type="gramEnd"/>
+      <w:r>
+        <w:rPr>
+          <w:rFonts w:ascii="Arial" w:hAnsi="Arial" w:cs="Arial"/>
+          <w:sz w:val="26"/>
+          <w:szCs w:val="26"/>
+          <w:lang w:bidi="he-IL"/>
+        </w:rPr>
+        <w:t>}</w:t>
       </w:r>
     </w:p>
     <w:p>
@@ -1473,103 +1635,70 @@
         <w:jc w:val="center"/>
         <w:rPr>
           <w:rFonts w:ascii="Arial" w:hAnsi="Arial" w:cs="Arial"/>
-          <w:b/>
-          <w:bCs/>
-          <w:sz w:val="26"/>
-          <w:szCs w:val="26"/>
-          <w:u w:val="single"/>
-          <w:lang w:bidi="he-IL"/>
-        </w:rPr>
-      </w:pPr>
-      <w:r>
-        <w:rPr>
-          <w:rFonts w:ascii="Arial" w:hAnsi="Arial" w:cs="Arial"/>
-          <w:b/>
-          <w:bCs/>
-          <w:sz w:val="26"/>
-          <w:szCs w:val="26"/>
-          <w:u w:val="single"/>
-          <w:lang w:bidi="he-IL"/>
-        </w:rPr>
-        <w:t xml:space="preserve">{{ </w:t>
+          <w:sz w:val="26"/>
+          <w:szCs w:val="26"/>
+          <w:lang w:bidi="he-IL"/>
+        </w:rPr>
+      </w:pPr>
+      <w:r>
+        <w:rPr>
+          <w:rFonts w:ascii="Arial" w:hAnsi="Arial" w:cs="Arial"/>
+          <w:sz w:val="26"/>
+          <w:szCs w:val="26"/>
+          <w:rtl/>
+          <w:lang w:bidi="he-IL"/>
+        </w:rPr>
+        <w:t xml:space="preserve">{% </w:t>
       </w:r>
       <w:proofErr w:type="spellStart"/>
       <w:r>
         <w:rPr>
           <w:rFonts w:ascii="Arial" w:hAnsi="Arial" w:cs="Arial"/>
-          <w:b/>
-          <w:bCs/>
-          <w:sz w:val="26"/>
-          <w:szCs w:val="26"/>
-          <w:u w:val="single"/>
-          <w:lang w:bidi="he-IL"/>
-        </w:rPr>
-        <w:t>page.photos</w:t>
+          <w:sz w:val="26"/>
+          <w:szCs w:val="26"/>
+          <w:lang w:bidi="he-IL"/>
+        </w:rPr>
+        <w:t>elif</w:t>
       </w:r>
       <w:proofErr w:type="spellEnd"/>
       <w:r>
         <w:rPr>
           <w:rFonts w:ascii="Arial" w:hAnsi="Arial" w:cs="Arial"/>
-          <w:b/>
-          <w:bCs/>
-          <w:sz w:val="26"/>
-          <w:szCs w:val="26"/>
-          <w:u w:val="single"/>
-          <w:rtl/>
-          <w:lang w:bidi="he-IL"/>
-        </w:rPr>
-        <w:t xml:space="preserve">[0] </w:t>
-      </w:r>
-      <w:r>
-        <w:rPr>
-          <w:rFonts w:ascii="Arial" w:hAnsi="Arial" w:cs="Arial"/>
-          <w:b/>
-          <w:bCs/>
-          <w:sz w:val="26"/>
-          <w:szCs w:val="26"/>
-          <w:u w:val="single"/>
-          <w:lang w:bidi="he-IL"/>
-        </w:rPr>
-        <w:t xml:space="preserve">}} {{ </w:t>
+          <w:sz w:val="26"/>
+          <w:szCs w:val="26"/>
+          <w:lang w:bidi="he-IL"/>
+        </w:rPr>
+        <w:t xml:space="preserve"> </w:t>
       </w:r>
       <w:proofErr w:type="spellStart"/>
       <w:r>
         <w:rPr>
           <w:rFonts w:ascii="Arial" w:hAnsi="Arial" w:cs="Arial"/>
-          <w:b/>
-          <w:bCs/>
-          <w:sz w:val="26"/>
-          <w:szCs w:val="26"/>
-          <w:u w:val="single"/>
-          <w:lang w:bidi="he-IL"/>
-        </w:rPr>
-        <w:t>page.photos</w:t>
+          <w:sz w:val="26"/>
+          <w:szCs w:val="26"/>
+          <w:lang w:bidi="he-IL"/>
+        </w:rPr>
+        <w:t>page.layout</w:t>
       </w:r>
       <w:proofErr w:type="spellEnd"/>
       <w:r>
         <w:rPr>
           <w:rFonts w:ascii="Arial" w:hAnsi="Arial" w:cs="Arial"/>
-          <w:b/>
-          <w:bCs/>
-          <w:sz w:val="26"/>
-          <w:szCs w:val="26"/>
-          <w:u w:val="single"/>
-          <w:rtl/>
-          <w:lang w:bidi="he-IL"/>
-        </w:rPr>
-        <w:t xml:space="preserve">[1] </w:t>
-      </w:r>
-      <w:r>
-        <w:rPr>
-          <w:rFonts w:ascii="Arial" w:hAnsi="Arial" w:cs="Arial"/>
-          <w:b/>
-          <w:bCs/>
-          <w:sz w:val="26"/>
-          <w:szCs w:val="26"/>
-          <w:u w:val="single"/>
-          <w:lang w:bidi="he-IL"/>
-        </w:rPr>
-        <w:t>}}</w:t>
+          <w:sz w:val="26"/>
+          <w:szCs w:val="26"/>
+          <w:lang w:bidi="he-IL"/>
+        </w:rPr>
+        <w:t xml:space="preserve"> == 'column</w:t>
+      </w:r>
+      <w:r>
+        <w:rPr>
+          <w:rFonts w:ascii="Arial" w:hAnsi="Arial" w:cs="Arial"/>
+          <w:sz w:val="26"/>
+          <w:szCs w:val="26"/>
+          <w:rtl/>
+          <w:lang w:bidi="he-IL"/>
+        </w:rPr>
+        <w:t>' %}</w:t>
       </w:r>
     </w:p>
     <w:p>
@@ -1578,15 +1707,42 @@
         <w:jc w:val="center"/>
         <w:rPr>
           <w:rFonts w:ascii="Arial" w:hAnsi="Arial" w:cs="Arial"/>
-          <w:b/>
-          <w:bCs/>
-          <w:sz w:val="26"/>
-          <w:szCs w:val="26"/>
-          <w:u w:val="single"/>
-          <w:rtl/>
-          <w:lang w:bidi="he-IL"/>
-        </w:rPr>
-      </w:pPr>
+          <w:sz w:val="26"/>
+          <w:szCs w:val="26"/>
+          <w:lang w:bidi="he-IL"/>
+        </w:rPr>
+      </w:pPr>
+      <w:r>
+        <w:rPr>
+          <w:rFonts w:ascii="Arial" w:hAnsi="Arial" w:cs="Arial"/>
+          <w:sz w:val="26"/>
+          <w:szCs w:val="26"/>
+          <w:rtl/>
+          <w:lang w:bidi="he-IL"/>
+        </w:rPr>
+        <w:t xml:space="preserve">{{ </w:t>
+      </w:r>
+      <w:proofErr w:type="spellStart"/>
+      <w:r>
+        <w:rPr>
+          <w:rFonts w:ascii="Arial" w:hAnsi="Arial" w:cs="Arial"/>
+          <w:sz w:val="26"/>
+          <w:szCs w:val="26"/>
+          <w:lang w:bidi="he-IL"/>
+        </w:rPr>
+        <w:t>page.photos</w:t>
+      </w:r>
+      <w:proofErr w:type="spellEnd"/>
+      <w:r>
+        <w:rPr>
+          <w:rFonts w:ascii="Arial" w:hAnsi="Arial" w:cs="Arial"/>
+          <w:sz w:val="26"/>
+          <w:szCs w:val="26"/>
+          <w:rtl/>
+          <w:lang w:bidi="he-IL"/>
+        </w:rPr>
+        <w:t>[0] }}</w:t>
+      </w:r>
     </w:p>
     <w:p>
       <w:pPr>
@@ -1594,91 +1750,41 @@
         <w:jc w:val="center"/>
         <w:rPr>
           <w:rFonts w:ascii="Arial" w:hAnsi="Arial" w:cs="Arial"/>
-          <w:b/>
-          <w:bCs/>
-          <w:sz w:val="26"/>
-          <w:szCs w:val="26"/>
-          <w:u w:val="single"/>
-          <w:lang w:bidi="he-IL"/>
-        </w:rPr>
-      </w:pPr>
-      <w:r>
-        <w:rPr>
-          <w:rFonts w:ascii="Arial" w:hAnsi="Arial" w:cs="Arial"/>
-          <w:b/>
-          <w:bCs/>
-          <w:sz w:val="26"/>
-          <w:szCs w:val="26"/>
-          <w:u w:val="single"/>
-          <w:rtl/>
-          <w:lang w:bidi="he-IL"/>
-        </w:rPr>
-        <w:t xml:space="preserve">{% </w:t>
+          <w:sz w:val="26"/>
+          <w:szCs w:val="26"/>
+          <w:lang w:bidi="he-IL"/>
+        </w:rPr>
+      </w:pPr>
+      <w:r>
+        <w:rPr>
+          <w:rFonts w:ascii="Arial" w:hAnsi="Arial" w:cs="Arial"/>
+          <w:sz w:val="26"/>
+          <w:szCs w:val="26"/>
+          <w:rtl/>
+          <w:lang w:bidi="he-IL"/>
+        </w:rPr>
+        <w:t xml:space="preserve">{{ </w:t>
       </w:r>
       <w:proofErr w:type="spellStart"/>
       <w:r>
         <w:rPr>
           <w:rFonts w:ascii="Arial" w:hAnsi="Arial" w:cs="Arial"/>
-          <w:b/>
-          <w:bCs/>
-          <w:sz w:val="26"/>
-          <w:szCs w:val="26"/>
-          <w:u w:val="single"/>
-          <w:lang w:bidi="he-IL"/>
-        </w:rPr>
-        <w:t>elif</w:t>
+          <w:sz w:val="26"/>
+          <w:szCs w:val="26"/>
+          <w:lang w:bidi="he-IL"/>
+        </w:rPr>
+        <w:t>page.photos</w:t>
       </w:r>
       <w:proofErr w:type="spellEnd"/>
       <w:r>
         <w:rPr>
           <w:rFonts w:ascii="Arial" w:hAnsi="Arial" w:cs="Arial"/>
-          <w:b/>
-          <w:bCs/>
-          <w:sz w:val="26"/>
-          <w:szCs w:val="26"/>
-          <w:u w:val="single"/>
-          <w:lang w:bidi="he-IL"/>
-        </w:rPr>
-        <w:t xml:space="preserve"> </w:t>
-      </w:r>
-      <w:proofErr w:type="spellStart"/>
-      <w:r>
-        <w:rPr>
-          <w:rFonts w:ascii="Arial" w:hAnsi="Arial" w:cs="Arial"/>
-          <w:b/>
-          <w:bCs/>
-          <w:sz w:val="26"/>
-          <w:szCs w:val="26"/>
-          <w:u w:val="single"/>
-          <w:lang w:bidi="he-IL"/>
-        </w:rPr>
-        <w:t>page.layout</w:t>
-      </w:r>
-      <w:proofErr w:type="spellEnd"/>
-      <w:r>
-        <w:rPr>
-          <w:rFonts w:ascii="Arial" w:hAnsi="Arial" w:cs="Arial"/>
-          <w:b/>
-          <w:bCs/>
-          <w:sz w:val="26"/>
-          <w:szCs w:val="26"/>
-          <w:u w:val="single"/>
-          <w:lang w:bidi="he-IL"/>
-        </w:rPr>
-        <w:t xml:space="preserve"> == 'column</w:t>
-      </w:r>
-      <w:r>
-        <w:rPr>
-          <w:rFonts w:ascii="Arial" w:hAnsi="Arial" w:cs="Arial"/>
-          <w:b/>
-          <w:bCs/>
-          <w:sz w:val="26"/>
-          <w:szCs w:val="26"/>
-          <w:u w:val="single"/>
-          <w:rtl/>
-          <w:lang w:bidi="he-IL"/>
-        </w:rPr>
-        <w:t>' %}</w:t>
+          <w:sz w:val="26"/>
+          <w:szCs w:val="26"/>
+          <w:rtl/>
+          <w:lang w:bidi="he-IL"/>
+        </w:rPr>
+        <w:t>[1] }}</w:t>
       </w:r>
     </w:p>
     <w:p>
@@ -1687,53 +1793,39 @@
         <w:jc w:val="center"/>
         <w:rPr>
           <w:rFonts w:ascii="Arial" w:hAnsi="Arial" w:cs="Arial"/>
-          <w:b/>
-          <w:bCs/>
-          <w:sz w:val="26"/>
-          <w:szCs w:val="26"/>
-          <w:u w:val="single"/>
-          <w:lang w:bidi="he-IL"/>
-        </w:rPr>
-      </w:pPr>
-      <w:r>
-        <w:rPr>
-          <w:rFonts w:ascii="Arial" w:hAnsi="Arial" w:cs="Arial"/>
-          <w:b/>
-          <w:bCs/>
-          <w:sz w:val="26"/>
-          <w:szCs w:val="26"/>
-          <w:u w:val="single"/>
-          <w:rtl/>
-          <w:lang w:bidi="he-IL"/>
-        </w:rPr>
-        <w:t xml:space="preserve">{{ </w:t>
-      </w:r>
-      <w:proofErr w:type="spellStart"/>
-      <w:r>
-        <w:rPr>
-          <w:rFonts w:ascii="Arial" w:hAnsi="Arial" w:cs="Arial"/>
-          <w:b/>
-          <w:bCs/>
-          <w:sz w:val="26"/>
-          <w:szCs w:val="26"/>
-          <w:u w:val="single"/>
-          <w:lang w:bidi="he-IL"/>
-        </w:rPr>
-        <w:t>page.photos</w:t>
-      </w:r>
-      <w:proofErr w:type="spellEnd"/>
-      <w:r>
-        <w:rPr>
-          <w:rFonts w:ascii="Arial" w:hAnsi="Arial" w:cs="Arial"/>
-          <w:b/>
-          <w:bCs/>
-          <w:sz w:val="26"/>
-          <w:szCs w:val="26"/>
-          <w:u w:val="single"/>
-          <w:rtl/>
-          <w:lang w:bidi="he-IL"/>
-        </w:rPr>
-        <w:t>[0] }}</w:t>
+          <w:sz w:val="26"/>
+          <w:szCs w:val="26"/>
+          <w:lang w:bidi="he-IL"/>
+        </w:rPr>
+      </w:pPr>
+      <w:r>
+        <w:rPr>
+          <w:rFonts w:ascii="Arial" w:hAnsi="Arial" w:cs="Arial"/>
+          <w:sz w:val="26"/>
+          <w:szCs w:val="26"/>
+          <w:rtl/>
+          <w:lang w:bidi="he-IL"/>
+        </w:rPr>
+        <w:t xml:space="preserve">{% </w:t>
+      </w:r>
+      <w:r>
+        <w:rPr>
+          <w:rFonts w:ascii="Arial" w:hAnsi="Arial" w:cs="Arial"/>
+          <w:sz w:val="26"/>
+          <w:szCs w:val="26"/>
+          <w:lang w:bidi="he-IL"/>
+        </w:rPr>
+        <w:t>else</w:t>
+      </w:r>
+      <w:r>
+        <w:rPr>
+          <w:rFonts w:ascii="Arial" w:hAnsi="Arial" w:cs="Arial"/>
+          <w:sz w:val="26"/>
+          <w:szCs w:val="26"/>
+          <w:rtl/>
+          <w:lang w:bidi="he-IL"/>
+        </w:rPr>
+        <w:t xml:space="preserve"> %}</w:t>
       </w:r>
     </w:p>
     <w:p>
@@ -1742,15 +1834,42 @@
         <w:jc w:val="center"/>
         <w:rPr>
           <w:rFonts w:ascii="Arial" w:hAnsi="Arial" w:cs="Arial"/>
-          <w:b/>
-          <w:bCs/>
-          <w:sz w:val="26"/>
-          <w:szCs w:val="26"/>
-          <w:u w:val="single"/>
-          <w:rtl/>
-          <w:lang w:bidi="he-IL"/>
-        </w:rPr>
-      </w:pPr>
+          <w:sz w:val="26"/>
+          <w:szCs w:val="26"/>
+          <w:lang w:bidi="he-IL"/>
+        </w:rPr>
+      </w:pPr>
+      <w:r>
+        <w:rPr>
+          <w:rFonts w:ascii="Arial" w:hAnsi="Arial" w:cs="Arial"/>
+          <w:sz w:val="26"/>
+          <w:szCs w:val="26"/>
+          <w:rtl/>
+          <w:lang w:bidi="he-IL"/>
+        </w:rPr>
+        <w:t xml:space="preserve">{{ </w:t>
+      </w:r>
+      <w:proofErr w:type="spellStart"/>
+      <w:r>
+        <w:rPr>
+          <w:rFonts w:ascii="Arial" w:hAnsi="Arial" w:cs="Arial"/>
+          <w:sz w:val="26"/>
+          <w:szCs w:val="26"/>
+          <w:lang w:bidi="he-IL"/>
+        </w:rPr>
+        <w:t>page.photos</w:t>
+      </w:r>
+      <w:proofErr w:type="spellEnd"/>
+      <w:r>
+        <w:rPr>
+          <w:rFonts w:ascii="Arial" w:hAnsi="Arial" w:cs="Arial"/>
+          <w:sz w:val="26"/>
+          <w:szCs w:val="26"/>
+          <w:rtl/>
+          <w:lang w:bidi="he-IL"/>
+        </w:rPr>
+        <w:t>[0] }}</w:t>
+      </w:r>
     </w:p>
     <w:p>
       <w:pPr>
@@ -1758,53 +1877,39 @@
         <w:jc w:val="center"/>
         <w:rPr>
           <w:rFonts w:ascii="Arial" w:hAnsi="Arial" w:cs="Arial"/>
-          <w:b/>
-          <w:bCs/>
-          <w:sz w:val="26"/>
-          <w:szCs w:val="26"/>
-          <w:u w:val="single"/>
-          <w:lang w:bidi="he-IL"/>
-        </w:rPr>
-      </w:pPr>
-      <w:r>
-        <w:rPr>
-          <w:rFonts w:ascii="Arial" w:hAnsi="Arial" w:cs="Arial"/>
-          <w:b/>
-          <w:bCs/>
-          <w:sz w:val="26"/>
-          <w:szCs w:val="26"/>
-          <w:u w:val="single"/>
-          <w:rtl/>
-          <w:lang w:bidi="he-IL"/>
-        </w:rPr>
-        <w:t xml:space="preserve">{{ </w:t>
-      </w:r>
-      <w:proofErr w:type="spellStart"/>
-      <w:r>
-        <w:rPr>
-          <w:rFonts w:ascii="Arial" w:hAnsi="Arial" w:cs="Arial"/>
-          <w:b/>
-          <w:bCs/>
-          <w:sz w:val="26"/>
-          <w:szCs w:val="26"/>
-          <w:u w:val="single"/>
-          <w:lang w:bidi="he-IL"/>
-        </w:rPr>
-        <w:t>page.photos</w:t>
-      </w:r>
-      <w:proofErr w:type="spellEnd"/>
-      <w:r>
-        <w:rPr>
-          <w:rFonts w:ascii="Arial" w:hAnsi="Arial" w:cs="Arial"/>
-          <w:b/>
-          <w:bCs/>
-          <w:sz w:val="26"/>
-          <w:szCs w:val="26"/>
-          <w:u w:val="single"/>
-          <w:rtl/>
-          <w:lang w:bidi="he-IL"/>
-        </w:rPr>
-        <w:t>[1] }}</w:t>
+          <w:sz w:val="26"/>
+          <w:szCs w:val="26"/>
+          <w:lang w:bidi="he-IL"/>
+        </w:rPr>
+      </w:pPr>
+      <w:r>
+        <w:rPr>
+          <w:rFonts w:ascii="Arial" w:hAnsi="Arial" w:cs="Arial"/>
+          <w:sz w:val="26"/>
+          <w:szCs w:val="26"/>
+          <w:rtl/>
+          <w:lang w:bidi="he-IL"/>
+        </w:rPr>
+        <w:t xml:space="preserve">{% </w:t>
+      </w:r>
+      <w:r>
+        <w:rPr>
+          <w:rFonts w:ascii="Arial" w:hAnsi="Arial" w:cs="Arial"/>
+          <w:sz w:val="26"/>
+          <w:szCs w:val="26"/>
+          <w:lang w:bidi="he-IL"/>
+        </w:rPr>
+        <w:t>endif</w:t>
+      </w:r>
+      <w:r>
+        <w:rPr>
+          <w:rFonts w:ascii="Arial" w:hAnsi="Arial" w:cs="Arial"/>
+          <w:sz w:val="26"/>
+          <w:szCs w:val="26"/>
+          <w:rtl/>
+          <w:lang w:bidi="he-IL"/>
+        </w:rPr>
+        <w:t xml:space="preserve"> %}</w:t>
       </w:r>
     </w:p>
     <w:p>
@@ -1813,19 +1918,46 @@
         <w:jc w:val="center"/>
         <w:rPr>
           <w:rFonts w:ascii="Arial" w:hAnsi="Arial" w:cs="Arial"/>
-          <w:b/>
-          <w:bCs/>
-          <w:sz w:val="26"/>
-          <w:szCs w:val="26"/>
-          <w:u w:val="single"/>
-          <w:rtl/>
-          <w:lang w:bidi="he-IL"/>
-        </w:rPr>
-      </w:pPr>
+          <w:sz w:val="26"/>
+          <w:szCs w:val="26"/>
+          <w:rtl/>
+          <w:lang w:bidi="he-IL"/>
+        </w:rPr>
+      </w:pPr>
+      <w:r>
+        <w:rPr>
+          <w:rFonts w:ascii="Arial" w:hAnsi="Arial" w:cs="Arial"/>
+          <w:sz w:val="26"/>
+          <w:szCs w:val="26"/>
+          <w:rtl/>
+          <w:lang w:bidi="he-IL"/>
+        </w:rPr>
+        <w:t xml:space="preserve">{% </w:t>
+      </w:r>
+      <w:proofErr w:type="spellStart"/>
+      <w:r>
+        <w:rPr>
+          <w:rFonts w:ascii="Arial" w:hAnsi="Arial" w:cs="Arial"/>
+          <w:sz w:val="26"/>
+          <w:szCs w:val="26"/>
+          <w:lang w:bidi="he-IL"/>
+        </w:rPr>
+        <w:t>endfor</w:t>
+      </w:r>
+      <w:proofErr w:type="spellEnd"/>
+      <w:r>
+        <w:rPr>
+          <w:rFonts w:ascii="Arial" w:hAnsi="Arial" w:cs="Arial"/>
+          <w:sz w:val="26"/>
+          <w:szCs w:val="26"/>
+          <w:rtl/>
+          <w:lang w:bidi="he-IL"/>
+        </w:rPr>
+        <w:t xml:space="preserve"> %}</w:t>
+      </w:r>
     </w:p>
     <w:p>
       <w:pPr>
-        <w:spacing w:line="360" w:lineRule="auto"/>
         <w:jc w:val="center"/>
         <w:rPr>
           <w:rFonts w:ascii="Arial" w:hAnsi="Arial" w:cs="Arial"/>
@@ -1833,308 +1965,20 @@
           <w:bCs/>
           <w:sz w:val="26"/>
           <w:szCs w:val="26"/>
-          <w:u w:val="single"/>
-          <w:lang w:bidi="he-IL"/>
-        </w:rPr>
-      </w:pPr>
-      <w:r>
-        <w:rPr>
-          <w:rFonts w:ascii="Arial" w:hAnsi="Arial" w:cs="Arial"/>
-          <w:b/>
-          <w:bCs/>
-          <w:sz w:val="26"/>
-          <w:szCs w:val="26"/>
-          <w:u w:val="single"/>
-          <w:rtl/>
-          <w:lang w:bidi="he-IL"/>
+          <w:rtl/>
+          <w:lang w:bidi="he-IL"/>
+        </w:rPr>
+      </w:pPr>
+      <w:r>
+        <w:rPr>
+          <w:rFonts w:ascii="Arial" w:hAnsi="Arial" w:cs="Arial" w:hint="cs"/>
+          <w:b/>
+          <w:bCs/>
+          <w:sz w:val="26"/>
+          <w:szCs w:val="26"/>
+          <w:rtl/>
         </w:rPr>
         <w:lastRenderedPageBreak/>
-        <w:t xml:space="preserve">{% </w:t>
-      </w:r>
-      <w:r>
-        <w:rPr>
-          <w:rFonts w:ascii="Arial" w:hAnsi="Arial" w:cs="Arial"/>
-          <w:b/>
-          <w:bCs/>
-          <w:sz w:val="26"/>
-          <w:szCs w:val="26"/>
-          <w:u w:val="single"/>
-          <w:lang w:bidi="he-IL"/>
-        </w:rPr>
-        <w:t>else</w:t>
-      </w:r>
-      <w:r>
-        <w:rPr>
-          <w:rFonts w:ascii="Arial" w:hAnsi="Arial" w:cs="Arial"/>
-          <w:b/>
-          <w:bCs/>
-          <w:sz w:val="26"/>
-          <w:szCs w:val="26"/>
-          <w:u w:val="single"/>
-          <w:rtl/>
-          <w:lang w:bidi="he-IL"/>
-        </w:rPr>
-        <w:t xml:space="preserve"> %}</w:t>
-      </w:r>
-    </w:p>
-    <w:p>
-      <w:pPr>
-        <w:spacing w:line="360" w:lineRule="auto"/>
-        <w:jc w:val="center"/>
-        <w:rPr>
-          <w:rFonts w:ascii="Arial" w:hAnsi="Arial" w:cs="Arial"/>
-          <w:b/>
-          <w:bCs/>
-          <w:sz w:val="26"/>
-          <w:szCs w:val="26"/>
-          <w:u w:val="single"/>
-          <w:lang w:bidi="he-IL"/>
-        </w:rPr>
-      </w:pPr>
-      <w:r>
-        <w:rPr>
-          <w:rFonts w:ascii="Arial" w:hAnsi="Arial" w:cs="Arial"/>
-          <w:b/>
-          <w:bCs/>
-          <w:sz w:val="26"/>
-          <w:szCs w:val="26"/>
-          <w:u w:val="single"/>
-          <w:rtl/>
-          <w:lang w:bidi="he-IL"/>
-        </w:rPr>
-        <w:t xml:space="preserve">{{ </w:t>
-      </w:r>
-      <w:proofErr w:type="spellStart"/>
-      <w:r>
-        <w:rPr>
-          <w:rFonts w:ascii="Arial" w:hAnsi="Arial" w:cs="Arial"/>
-          <w:b/>
-          <w:bCs/>
-          <w:sz w:val="26"/>
-          <w:szCs w:val="26"/>
-          <w:u w:val="single"/>
-          <w:lang w:bidi="he-IL"/>
-        </w:rPr>
-        <w:t>page.photos</w:t>
-      </w:r>
-      <w:proofErr w:type="spellEnd"/>
-      <w:r>
-        <w:rPr>
-          <w:rFonts w:ascii="Arial" w:hAnsi="Arial" w:cs="Arial"/>
-          <w:b/>
-          <w:bCs/>
-          <w:sz w:val="26"/>
-          <w:szCs w:val="26"/>
-          <w:u w:val="single"/>
-          <w:rtl/>
-          <w:lang w:bidi="he-IL"/>
-        </w:rPr>
-        <w:t>[0] }}</w:t>
-      </w:r>
-    </w:p>
-    <w:p>
-      <w:pPr>
-        <w:spacing w:line="360" w:lineRule="auto"/>
-        <w:jc w:val="center"/>
-        <w:rPr>
-          <w:rFonts w:ascii="Arial" w:hAnsi="Arial" w:cs="Arial"/>
-          <w:b/>
-          <w:bCs/>
-          <w:sz w:val="26"/>
-          <w:szCs w:val="26"/>
-          <w:u w:val="single"/>
-          <w:lang w:bidi="he-IL"/>
-        </w:rPr>
-      </w:pPr>
-      <w:r>
-        <w:rPr>
-          <w:rFonts w:ascii="Arial" w:hAnsi="Arial" w:cs="Arial"/>
-          <w:b/>
-          <w:bCs/>
-          <w:sz w:val="26"/>
-          <w:szCs w:val="26"/>
-          <w:u w:val="single"/>
-          <w:rtl/>
-          <w:lang w:bidi="he-IL"/>
-        </w:rPr>
-        <w:t xml:space="preserve">{% </w:t>
-      </w:r>
-      <w:r>
-        <w:rPr>
-          <w:rFonts w:ascii="Arial" w:hAnsi="Arial" w:cs="Arial"/>
-          <w:b/>
-          <w:bCs/>
-          <w:sz w:val="26"/>
-          <w:szCs w:val="26"/>
-          <w:u w:val="single"/>
-          <w:lang w:bidi="he-IL"/>
-        </w:rPr>
-        <w:t>endif</w:t>
-      </w:r>
-      <w:r>
-        <w:rPr>
-          <w:rFonts w:ascii="Arial" w:hAnsi="Arial" w:cs="Arial"/>
-          <w:b/>
-          <w:bCs/>
-          <w:sz w:val="26"/>
-          <w:szCs w:val="26"/>
-          <w:u w:val="single"/>
-          <w:rtl/>
-          <w:lang w:bidi="he-IL"/>
-        </w:rPr>
-        <w:t xml:space="preserve"> %}</w:t>
-      </w:r>
-    </w:p>
-    <w:p>
-      <w:pPr>
-        <w:spacing w:line="360" w:lineRule="auto"/>
-        <w:jc w:val="center"/>
-        <w:rPr>
-          <w:rFonts w:ascii="Arial" w:hAnsi="Arial" w:cs="Arial"/>
-          <w:b/>
-          <w:bCs/>
-          <w:sz w:val="26"/>
-          <w:szCs w:val="26"/>
-          <w:u w:val="single"/>
-          <w:rtl/>
-          <w:lang w:bidi="he-IL"/>
-        </w:rPr>
-      </w:pPr>
-    </w:p>
-    <w:p>
-      <w:pPr>
-        <w:spacing w:line="360" w:lineRule="auto"/>
-        <w:jc w:val="center"/>
-        <w:rPr>
-          <w:rFonts w:ascii="Arial" w:hAnsi="Arial" w:cs="Arial"/>
-          <w:b/>
-          <w:bCs/>
-          <w:sz w:val="26"/>
-          <w:szCs w:val="26"/>
-          <w:u w:val="single"/>
-          <w:rtl/>
-          <w:lang w:bidi="he-IL"/>
-        </w:rPr>
-      </w:pPr>
-      <w:r>
-        <w:rPr>
-          <w:rFonts w:ascii="Arial" w:hAnsi="Arial" w:cs="Arial"/>
-          <w:b/>
-          <w:bCs/>
-          <w:sz w:val="26"/>
-          <w:szCs w:val="26"/>
-          <w:u w:val="single"/>
-          <w:rtl/>
-          <w:lang w:bidi="he-IL"/>
-        </w:rPr>
-        <w:t xml:space="preserve">{% </w:t>
-      </w:r>
-      <w:proofErr w:type="spellStart"/>
-      <w:r>
-        <w:rPr>
-          <w:rFonts w:ascii="Arial" w:hAnsi="Arial" w:cs="Arial"/>
-          <w:b/>
-          <w:bCs/>
-          <w:sz w:val="26"/>
-          <w:szCs w:val="26"/>
-          <w:u w:val="single"/>
-          <w:lang w:bidi="he-IL"/>
-        </w:rPr>
-        <w:t>endfor</w:t>
-      </w:r>
-      <w:proofErr w:type="spellEnd"/>
-      <w:r>
-        <w:rPr>
-          <w:rFonts w:ascii="Arial" w:hAnsi="Arial" w:cs="Arial"/>
-          <w:b/>
-          <w:bCs/>
-          <w:sz w:val="26"/>
-          <w:szCs w:val="26"/>
-          <w:u w:val="single"/>
-          <w:rtl/>
-          <w:lang w:bidi="he-IL"/>
-        </w:rPr>
-        <w:t xml:space="preserve"> %}</w:t>
-      </w:r>
-    </w:p>
-    <w:p>
-      <w:pPr>
-        <w:rPr>
-          <w:rFonts w:ascii="Arial" w:hAnsi="Arial" w:cs="Arial"/>
-          <w:b/>
-          <w:bCs/>
-          <w:sz w:val="26"/>
-          <w:szCs w:val="26"/>
-          <w:u w:val="single"/>
-          <w:rtl/>
-          <w:lang w:val="en-ZA" w:bidi="he-IL"/>
-        </w:rPr>
-      </w:pPr>
-    </w:p>
-    <w:p>
-      <w:pPr>
-        <w:pStyle w:val="NoSpacing"/>
-        <w:spacing w:line="360" w:lineRule="auto"/>
-        <w:ind w:left="1440" w:hanging="1440"/>
-        <w:rPr>
-          <w:rFonts w:asciiTheme="minorBidi" w:hAnsiTheme="minorBidi"/>
-          <w:sz w:val="26"/>
-          <w:szCs w:val="26"/>
-          <w:rtl/>
-        </w:rPr>
-      </w:pPr>
-      <w:bookmarkStart w:id="1" w:name="_Hlk198631539"/>
-    </w:p>
-    <w:p>
-      <w:pPr>
-        <w:pStyle w:val="NoSpacing"/>
-        <w:spacing w:line="360" w:lineRule="auto"/>
-        <w:ind w:left="1440" w:hanging="1440"/>
-        <w:rPr>
-          <w:rFonts w:asciiTheme="minorBidi" w:hAnsiTheme="minorBidi"/>
-          <w:sz w:val="26"/>
-          <w:szCs w:val="26"/>
-          <w:rtl/>
-        </w:rPr>
-      </w:pPr>
-    </w:p>
-    <w:bookmarkEnd w:id="1"/>
-    <w:p>
-      <w:pPr>
-        <w:jc w:val="center"/>
-        <w:rPr>
-          <w:rFonts w:ascii="Arial" w:hAnsi="Arial" w:cs="Arial"/>
-          <w:b/>
-          <w:bCs/>
-          <w:sz w:val="26"/>
-          <w:szCs w:val="26"/>
-          <w:rtl/>
-          <w:lang w:bidi="he-IL"/>
-        </w:rPr>
-      </w:pPr>
-    </w:p>
-    <w:p>
-      <w:pPr>
-        <w:jc w:val="center"/>
-        <w:rPr>
-          <w:rFonts w:ascii="Arial" w:hAnsi="Arial" w:cs="Arial"/>
-          <w:b/>
-          <w:bCs/>
-          <w:sz w:val="26"/>
-          <w:szCs w:val="26"/>
-          <w:rtl/>
-          <w:lang w:bidi="he-IL"/>
-        </w:rPr>
-      </w:pPr>
-      <w:r>
-        <w:rPr>
-          <w:rFonts w:ascii="Arial" w:hAnsi="Arial" w:cs="Arial" w:hint="cs"/>
-          <w:b/>
-          <w:bCs/>
-          <w:sz w:val="26"/>
-          <w:szCs w:val="26"/>
-          <w:rtl/>
-        </w:rPr>
         <w:t>בברכה,</w:t>
       </w:r>
       <w:r>
